--- a/Аннотация.docx
+++ b/Аннотация.docx
@@ -15,6 +15,8 @@
           <w:lang w:eastAsia="ru-RU"/>
         </w:rPr>
       </w:pPr>
+      <w:bookmarkStart w:id="0" w:name="_GoBack"/>
+      <w:bookmarkEnd w:id="0"/>
       <w:r>
         <w:rPr>
           <w:rFonts w:ascii="Times New Roman" w:eastAsia="Times New Roman" w:hAnsi="Times New Roman" w:cs="Times New Roman"/>
@@ -243,7 +245,29 @@
           <w:u w:val="single"/>
           <w:lang w:eastAsia="ru-RU"/>
         </w:rPr>
-        <w:t>ПМ.11  Разработка, администрирование и защита баз данных</w:t>
+        <w:t>ПМ.</w:t>
+      </w:r>
+      <w:proofErr w:type="gramStart"/>
+      <w:r>
+        <w:rPr>
+          <w:rFonts w:ascii="Times New Roman" w:eastAsia="Times New Roman" w:hAnsi="Times New Roman" w:cs="Times New Roman"/>
+          <w:sz w:val="28"/>
+          <w:szCs w:val="24"/>
+          <w:u w:val="single"/>
+          <w:lang w:eastAsia="ru-RU"/>
+        </w:rPr>
+        <w:t>11  Разработка</w:t>
+      </w:r>
+      <w:proofErr w:type="gramEnd"/>
+      <w:r>
+        <w:rPr>
+          <w:rFonts w:ascii="Times New Roman" w:eastAsia="Times New Roman" w:hAnsi="Times New Roman" w:cs="Times New Roman"/>
+          <w:sz w:val="28"/>
+          <w:szCs w:val="24"/>
+          <w:u w:val="single"/>
+          <w:lang w:eastAsia="ru-RU"/>
+        </w:rPr>
+        <w:t>, администрирование и защита баз данных</w:t>
       </w:r>
     </w:p>
     <w:p>
@@ -287,6 +311,7 @@
           <w:lang w:eastAsia="ru-RU"/>
         </w:rPr>
       </w:pPr>
+      <w:proofErr w:type="spellStart"/>
       <w:r>
         <w:rPr>
           <w:rFonts w:ascii="Times New Roman" w:eastAsia="Times New Roman" w:hAnsi="Times New Roman" w:cs="Times New Roman"/>
@@ -304,8 +329,31 @@
           <w:u w:val="single"/>
           <w:lang w:eastAsia="ru-RU"/>
         </w:rPr>
-        <w:t>Сологуб Дениса Мариановича</w:t>
-      </w:r>
+        <w:t>Сологуб</w:t>
+      </w:r>
+      <w:proofErr w:type="spellEnd"/>
+      <w:r>
+        <w:rPr>
+          <w:rFonts w:ascii="Times New Roman" w:eastAsia="Times New Roman" w:hAnsi="Times New Roman" w:cs="Times New Roman"/>
+          <w:sz w:val="28"/>
+          <w:szCs w:val="24"/>
+          <w:u w:val="single"/>
+          <w:lang w:eastAsia="ru-RU"/>
+        </w:rPr>
+        <w:t xml:space="preserve"> Дениса </w:t>
+      </w:r>
+      <w:proofErr w:type="spellStart"/>
+      <w:r>
+        <w:rPr>
+          <w:rFonts w:ascii="Times New Roman" w:eastAsia="Times New Roman" w:hAnsi="Times New Roman" w:cs="Times New Roman"/>
+          <w:sz w:val="28"/>
+          <w:szCs w:val="24"/>
+          <w:u w:val="single"/>
+          <w:lang w:eastAsia="ru-RU"/>
+        </w:rPr>
+        <w:t>Мариановича</w:t>
+      </w:r>
+      <w:proofErr w:type="spellEnd"/>
       <w:r>
         <w:rPr>
           <w:rFonts w:ascii="Times New Roman" w:eastAsia="Times New Roman" w:hAnsi="Times New Roman" w:cs="Times New Roman"/>
@@ -684,6 +732,7 @@
           <w:lang w:eastAsia="ru-RU"/>
         </w:rPr>
       </w:pPr>
+      <w:proofErr w:type="spellStart"/>
       <w:r>
         <w:rPr>
           <w:rFonts w:ascii="Times New Roman" w:eastAsia="Times New Roman" w:hAnsi="Times New Roman" w:cs="Times New Roman"/>
@@ -692,7 +741,18 @@
           <w:u w:val="single"/>
           <w:lang w:eastAsia="ru-RU"/>
         </w:rPr>
-        <w:t>Гжегожевский Сергей Владимирович</w:t>
+        <w:t>Гжегожевский</w:t>
+      </w:r>
+      <w:proofErr w:type="spellEnd"/>
+      <w:r>
+        <w:rPr>
+          <w:rFonts w:ascii="Times New Roman" w:eastAsia="Times New Roman" w:hAnsi="Times New Roman" w:cs="Times New Roman"/>
+          <w:sz w:val="28"/>
+          <w:szCs w:val="28"/>
+          <w:u w:val="single"/>
+          <w:lang w:eastAsia="ru-RU"/>
+        </w:rPr>
+        <w:t xml:space="preserve"> Сергей Владимирович</w:t>
       </w:r>
       <w:r>
         <w:rPr>
@@ -1011,7 +1071,25 @@
           <w:sz w:val="24"/>
           <w:szCs w:val="24"/>
         </w:rPr>
-        <w:t xml:space="preserve">в Ликино-Дулевском политехническом колледже – филиале ГГТУ. </w:t>
+        <w:t>в Ликино-</w:t>
+      </w:r>
+      <w:proofErr w:type="spellStart"/>
+      <w:r>
+        <w:rPr>
+          <w:rFonts w:ascii="Times New Roman" w:hAnsi="Times New Roman" w:cs="Times New Roman"/>
+          <w:sz w:val="24"/>
+          <w:szCs w:val="24"/>
+        </w:rPr>
+        <w:t>Дулевском</w:t>
+      </w:r>
+      <w:proofErr w:type="spellEnd"/>
+      <w:r>
+        <w:rPr>
+          <w:rFonts w:ascii="Times New Roman" w:hAnsi="Times New Roman" w:cs="Times New Roman"/>
+          <w:sz w:val="24"/>
+          <w:szCs w:val="24"/>
+        </w:rPr>
+        <w:t xml:space="preserve"> политехническом колледже – филиале ГГТУ. </w:t>
       </w:r>
     </w:p>
     <w:p>
@@ -1090,7 +1168,25 @@
           <w:sz w:val="24"/>
           <w:szCs w:val="24"/>
         </w:rPr>
-        <w:t>Использование современных case-средств проектирования баз данных</w:t>
+        <w:t xml:space="preserve">Использование современных </w:t>
+      </w:r>
+      <w:proofErr w:type="spellStart"/>
+      <w:r>
+        <w:rPr>
+          <w:rFonts w:ascii="Times New Roman" w:hAnsi="Times New Roman" w:cs="Times New Roman"/>
+          <w:sz w:val="24"/>
+          <w:szCs w:val="24"/>
+        </w:rPr>
+        <w:t>case</w:t>
+      </w:r>
+      <w:proofErr w:type="spellEnd"/>
+      <w:r>
+        <w:rPr>
+          <w:rFonts w:ascii="Times New Roman" w:hAnsi="Times New Roman" w:cs="Times New Roman"/>
+          <w:sz w:val="24"/>
+          <w:szCs w:val="24"/>
+        </w:rPr>
+        <w:t>-средств проектирования баз данных</w:t>
       </w:r>
     </w:p>
     <w:p>
@@ -1148,7 +1244,25 @@
           <w:sz w:val="24"/>
           <w:szCs w:val="24"/>
         </w:rPr>
-        <w:t xml:space="preserve">Реализация и администрирование базы данных в СУБД MySQL </w:t>
+        <w:t xml:space="preserve">Реализация и администрирование базы данных в СУБД </w:t>
+      </w:r>
+      <w:proofErr w:type="spellStart"/>
+      <w:r>
+        <w:rPr>
+          <w:rFonts w:ascii="Times New Roman" w:hAnsi="Times New Roman" w:cs="Times New Roman"/>
+          <w:sz w:val="24"/>
+          <w:szCs w:val="24"/>
+        </w:rPr>
+        <w:t>MySQL</w:t>
+      </w:r>
+      <w:proofErr w:type="spellEnd"/>
+      <w:r>
+        <w:rPr>
+          <w:rFonts w:ascii="Times New Roman" w:hAnsi="Times New Roman" w:cs="Times New Roman"/>
+          <w:sz w:val="24"/>
+          <w:szCs w:val="24"/>
+        </w:rPr>
+        <w:t xml:space="preserve"> </w:t>
       </w:r>
     </w:p>
     <w:p>
@@ -1287,7 +1401,18 @@
           <w:sz w:val="24"/>
           <w:lang w:eastAsia="ru-RU"/>
         </w:rPr>
-        <w:t>Цель:</w:t>
+        <w:t>Цель</w:t>
+      </w:r>
+      <w:proofErr w:type="gramStart"/>
+      <w:r>
+        <w:rPr>
+          <w:rFonts w:ascii="Times New Roman" w:eastAsia="Times New Roman" w:hAnsi="Times New Roman" w:cs="Times New Roman"/>
+          <w:b/>
+          <w:bCs/>
+          <w:sz w:val="24"/>
+          <w:lang w:eastAsia="ru-RU"/>
+        </w:rPr>
+        <w:t>:</w:t>
       </w:r>
       <w:r>
         <w:rPr>
@@ -1305,8 +1430,7 @@
         </w:rPr>
         <w:t>Спроектировать</w:t>
       </w:r>
-      <w:bookmarkStart w:id="0" w:name="_GoBack"/>
-      <w:bookmarkEnd w:id="0"/>
+      <w:proofErr w:type="gramEnd"/>
       <w:r>
         <w:rPr>
           <w:rFonts w:ascii="Times New Roman" w:eastAsia="Times New Roman" w:hAnsi="Times New Roman" w:cs="Times New Roman"/>
@@ -2502,7 +2626,21 @@
         <w:rPr>
           <w:rFonts w:ascii="Times New Roman" w:hAnsi="Times New Roman" w:cs="Times New Roman"/>
         </w:rPr>
-        <w:t>Рис.4 «Органиограмма»</w:t>
+        <w:t>Рис.4 «</w:t>
+      </w:r>
+      <w:proofErr w:type="spellStart"/>
+      <w:r>
+        <w:rPr>
+          <w:rFonts w:ascii="Times New Roman" w:hAnsi="Times New Roman" w:cs="Times New Roman"/>
+        </w:rPr>
+        <w:t>Органиограмма</w:t>
+      </w:r>
+      <w:proofErr w:type="spellEnd"/>
+      <w:r>
+        <w:rPr>
+          <w:rFonts w:ascii="Times New Roman" w:hAnsi="Times New Roman" w:cs="Times New Roman"/>
+        </w:rPr>
+        <w:t>»</w:t>
       </w:r>
     </w:p>
     <w:p>
@@ -2883,7 +3021,39 @@
           <w:rFonts w:ascii="Times New Roman" w:hAnsi="Times New Roman" w:cs="Times New Roman"/>
           <w:sz w:val="24"/>
         </w:rPr>
-        <w:t>Подсчитаем количество товаров в каждой категории (group by)</w:t>
+        <w:t>Подсчитаем количество товаров в каждой категории (</w:t>
+      </w:r>
+      <w:proofErr w:type="spellStart"/>
+      <w:r>
+        <w:rPr>
+          <w:rFonts w:ascii="Times New Roman" w:hAnsi="Times New Roman" w:cs="Times New Roman"/>
+          <w:sz w:val="24"/>
+        </w:rPr>
+        <w:t>group</w:t>
+      </w:r>
+      <w:proofErr w:type="spellEnd"/>
+      <w:r>
+        <w:rPr>
+          <w:rFonts w:ascii="Times New Roman" w:hAnsi="Times New Roman" w:cs="Times New Roman"/>
+          <w:sz w:val="24"/>
+        </w:rPr>
+        <w:t xml:space="preserve"> </w:t>
+      </w:r>
+      <w:proofErr w:type="spellStart"/>
+      <w:r>
+        <w:rPr>
+          <w:rFonts w:ascii="Times New Roman" w:hAnsi="Times New Roman" w:cs="Times New Roman"/>
+          <w:sz w:val="24"/>
+        </w:rPr>
+        <w:t>by</w:t>
+      </w:r>
+      <w:proofErr w:type="spellEnd"/>
+      <w:r>
+        <w:rPr>
+          <w:rFonts w:ascii="Times New Roman" w:hAnsi="Times New Roman" w:cs="Times New Roman"/>
+          <w:sz w:val="24"/>
+        </w:rPr>
+        <w:t>)</w:t>
       </w:r>
     </w:p>
     <w:p>
@@ -2922,7 +3092,61 @@
           <w:sz w:val="20"/>
           <w:lang w:val="en-US"/>
         </w:rPr>
-        <w:t>select c.name_category, count(p.id_Product) as product_count from Category c</w:t>
+        <w:t xml:space="preserve">select </w:t>
+      </w:r>
+      <w:proofErr w:type="spellStart"/>
+      <w:r>
+        <w:rPr>
+          <w:rFonts w:ascii="Consolas" w:hAnsi="Consolas" w:cs="Times New Roman"/>
+          <w:sz w:val="20"/>
+          <w:lang w:val="en-US"/>
+        </w:rPr>
+        <w:t>c.name_category</w:t>
+      </w:r>
+      <w:proofErr w:type="spellEnd"/>
+      <w:r>
+        <w:rPr>
+          <w:rFonts w:ascii="Consolas" w:hAnsi="Consolas" w:cs="Times New Roman"/>
+          <w:sz w:val="20"/>
+          <w:lang w:val="en-US"/>
+        </w:rPr>
+        <w:t>, count(</w:t>
+      </w:r>
+      <w:proofErr w:type="spellStart"/>
+      <w:r>
+        <w:rPr>
+          <w:rFonts w:ascii="Consolas" w:hAnsi="Consolas" w:cs="Times New Roman"/>
+          <w:sz w:val="20"/>
+          <w:lang w:val="en-US"/>
+        </w:rPr>
+        <w:t>p.id_Product</w:t>
+      </w:r>
+      <w:proofErr w:type="spellEnd"/>
+      <w:r>
+        <w:rPr>
+          <w:rFonts w:ascii="Consolas" w:hAnsi="Consolas" w:cs="Times New Roman"/>
+          <w:sz w:val="20"/>
+          <w:lang w:val="en-US"/>
+        </w:rPr>
+        <w:t xml:space="preserve">) as </w:t>
+      </w:r>
+      <w:proofErr w:type="spellStart"/>
+      <w:r>
+        <w:rPr>
+          <w:rFonts w:ascii="Consolas" w:hAnsi="Consolas" w:cs="Times New Roman"/>
+          <w:sz w:val="20"/>
+          <w:lang w:val="en-US"/>
+        </w:rPr>
+        <w:t>product_count</w:t>
+      </w:r>
+      <w:proofErr w:type="spellEnd"/>
+      <w:r>
+        <w:rPr>
+          <w:rFonts w:ascii="Consolas" w:hAnsi="Consolas" w:cs="Times New Roman"/>
+          <w:sz w:val="20"/>
+          <w:lang w:val="en-US"/>
+        </w:rPr>
+        <w:t xml:space="preserve"> from Category c</w:t>
       </w:r>
     </w:p>
     <w:p>
@@ -2941,8 +3165,36 @@
           <w:sz w:val="20"/>
           <w:lang w:val="en-US"/>
         </w:rPr>
-        <w:t>left join Product p on c.id_category = p.id_category</w:t>
-      </w:r>
+        <w:t xml:space="preserve">left join Product p on </w:t>
+      </w:r>
+      <w:proofErr w:type="spellStart"/>
+      <w:r>
+        <w:rPr>
+          <w:rFonts w:ascii="Consolas" w:hAnsi="Consolas" w:cs="Times New Roman"/>
+          <w:sz w:val="20"/>
+          <w:lang w:val="en-US"/>
+        </w:rPr>
+        <w:t>c.id_category</w:t>
+      </w:r>
+      <w:proofErr w:type="spellEnd"/>
+      <w:r>
+        <w:rPr>
+          <w:rFonts w:ascii="Consolas" w:hAnsi="Consolas" w:cs="Times New Roman"/>
+          <w:sz w:val="20"/>
+          <w:lang w:val="en-US"/>
+        </w:rPr>
+        <w:t xml:space="preserve"> = </w:t>
+      </w:r>
+      <w:proofErr w:type="spellStart"/>
+      <w:r>
+        <w:rPr>
+          <w:rFonts w:ascii="Consolas" w:hAnsi="Consolas" w:cs="Times New Roman"/>
+          <w:sz w:val="20"/>
+          <w:lang w:val="en-US"/>
+        </w:rPr>
+        <w:t>p.id_category</w:t>
+      </w:r>
+      <w:proofErr w:type="spellEnd"/>
     </w:p>
     <w:p>
       <w:pPr>
@@ -2960,8 +3212,36 @@
           <w:sz w:val="20"/>
           <w:lang w:val="en-US"/>
         </w:rPr>
-        <w:t>group by c.id_category, c.name_category</w:t>
-      </w:r>
+        <w:t xml:space="preserve">group by </w:t>
+      </w:r>
+      <w:proofErr w:type="spellStart"/>
+      <w:r>
+        <w:rPr>
+          <w:rFonts w:ascii="Consolas" w:hAnsi="Consolas" w:cs="Times New Roman"/>
+          <w:sz w:val="20"/>
+          <w:lang w:val="en-US"/>
+        </w:rPr>
+        <w:t>c.id_category</w:t>
+      </w:r>
+      <w:proofErr w:type="spellEnd"/>
+      <w:r>
+        <w:rPr>
+          <w:rFonts w:ascii="Consolas" w:hAnsi="Consolas" w:cs="Times New Roman"/>
+          <w:sz w:val="20"/>
+          <w:lang w:val="en-US"/>
+        </w:rPr>
+        <w:t xml:space="preserve">, </w:t>
+      </w:r>
+      <w:proofErr w:type="spellStart"/>
+      <w:r>
+        <w:rPr>
+          <w:rFonts w:ascii="Consolas" w:hAnsi="Consolas" w:cs="Times New Roman"/>
+          <w:sz w:val="20"/>
+          <w:lang w:val="en-US"/>
+        </w:rPr>
+        <w:t>c.name_category</w:t>
+      </w:r>
+      <w:proofErr w:type="spellEnd"/>
     </w:p>
     <w:p>
       <w:pPr>
@@ -2979,7 +3259,25 @@
           <w:sz w:val="20"/>
           <w:lang w:val="en-US"/>
         </w:rPr>
-        <w:t>order by product_count desc;</w:t>
+        <w:t xml:space="preserve">order by </w:t>
+      </w:r>
+      <w:proofErr w:type="spellStart"/>
+      <w:r>
+        <w:rPr>
+          <w:rFonts w:ascii="Consolas" w:hAnsi="Consolas" w:cs="Times New Roman"/>
+          <w:sz w:val="20"/>
+          <w:lang w:val="en-US"/>
+        </w:rPr>
+        <w:t>product_count</w:t>
+      </w:r>
+      <w:proofErr w:type="spellEnd"/>
+      <w:r>
+        <w:rPr>
+          <w:rFonts w:ascii="Consolas" w:hAnsi="Consolas" w:cs="Times New Roman"/>
+          <w:sz w:val="20"/>
+          <w:lang w:val="en-US"/>
+        </w:rPr>
+        <w:t xml:space="preserve"> desc;</w:t>
       </w:r>
     </w:p>
     <w:p>
@@ -3206,6 +3504,7 @@
         </w:rPr>
         <w:t xml:space="preserve"> </w:t>
       </w:r>
+      <w:proofErr w:type="spellStart"/>
       <w:r>
         <w:rPr>
           <w:rFonts w:ascii="Times New Roman" w:hAnsi="Times New Roman" w:cs="Times New Roman"/>
@@ -3214,6 +3513,7 @@
         </w:rPr>
         <w:t>высше</w:t>
       </w:r>
+      <w:proofErr w:type="spellEnd"/>
       <w:r>
         <w:rPr>
           <w:rFonts w:ascii="Times New Roman" w:hAnsi="Times New Roman" w:cs="Times New Roman"/>
@@ -3258,7 +3558,25 @@
           <w:sz w:val="20"/>
           <w:lang w:val="en-US"/>
         </w:rPr>
-        <w:t>select Name_tov, price from Product</w:t>
+        <w:t xml:space="preserve">select </w:t>
+      </w:r>
+      <w:proofErr w:type="spellStart"/>
+      <w:r>
+        <w:rPr>
+          <w:rFonts w:ascii="Consolas" w:hAnsi="Consolas" w:cs="Times New Roman"/>
+          <w:sz w:val="20"/>
+          <w:lang w:val="en-US"/>
+        </w:rPr>
+        <w:t>Name_tov</w:t>
+      </w:r>
+      <w:proofErr w:type="spellEnd"/>
+      <w:r>
+        <w:rPr>
+          <w:rFonts w:ascii="Consolas" w:hAnsi="Consolas" w:cs="Times New Roman"/>
+          <w:sz w:val="20"/>
+          <w:lang w:val="en-US"/>
+        </w:rPr>
+        <w:t>, price from Product</w:t>
       </w:r>
     </w:p>
     <w:p>
@@ -3329,12 +3647,69 @@
           <w:sz w:val="20"/>
         </w:rPr>
       </w:pPr>
-      <w:r>
-        <w:rPr>
-          <w:rFonts w:ascii="Consolas" w:hAnsi="Consolas" w:cs="Times New Roman"/>
-          <w:sz w:val="20"/>
-        </w:rPr>
-        <w:t>order by price desc;</w:t>
+      <w:proofErr w:type="spellStart"/>
+      <w:r>
+        <w:rPr>
+          <w:rFonts w:ascii="Consolas" w:hAnsi="Consolas" w:cs="Times New Roman"/>
+          <w:sz w:val="20"/>
+        </w:rPr>
+        <w:t>order</w:t>
+      </w:r>
+      <w:proofErr w:type="spellEnd"/>
+      <w:r>
+        <w:rPr>
+          <w:rFonts w:ascii="Consolas" w:hAnsi="Consolas" w:cs="Times New Roman"/>
+          <w:sz w:val="20"/>
+        </w:rPr>
+        <w:t xml:space="preserve"> </w:t>
+      </w:r>
+      <w:proofErr w:type="spellStart"/>
+      <w:r>
+        <w:rPr>
+          <w:rFonts w:ascii="Consolas" w:hAnsi="Consolas" w:cs="Times New Roman"/>
+          <w:sz w:val="20"/>
+        </w:rPr>
+        <w:t>by</w:t>
+      </w:r>
+      <w:proofErr w:type="spellEnd"/>
+      <w:r>
+        <w:rPr>
+          <w:rFonts w:ascii="Consolas" w:hAnsi="Consolas" w:cs="Times New Roman"/>
+          <w:sz w:val="20"/>
+        </w:rPr>
+        <w:t xml:space="preserve"> </w:t>
+      </w:r>
+      <w:proofErr w:type="spellStart"/>
+      <w:r>
+        <w:rPr>
+          <w:rFonts w:ascii="Consolas" w:hAnsi="Consolas" w:cs="Times New Roman"/>
+          <w:sz w:val="20"/>
+        </w:rPr>
+        <w:t>price</w:t>
+      </w:r>
+      <w:proofErr w:type="spellEnd"/>
+      <w:r>
+        <w:rPr>
+          <w:rFonts w:ascii="Consolas" w:hAnsi="Consolas" w:cs="Times New Roman"/>
+          <w:sz w:val="20"/>
+        </w:rPr>
+        <w:t xml:space="preserve"> </w:t>
+      </w:r>
+      <w:proofErr w:type="spellStart"/>
+      <w:r>
+        <w:rPr>
+          <w:rFonts w:ascii="Consolas" w:hAnsi="Consolas" w:cs="Times New Roman"/>
+          <w:sz w:val="20"/>
+        </w:rPr>
+        <w:t>desc</w:t>
+      </w:r>
+      <w:proofErr w:type="spellEnd"/>
+      <w:r>
+        <w:rPr>
+          <w:rFonts w:ascii="Consolas" w:hAnsi="Consolas" w:cs="Times New Roman"/>
+          <w:sz w:val="20"/>
+        </w:rPr>
+        <w:t>;</w:t>
       </w:r>
     </w:p>
     <w:p>
@@ -3574,8 +3949,110 @@
           <w:sz w:val="20"/>
           <w:lang w:val="en-US"/>
         </w:rPr>
-        <w:t>select o.Code as order_code, o.order_date, o.status, b.Buyer_name, b.number_buy</w:t>
-      </w:r>
+        <w:t xml:space="preserve">select </w:t>
+      </w:r>
+      <w:proofErr w:type="spellStart"/>
+      <w:proofErr w:type="gramStart"/>
+      <w:r>
+        <w:rPr>
+          <w:rFonts w:ascii="Consolas" w:hAnsi="Consolas" w:cs="Times New Roman"/>
+          <w:sz w:val="20"/>
+          <w:lang w:val="en-US"/>
+        </w:rPr>
+        <w:t>o.Code</w:t>
+      </w:r>
+      <w:proofErr w:type="spellEnd"/>
+      <w:proofErr w:type="gramEnd"/>
+      <w:r>
+        <w:rPr>
+          <w:rFonts w:ascii="Consolas" w:hAnsi="Consolas" w:cs="Times New Roman"/>
+          <w:sz w:val="20"/>
+          <w:lang w:val="en-US"/>
+        </w:rPr>
+        <w:t xml:space="preserve"> as </w:t>
+      </w:r>
+      <w:proofErr w:type="spellStart"/>
+      <w:r>
+        <w:rPr>
+          <w:rFonts w:ascii="Consolas" w:hAnsi="Consolas" w:cs="Times New Roman"/>
+          <w:sz w:val="20"/>
+          <w:lang w:val="en-US"/>
+        </w:rPr>
+        <w:t>order_code</w:t>
+      </w:r>
+      <w:proofErr w:type="spellEnd"/>
+      <w:r>
+        <w:rPr>
+          <w:rFonts w:ascii="Consolas" w:hAnsi="Consolas" w:cs="Times New Roman"/>
+          <w:sz w:val="20"/>
+          <w:lang w:val="en-US"/>
+        </w:rPr>
+        <w:t xml:space="preserve">, </w:t>
+      </w:r>
+      <w:proofErr w:type="spellStart"/>
+      <w:r>
+        <w:rPr>
+          <w:rFonts w:ascii="Consolas" w:hAnsi="Consolas" w:cs="Times New Roman"/>
+          <w:sz w:val="20"/>
+          <w:lang w:val="en-US"/>
+        </w:rPr>
+        <w:t>o.order_date</w:t>
+      </w:r>
+      <w:proofErr w:type="spellEnd"/>
+      <w:r>
+        <w:rPr>
+          <w:rFonts w:ascii="Consolas" w:hAnsi="Consolas" w:cs="Times New Roman"/>
+          <w:sz w:val="20"/>
+          <w:lang w:val="en-US"/>
+        </w:rPr>
+        <w:t xml:space="preserve">, </w:t>
+      </w:r>
+      <w:proofErr w:type="spellStart"/>
+      <w:r>
+        <w:rPr>
+          <w:rFonts w:ascii="Consolas" w:hAnsi="Consolas" w:cs="Times New Roman"/>
+          <w:sz w:val="20"/>
+          <w:lang w:val="en-US"/>
+        </w:rPr>
+        <w:t>o.status</w:t>
+      </w:r>
+      <w:proofErr w:type="spellEnd"/>
+      <w:r>
+        <w:rPr>
+          <w:rFonts w:ascii="Consolas" w:hAnsi="Consolas" w:cs="Times New Roman"/>
+          <w:sz w:val="20"/>
+          <w:lang w:val="en-US"/>
+        </w:rPr>
+        <w:t xml:space="preserve">, </w:t>
+      </w:r>
+      <w:proofErr w:type="spellStart"/>
+      <w:r>
+        <w:rPr>
+          <w:rFonts w:ascii="Consolas" w:hAnsi="Consolas" w:cs="Times New Roman"/>
+          <w:sz w:val="20"/>
+          <w:lang w:val="en-US"/>
+        </w:rPr>
+        <w:t>b.Buyer_name</w:t>
+      </w:r>
+      <w:proofErr w:type="spellEnd"/>
+      <w:r>
+        <w:rPr>
+          <w:rFonts w:ascii="Consolas" w:hAnsi="Consolas" w:cs="Times New Roman"/>
+          <w:sz w:val="20"/>
+          <w:lang w:val="en-US"/>
+        </w:rPr>
+        <w:t xml:space="preserve">, </w:t>
+      </w:r>
+      <w:proofErr w:type="spellStart"/>
+      <w:r>
+        <w:rPr>
+          <w:rFonts w:ascii="Consolas" w:hAnsi="Consolas" w:cs="Times New Roman"/>
+          <w:sz w:val="20"/>
+          <w:lang w:val="en-US"/>
+        </w:rPr>
+        <w:t>b.number_buy</w:t>
+      </w:r>
+      <w:proofErr w:type="spellEnd"/>
     </w:p>
     <w:p>
       <w:pPr>
@@ -3614,8 +4091,36 @@
           <w:sz w:val="20"/>
           <w:lang w:val="en-US"/>
         </w:rPr>
-        <w:t>right join Orders o on b.id_buyers = o.id_buyers</w:t>
-      </w:r>
+        <w:t xml:space="preserve">right join Orders o on </w:t>
+      </w:r>
+      <w:proofErr w:type="spellStart"/>
+      <w:r>
+        <w:rPr>
+          <w:rFonts w:ascii="Consolas" w:hAnsi="Consolas" w:cs="Times New Roman"/>
+          <w:sz w:val="20"/>
+          <w:lang w:val="en-US"/>
+        </w:rPr>
+        <w:t>b.id_buyers</w:t>
+      </w:r>
+      <w:proofErr w:type="spellEnd"/>
+      <w:r>
+        <w:rPr>
+          <w:rFonts w:ascii="Consolas" w:hAnsi="Consolas" w:cs="Times New Roman"/>
+          <w:sz w:val="20"/>
+          <w:lang w:val="en-US"/>
+        </w:rPr>
+        <w:t xml:space="preserve"> = </w:t>
+      </w:r>
+      <w:proofErr w:type="spellStart"/>
+      <w:r>
+        <w:rPr>
+          <w:rFonts w:ascii="Consolas" w:hAnsi="Consolas" w:cs="Times New Roman"/>
+          <w:sz w:val="20"/>
+          <w:lang w:val="en-US"/>
+        </w:rPr>
+        <w:t>o.id_buyers</w:t>
+      </w:r>
+      <w:proofErr w:type="spellEnd"/>
     </w:p>
     <w:p>
       <w:pPr>
@@ -3634,7 +4139,35 @@
           <w:sz w:val="20"/>
           <w:lang w:val="en-US"/>
         </w:rPr>
-        <w:t>order by o.order_date desc;</w:t>
+        <w:t xml:space="preserve">order by </w:t>
+      </w:r>
+      <w:proofErr w:type="spellStart"/>
+      <w:proofErr w:type="gramStart"/>
+      <w:r>
+        <w:rPr>
+          <w:rFonts w:ascii="Consolas" w:hAnsi="Consolas" w:cs="Times New Roman"/>
+          <w:sz w:val="20"/>
+          <w:lang w:val="en-US"/>
+        </w:rPr>
+        <w:t>o.order</w:t>
+      </w:r>
+      <w:proofErr w:type="gramEnd"/>
+      <w:r>
+        <w:rPr>
+          <w:rFonts w:ascii="Consolas" w:hAnsi="Consolas" w:cs="Times New Roman"/>
+          <w:sz w:val="20"/>
+          <w:lang w:val="en-US"/>
+        </w:rPr>
+        <w:t>_date</w:t>
+      </w:r>
+      <w:proofErr w:type="spellEnd"/>
+      <w:r>
+        <w:rPr>
+          <w:rFonts w:ascii="Consolas" w:hAnsi="Consolas" w:cs="Times New Roman"/>
+          <w:sz w:val="20"/>
+          <w:lang w:val="en-US"/>
+        </w:rPr>
+        <w:t xml:space="preserve"> desc;</w:t>
       </w:r>
     </w:p>
     <w:p>
@@ -3903,8 +4436,28 @@
           <w:sz w:val="20"/>
           <w:lang w:val="en-US"/>
         </w:rPr>
-        <w:t>create procedure getordercount(</w:t>
-      </w:r>
+        <w:t xml:space="preserve">create procedure </w:t>
+      </w:r>
+      <w:proofErr w:type="spellStart"/>
+      <w:proofErr w:type="gramStart"/>
+      <w:r>
+        <w:rPr>
+          <w:rFonts w:ascii="Consolas" w:hAnsi="Consolas" w:cs="Times New Roman"/>
+          <w:sz w:val="20"/>
+          <w:lang w:val="en-US"/>
+        </w:rPr>
+        <w:t>getordercount</w:t>
+      </w:r>
+      <w:proofErr w:type="spellEnd"/>
+      <w:r>
+        <w:rPr>
+          <w:rFonts w:ascii="Consolas" w:hAnsi="Consolas" w:cs="Times New Roman"/>
+          <w:sz w:val="20"/>
+          <w:lang w:val="en-US"/>
+        </w:rPr>
+        <w:t>(</w:t>
+      </w:r>
+      <w:proofErr w:type="gramEnd"/>
     </w:p>
     <w:p>
       <w:pPr>
@@ -3923,7 +4476,25 @@
           <w:sz w:val="20"/>
           <w:lang w:val="en-US"/>
         </w:rPr>
-        <w:t xml:space="preserve">    in buyer_id int,</w:t>
+        <w:t xml:space="preserve">    in </w:t>
+      </w:r>
+      <w:proofErr w:type="spellStart"/>
+      <w:r>
+        <w:rPr>
+          <w:rFonts w:ascii="Consolas" w:hAnsi="Consolas" w:cs="Times New Roman"/>
+          <w:sz w:val="20"/>
+          <w:lang w:val="en-US"/>
+        </w:rPr>
+        <w:t>buyer_id</w:t>
+      </w:r>
+      <w:proofErr w:type="spellEnd"/>
+      <w:r>
+        <w:rPr>
+          <w:rFonts w:ascii="Consolas" w:hAnsi="Consolas" w:cs="Times New Roman"/>
+          <w:sz w:val="20"/>
+          <w:lang w:val="en-US"/>
+        </w:rPr>
+        <w:t xml:space="preserve"> int,</w:t>
       </w:r>
     </w:p>
     <w:p>
@@ -3943,7 +4514,25 @@
           <w:sz w:val="20"/>
           <w:lang w:val="en-US"/>
         </w:rPr>
-        <w:t xml:space="preserve">    out order_count int,</w:t>
+        <w:t xml:space="preserve">    out </w:t>
+      </w:r>
+      <w:proofErr w:type="spellStart"/>
+      <w:r>
+        <w:rPr>
+          <w:rFonts w:ascii="Consolas" w:hAnsi="Consolas" w:cs="Times New Roman"/>
+          <w:sz w:val="20"/>
+          <w:lang w:val="en-US"/>
+        </w:rPr>
+        <w:t>order_count</w:t>
+      </w:r>
+      <w:proofErr w:type="spellEnd"/>
+      <w:r>
+        <w:rPr>
+          <w:rFonts w:ascii="Consolas" w:hAnsi="Consolas" w:cs="Times New Roman"/>
+          <w:sz w:val="20"/>
+          <w:lang w:val="en-US"/>
+        </w:rPr>
+        <w:t xml:space="preserve"> int,</w:t>
       </w:r>
     </w:p>
     <w:p>
@@ -3963,7 +4552,43 @@
           <w:sz w:val="20"/>
           <w:lang w:val="en-US"/>
         </w:rPr>
-        <w:t xml:space="preserve">    out total_sum decimal(15,2)</w:t>
+        <w:t xml:space="preserve">    out </w:t>
+      </w:r>
+      <w:proofErr w:type="spellStart"/>
+      <w:r>
+        <w:rPr>
+          <w:rFonts w:ascii="Consolas" w:hAnsi="Consolas" w:cs="Times New Roman"/>
+          <w:sz w:val="20"/>
+          <w:lang w:val="en-US"/>
+        </w:rPr>
+        <w:t>total_sum</w:t>
+      </w:r>
+      <w:proofErr w:type="spellEnd"/>
+      <w:r>
+        <w:rPr>
+          <w:rFonts w:ascii="Consolas" w:hAnsi="Consolas" w:cs="Times New Roman"/>
+          <w:sz w:val="20"/>
+          <w:lang w:val="en-US"/>
+        </w:rPr>
+        <w:t xml:space="preserve"> </w:t>
+      </w:r>
+      <w:proofErr w:type="gramStart"/>
+      <w:r>
+        <w:rPr>
+          <w:rFonts w:ascii="Consolas" w:hAnsi="Consolas" w:cs="Times New Roman"/>
+          <w:sz w:val="20"/>
+          <w:lang w:val="en-US"/>
+        </w:rPr>
+        <w:t>decimal(</w:t>
+      </w:r>
+      <w:proofErr w:type="gramEnd"/>
+      <w:r>
+        <w:rPr>
+          <w:rFonts w:ascii="Consolas" w:hAnsi="Consolas" w:cs="Times New Roman"/>
+          <w:sz w:val="20"/>
+          <w:lang w:val="en-US"/>
+        </w:rPr>
+        <w:t>15,2)</w:t>
       </w:r>
     </w:p>
     <w:p>
@@ -4023,8 +4648,36 @@
           <w:sz w:val="20"/>
           <w:lang w:val="en-US"/>
         </w:rPr>
-        <w:t xml:space="preserve">    select count(*) into order_count</w:t>
-      </w:r>
+        <w:t xml:space="preserve">    select </w:t>
+      </w:r>
+      <w:proofErr w:type="gramStart"/>
+      <w:r>
+        <w:rPr>
+          <w:rFonts w:ascii="Consolas" w:hAnsi="Consolas" w:cs="Times New Roman"/>
+          <w:sz w:val="20"/>
+          <w:lang w:val="en-US"/>
+        </w:rPr>
+        <w:t>count(</w:t>
+      </w:r>
+      <w:proofErr w:type="gramEnd"/>
+      <w:r>
+        <w:rPr>
+          <w:rFonts w:ascii="Consolas" w:hAnsi="Consolas" w:cs="Times New Roman"/>
+          <w:sz w:val="20"/>
+          <w:lang w:val="en-US"/>
+        </w:rPr>
+        <w:t xml:space="preserve">*) into </w:t>
+      </w:r>
+      <w:proofErr w:type="spellStart"/>
+      <w:r>
+        <w:rPr>
+          <w:rFonts w:ascii="Consolas" w:hAnsi="Consolas" w:cs="Times New Roman"/>
+          <w:sz w:val="20"/>
+          <w:lang w:val="en-US"/>
+        </w:rPr>
+        <w:t>order_count</w:t>
+      </w:r>
+      <w:proofErr w:type="spellEnd"/>
     </w:p>
     <w:p>
       <w:pPr>
@@ -4063,7 +4716,43 @@
           <w:sz w:val="20"/>
           <w:lang w:val="en-US"/>
         </w:rPr>
-        <w:t xml:space="preserve">    where id_buyers = buyer_id;</w:t>
+        <w:t xml:space="preserve">    where </w:t>
+      </w:r>
+      <w:proofErr w:type="spellStart"/>
+      <w:r>
+        <w:rPr>
+          <w:rFonts w:ascii="Consolas" w:hAnsi="Consolas" w:cs="Times New Roman"/>
+          <w:sz w:val="20"/>
+          <w:lang w:val="en-US"/>
+        </w:rPr>
+        <w:t>id_buyers</w:t>
+      </w:r>
+      <w:proofErr w:type="spellEnd"/>
+      <w:r>
+        <w:rPr>
+          <w:rFonts w:ascii="Consolas" w:hAnsi="Consolas" w:cs="Times New Roman"/>
+          <w:sz w:val="20"/>
+          <w:lang w:val="en-US"/>
+        </w:rPr>
+        <w:t xml:space="preserve"> = </w:t>
+      </w:r>
+      <w:proofErr w:type="spellStart"/>
+      <w:r>
+        <w:rPr>
+          <w:rFonts w:ascii="Consolas" w:hAnsi="Consolas" w:cs="Times New Roman"/>
+          <w:sz w:val="20"/>
+          <w:lang w:val="en-US"/>
+        </w:rPr>
+        <w:t>buyer_id</w:t>
+      </w:r>
+      <w:proofErr w:type="spellEnd"/>
+      <w:r>
+        <w:rPr>
+          <w:rFonts w:ascii="Consolas" w:hAnsi="Consolas" w:cs="Times New Roman"/>
+          <w:sz w:val="20"/>
+          <w:lang w:val="en-US"/>
+        </w:rPr>
+        <w:t>;</w:t>
       </w:r>
     </w:p>
     <w:p>
@@ -4083,8 +4772,72 @@
           <w:sz w:val="20"/>
           <w:lang w:val="en-US"/>
         </w:rPr>
-        <w:t xml:space="preserve">    select coalesce(sum(oi.quantity * oi.price_at_order), 0) into total_sum</w:t>
-      </w:r>
+        <w:t xml:space="preserve">    select </w:t>
+      </w:r>
+      <w:proofErr w:type="gramStart"/>
+      <w:r>
+        <w:rPr>
+          <w:rFonts w:ascii="Consolas" w:hAnsi="Consolas" w:cs="Times New Roman"/>
+          <w:sz w:val="20"/>
+          <w:lang w:val="en-US"/>
+        </w:rPr>
+        <w:t>coalesce(</w:t>
+      </w:r>
+      <w:proofErr w:type="gramEnd"/>
+      <w:r>
+        <w:rPr>
+          <w:rFonts w:ascii="Consolas" w:hAnsi="Consolas" w:cs="Times New Roman"/>
+          <w:sz w:val="20"/>
+          <w:lang w:val="en-US"/>
+        </w:rPr>
+        <w:t>sum(</w:t>
+      </w:r>
+      <w:proofErr w:type="spellStart"/>
+      <w:r>
+        <w:rPr>
+          <w:rFonts w:ascii="Consolas" w:hAnsi="Consolas" w:cs="Times New Roman"/>
+          <w:sz w:val="20"/>
+          <w:lang w:val="en-US"/>
+        </w:rPr>
+        <w:t>oi.quantity</w:t>
+      </w:r>
+      <w:proofErr w:type="spellEnd"/>
+      <w:r>
+        <w:rPr>
+          <w:rFonts w:ascii="Consolas" w:hAnsi="Consolas" w:cs="Times New Roman"/>
+          <w:sz w:val="20"/>
+          <w:lang w:val="en-US"/>
+        </w:rPr>
+        <w:t xml:space="preserve"> * </w:t>
+      </w:r>
+      <w:proofErr w:type="spellStart"/>
+      <w:r>
+        <w:rPr>
+          <w:rFonts w:ascii="Consolas" w:hAnsi="Consolas" w:cs="Times New Roman"/>
+          <w:sz w:val="20"/>
+          <w:lang w:val="en-US"/>
+        </w:rPr>
+        <w:t>oi.price_at_order</w:t>
+      </w:r>
+      <w:proofErr w:type="spellEnd"/>
+      <w:r>
+        <w:rPr>
+          <w:rFonts w:ascii="Consolas" w:hAnsi="Consolas" w:cs="Times New Roman"/>
+          <w:sz w:val="20"/>
+          <w:lang w:val="en-US"/>
+        </w:rPr>
+        <w:t xml:space="preserve">), 0) into </w:t>
+      </w:r>
+      <w:proofErr w:type="spellStart"/>
+      <w:r>
+        <w:rPr>
+          <w:rFonts w:ascii="Consolas" w:hAnsi="Consolas" w:cs="Times New Roman"/>
+          <w:sz w:val="20"/>
+          <w:lang w:val="en-US"/>
+        </w:rPr>
+        <w:t>total_sum</w:t>
+      </w:r>
+      <w:proofErr w:type="spellEnd"/>
     </w:p>
     <w:p>
       <w:pPr>
@@ -4123,8 +4876,54 @@
           <w:sz w:val="20"/>
           <w:lang w:val="en-US"/>
         </w:rPr>
-        <w:t xml:space="preserve">    join order_items oi on o.id_order = oi.id_order</w:t>
-      </w:r>
+        <w:t xml:space="preserve">    join </w:t>
+      </w:r>
+      <w:proofErr w:type="spellStart"/>
+      <w:r>
+        <w:rPr>
+          <w:rFonts w:ascii="Consolas" w:hAnsi="Consolas" w:cs="Times New Roman"/>
+          <w:sz w:val="20"/>
+          <w:lang w:val="en-US"/>
+        </w:rPr>
+        <w:t>order_items</w:t>
+      </w:r>
+      <w:proofErr w:type="spellEnd"/>
+      <w:r>
+        <w:rPr>
+          <w:rFonts w:ascii="Consolas" w:hAnsi="Consolas" w:cs="Times New Roman"/>
+          <w:sz w:val="20"/>
+          <w:lang w:val="en-US"/>
+        </w:rPr>
+        <w:t xml:space="preserve"> oi on </w:t>
+      </w:r>
+      <w:proofErr w:type="spellStart"/>
+      <w:r>
+        <w:rPr>
+          <w:rFonts w:ascii="Consolas" w:hAnsi="Consolas" w:cs="Times New Roman"/>
+          <w:sz w:val="20"/>
+          <w:lang w:val="en-US"/>
+        </w:rPr>
+        <w:t>o.id_order</w:t>
+      </w:r>
+      <w:proofErr w:type="spellEnd"/>
+      <w:r>
+        <w:rPr>
+          <w:rFonts w:ascii="Consolas" w:hAnsi="Consolas" w:cs="Times New Roman"/>
+          <w:sz w:val="20"/>
+          <w:lang w:val="en-US"/>
+        </w:rPr>
+        <w:t xml:space="preserve"> = </w:t>
+      </w:r>
+      <w:proofErr w:type="spellStart"/>
+      <w:r>
+        <w:rPr>
+          <w:rFonts w:ascii="Consolas" w:hAnsi="Consolas" w:cs="Times New Roman"/>
+          <w:sz w:val="20"/>
+          <w:lang w:val="en-US"/>
+        </w:rPr>
+        <w:t>oi.id_order</w:t>
+      </w:r>
+      <w:proofErr w:type="spellEnd"/>
     </w:p>
     <w:p>
       <w:pPr>
@@ -4143,7 +4942,43 @@
           <w:sz w:val="20"/>
           <w:lang w:val="en-US"/>
         </w:rPr>
-        <w:t xml:space="preserve">    where o.id_buyers = buyer_id;</w:t>
+        <w:t xml:space="preserve">    where </w:t>
+      </w:r>
+      <w:proofErr w:type="spellStart"/>
+      <w:r>
+        <w:rPr>
+          <w:rFonts w:ascii="Consolas" w:hAnsi="Consolas" w:cs="Times New Roman"/>
+          <w:sz w:val="20"/>
+          <w:lang w:val="en-US"/>
+        </w:rPr>
+        <w:t>o.id_buyers</w:t>
+      </w:r>
+      <w:proofErr w:type="spellEnd"/>
+      <w:r>
+        <w:rPr>
+          <w:rFonts w:ascii="Consolas" w:hAnsi="Consolas" w:cs="Times New Roman"/>
+          <w:sz w:val="20"/>
+          <w:lang w:val="en-US"/>
+        </w:rPr>
+        <w:t xml:space="preserve"> = </w:t>
+      </w:r>
+      <w:proofErr w:type="spellStart"/>
+      <w:r>
+        <w:rPr>
+          <w:rFonts w:ascii="Consolas" w:hAnsi="Consolas" w:cs="Times New Roman"/>
+          <w:sz w:val="20"/>
+          <w:lang w:val="en-US"/>
+        </w:rPr>
+        <w:t>buyer_id</w:t>
+      </w:r>
+      <w:proofErr w:type="spellEnd"/>
+      <w:r>
+        <w:rPr>
+          <w:rFonts w:ascii="Consolas" w:hAnsi="Consolas" w:cs="Times New Roman"/>
+          <w:sz w:val="20"/>
+          <w:lang w:val="en-US"/>
+        </w:rPr>
+        <w:t>;</w:t>
       </w:r>
     </w:p>
     <w:p>
@@ -4177,6 +5012,7 @@
           <w:lang w:val="en-US"/>
         </w:rPr>
       </w:pPr>
+      <w:proofErr w:type="gramStart"/>
       <w:r>
         <w:rPr>
           <w:rFonts w:ascii="Consolas" w:hAnsi="Consolas" w:cs="Times New Roman"/>
@@ -4185,6 +5021,7 @@
         </w:rPr>
         <w:t>delimiter ;</w:t>
       </w:r>
+      <w:proofErr w:type="gramEnd"/>
     </w:p>
     <w:p>
       <w:pPr>
@@ -4230,7 +5067,35 @@
           <w:sz w:val="20"/>
           <w:lang w:val="en-US"/>
         </w:rPr>
-        <w:t>call getordercount(5, @count, @sum);</w:t>
+        <w:t xml:space="preserve">call </w:t>
+      </w:r>
+      <w:proofErr w:type="spellStart"/>
+      <w:proofErr w:type="gramStart"/>
+      <w:r>
+        <w:rPr>
+          <w:rFonts w:ascii="Consolas" w:hAnsi="Consolas" w:cs="Times New Roman"/>
+          <w:sz w:val="20"/>
+          <w:lang w:val="en-US"/>
+        </w:rPr>
+        <w:t>getordercount</w:t>
+      </w:r>
+      <w:proofErr w:type="spellEnd"/>
+      <w:r>
+        <w:rPr>
+          <w:rFonts w:ascii="Consolas" w:hAnsi="Consolas" w:cs="Times New Roman"/>
+          <w:sz w:val="20"/>
+          <w:lang w:val="en-US"/>
+        </w:rPr>
+        <w:t>(</w:t>
+      </w:r>
+      <w:proofErr w:type="gramEnd"/>
+      <w:r>
+        <w:rPr>
+          <w:rFonts w:ascii="Consolas" w:hAnsi="Consolas" w:cs="Times New Roman"/>
+          <w:sz w:val="20"/>
+          <w:lang w:val="en-US"/>
+        </w:rPr>
+        <w:t>5, @count, @sum);</w:t>
       </w:r>
     </w:p>
     <w:p>
@@ -4403,9 +5268,9 @@
           <w:lang w:eastAsia="ru-RU"/>
         </w:rPr>
         <w:drawing>
-          <wp:inline distT="0" distB="0" distL="0" distR="0" wp14:anchorId="2D2CA6A0" wp14:editId="2A75D195">
-            <wp:extent cx="1830070" cy="589054"/>
-            <wp:effectExtent l="0" t="0" r="0" b="1905"/>
+          <wp:inline distT="0" distB="0" distL="0" distR="0" wp14:anchorId="2D2CA6A0" wp14:editId="5D725463">
+            <wp:extent cx="2201660" cy="708660"/>
+            <wp:effectExtent l="0" t="0" r="8255" b="0"/>
             <wp:docPr id="28" name="Рисунок 28"/>
             <wp:cNvGraphicFramePr>
               <a:graphicFrameLocks xmlns:a="http://schemas.openxmlformats.org/drawingml/2006/main" noChangeAspect="1"/>
@@ -4426,7 +5291,7 @@
                   <pic:spPr>
                     <a:xfrm>
                       <a:off x="0" y="0"/>
-                      <a:ext cx="1881993" cy="605767"/>
+                      <a:ext cx="2276333" cy="732695"/>
                     </a:xfrm>
                     <a:prstGeom prst="rect">
                       <a:avLst/>
@@ -4587,7 +5452,35 @@
           <w:sz w:val="20"/>
           <w:lang w:val="en-US"/>
         </w:rPr>
-        <w:t>create function getwarehousetotalvalue()</w:t>
+        <w:t xml:space="preserve">create function </w:t>
+      </w:r>
+      <w:proofErr w:type="spellStart"/>
+      <w:proofErr w:type="gramStart"/>
+      <w:r>
+        <w:rPr>
+          <w:rFonts w:ascii="Consolas" w:hAnsi="Consolas" w:cs="Times New Roman"/>
+          <w:sz w:val="20"/>
+          <w:lang w:val="en-US"/>
+        </w:rPr>
+        <w:t>getwarehousetotalvalue</w:t>
+      </w:r>
+      <w:proofErr w:type="spellEnd"/>
+      <w:r>
+        <w:rPr>
+          <w:rFonts w:ascii="Consolas" w:hAnsi="Consolas" w:cs="Times New Roman"/>
+          <w:sz w:val="20"/>
+          <w:lang w:val="en-US"/>
+        </w:rPr>
+        <w:t>(</w:t>
+      </w:r>
+      <w:proofErr w:type="gramEnd"/>
+      <w:r>
+        <w:rPr>
+          <w:rFonts w:ascii="Consolas" w:hAnsi="Consolas" w:cs="Times New Roman"/>
+          <w:sz w:val="20"/>
+          <w:lang w:val="en-US"/>
+        </w:rPr>
+        <w:t>)</w:t>
       </w:r>
     </w:p>
     <w:p>
@@ -4607,7 +5500,25 @@
           <w:sz w:val="20"/>
           <w:lang w:val="en-US"/>
         </w:rPr>
-        <w:t>returns decimal(15,2)</w:t>
+        <w:t xml:space="preserve">returns </w:t>
+      </w:r>
+      <w:proofErr w:type="gramStart"/>
+      <w:r>
+        <w:rPr>
+          <w:rFonts w:ascii="Consolas" w:hAnsi="Consolas" w:cs="Times New Roman"/>
+          <w:sz w:val="20"/>
+          <w:lang w:val="en-US"/>
+        </w:rPr>
+        <w:t>decimal(</w:t>
+      </w:r>
+      <w:proofErr w:type="gramEnd"/>
+      <w:r>
+        <w:rPr>
+          <w:rFonts w:ascii="Consolas" w:hAnsi="Consolas" w:cs="Times New Roman"/>
+          <w:sz w:val="20"/>
+          <w:lang w:val="en-US"/>
+        </w:rPr>
+        <w:t>15,2)</w:t>
       </w:r>
     </w:p>
     <w:p>
@@ -4667,7 +5578,43 @@
           <w:sz w:val="20"/>
           <w:lang w:val="en-US"/>
         </w:rPr>
-        <w:t xml:space="preserve">    declare total_value decimal(15,2);</w:t>
+        <w:t xml:space="preserve">    declare </w:t>
+      </w:r>
+      <w:proofErr w:type="spellStart"/>
+      <w:r>
+        <w:rPr>
+          <w:rFonts w:ascii="Consolas" w:hAnsi="Consolas" w:cs="Times New Roman"/>
+          <w:sz w:val="20"/>
+          <w:lang w:val="en-US"/>
+        </w:rPr>
+        <w:t>total_value</w:t>
+      </w:r>
+      <w:proofErr w:type="spellEnd"/>
+      <w:r>
+        <w:rPr>
+          <w:rFonts w:ascii="Consolas" w:hAnsi="Consolas" w:cs="Times New Roman"/>
+          <w:sz w:val="20"/>
+          <w:lang w:val="en-US"/>
+        </w:rPr>
+        <w:t xml:space="preserve"> </w:t>
+      </w:r>
+      <w:proofErr w:type="gramStart"/>
+      <w:r>
+        <w:rPr>
+          <w:rFonts w:ascii="Consolas" w:hAnsi="Consolas" w:cs="Times New Roman"/>
+          <w:sz w:val="20"/>
+          <w:lang w:val="en-US"/>
+        </w:rPr>
+        <w:t>decimal(</w:t>
+      </w:r>
+      <w:proofErr w:type="gramEnd"/>
+      <w:r>
+        <w:rPr>
+          <w:rFonts w:ascii="Consolas" w:hAnsi="Consolas" w:cs="Times New Roman"/>
+          <w:sz w:val="20"/>
+          <w:lang w:val="en-US"/>
+        </w:rPr>
+        <w:t>15,2);</w:t>
       </w:r>
     </w:p>
     <w:p>
@@ -4687,8 +5634,36 @@
           <w:sz w:val="20"/>
           <w:lang w:val="en-US"/>
         </w:rPr>
-        <w:t xml:space="preserve">    select sum(price * quantity) into total_value</w:t>
-      </w:r>
+        <w:t xml:space="preserve">    select </w:t>
+      </w:r>
+      <w:proofErr w:type="gramStart"/>
+      <w:r>
+        <w:rPr>
+          <w:rFonts w:ascii="Consolas" w:hAnsi="Consolas" w:cs="Times New Roman"/>
+          <w:sz w:val="20"/>
+          <w:lang w:val="en-US"/>
+        </w:rPr>
+        <w:t>sum(</w:t>
+      </w:r>
+      <w:proofErr w:type="gramEnd"/>
+      <w:r>
+        <w:rPr>
+          <w:rFonts w:ascii="Consolas" w:hAnsi="Consolas" w:cs="Times New Roman"/>
+          <w:sz w:val="20"/>
+          <w:lang w:val="en-US"/>
+        </w:rPr>
+        <w:t xml:space="preserve">price * quantity) into </w:t>
+      </w:r>
+      <w:proofErr w:type="spellStart"/>
+      <w:r>
+        <w:rPr>
+          <w:rFonts w:ascii="Consolas" w:hAnsi="Consolas" w:cs="Times New Roman"/>
+          <w:sz w:val="20"/>
+          <w:lang w:val="en-US"/>
+        </w:rPr>
+        <w:t>total_value</w:t>
+      </w:r>
+      <w:proofErr w:type="spellEnd"/>
     </w:p>
     <w:p>
       <w:pPr>
@@ -4727,7 +5702,35 @@
           <w:sz w:val="20"/>
           <w:lang w:val="en-US"/>
         </w:rPr>
-        <w:t xml:space="preserve">    return coalesce(total_value, 0);</w:t>
+        <w:t xml:space="preserve">    return </w:t>
+      </w:r>
+      <w:proofErr w:type="gramStart"/>
+      <w:r>
+        <w:rPr>
+          <w:rFonts w:ascii="Consolas" w:hAnsi="Consolas" w:cs="Times New Roman"/>
+          <w:sz w:val="20"/>
+          <w:lang w:val="en-US"/>
+        </w:rPr>
+        <w:t>coalesce(</w:t>
+      </w:r>
+      <w:proofErr w:type="spellStart"/>
+      <w:proofErr w:type="gramEnd"/>
+      <w:r>
+        <w:rPr>
+          <w:rFonts w:ascii="Consolas" w:hAnsi="Consolas" w:cs="Times New Roman"/>
+          <w:sz w:val="20"/>
+          <w:lang w:val="en-US"/>
+        </w:rPr>
+        <w:t>total_value</w:t>
+      </w:r>
+      <w:proofErr w:type="spellEnd"/>
+      <w:r>
+        <w:rPr>
+          <w:rFonts w:ascii="Consolas" w:hAnsi="Consolas" w:cs="Times New Roman"/>
+          <w:sz w:val="20"/>
+          <w:lang w:val="en-US"/>
+        </w:rPr>
+        <w:t>, 0);</w:t>
       </w:r>
     </w:p>
     <w:p>
@@ -4761,6 +5764,7 @@
           <w:lang w:val="en-US"/>
         </w:rPr>
       </w:pPr>
+      <w:proofErr w:type="gramStart"/>
       <w:r>
         <w:rPr>
           <w:rFonts w:ascii="Consolas" w:hAnsi="Consolas" w:cs="Times New Roman"/>
@@ -4769,6 +5773,7 @@
         </w:rPr>
         <w:t>delimiter ;</w:t>
       </w:r>
+      <w:proofErr w:type="gramEnd"/>
     </w:p>
     <w:p>
       <w:pPr>
@@ -4814,7 +5819,35 @@
           <w:sz w:val="20"/>
           <w:lang w:val="en-US"/>
         </w:rPr>
-        <w:t>SELECT GetWarehouseTotalValue() AS '</w:t>
+        <w:t xml:space="preserve">SELECT </w:t>
+      </w:r>
+      <w:proofErr w:type="spellStart"/>
+      <w:proofErr w:type="gramStart"/>
+      <w:r>
+        <w:rPr>
+          <w:rFonts w:ascii="Consolas" w:hAnsi="Consolas" w:cs="Times New Roman"/>
+          <w:sz w:val="20"/>
+          <w:lang w:val="en-US"/>
+        </w:rPr>
+        <w:t>GetWarehouseTotalValue</w:t>
+      </w:r>
+      <w:proofErr w:type="spellEnd"/>
+      <w:r>
+        <w:rPr>
+          <w:rFonts w:ascii="Consolas" w:hAnsi="Consolas" w:cs="Times New Roman"/>
+          <w:sz w:val="20"/>
+          <w:lang w:val="en-US"/>
+        </w:rPr>
+        <w:t>(</w:t>
+      </w:r>
+      <w:proofErr w:type="gramEnd"/>
+      <w:r>
+        <w:rPr>
+          <w:rFonts w:ascii="Consolas" w:hAnsi="Consolas" w:cs="Times New Roman"/>
+          <w:sz w:val="20"/>
+          <w:lang w:val="en-US"/>
+        </w:rPr>
+        <w:t>) AS '</w:t>
       </w:r>
       <w:r>
         <w:rPr>
@@ -4879,9 +5912,9 @@
           <w:lang w:eastAsia="ru-RU"/>
         </w:rPr>
         <w:drawing>
-          <wp:inline distT="0" distB="0" distL="0" distR="0" wp14:anchorId="5DD6514E" wp14:editId="249B62A8">
-            <wp:extent cx="1351280" cy="502650"/>
-            <wp:effectExtent l="0" t="0" r="1270" b="0"/>
+          <wp:inline distT="0" distB="0" distL="0" distR="0" wp14:anchorId="5DD6514E" wp14:editId="59F9025B">
+            <wp:extent cx="1495400" cy="556260"/>
+            <wp:effectExtent l="0" t="0" r="0" b="0"/>
             <wp:docPr id="33" name="Рисунок 33"/>
             <wp:cNvGraphicFramePr>
               <a:graphicFrameLocks xmlns:a="http://schemas.openxmlformats.org/drawingml/2006/main" noChangeAspect="1"/>
@@ -4902,7 +5935,7 @@
                   <pic:spPr>
                     <a:xfrm>
                       <a:off x="0" y="0"/>
-                      <a:ext cx="1387047" cy="515955"/>
+                      <a:ext cx="1566333" cy="582646"/>
                     </a:xfrm>
                     <a:prstGeom prst="rect">
                       <a:avLst/>
@@ -4996,6 +6029,7 @@
           <w:bCs/>
           <w:szCs w:val="20"/>
         </w:rPr>
+        <w:lastRenderedPageBreak/>
         <w:t>Листинг</w:t>
       </w:r>
       <w:r>
@@ -5068,8 +6102,25 @@
           <w:sz w:val="20"/>
           <w:lang w:val="en-US"/>
         </w:rPr>
-        <w:lastRenderedPageBreak/>
-        <w:t>create view v_sales_by_category as</w:t>
+        <w:t xml:space="preserve">create view </w:t>
+      </w:r>
+      <w:proofErr w:type="spellStart"/>
+      <w:r>
+        <w:rPr>
+          <w:rFonts w:ascii="Consolas" w:hAnsi="Consolas" w:cs="Times New Roman"/>
+          <w:sz w:val="20"/>
+          <w:lang w:val="en-US"/>
+        </w:rPr>
+        <w:t>v_sales_by_category</w:t>
+      </w:r>
+      <w:proofErr w:type="spellEnd"/>
+      <w:r>
+        <w:rPr>
+          <w:rFonts w:ascii="Consolas" w:hAnsi="Consolas" w:cs="Times New Roman"/>
+          <w:sz w:val="20"/>
+          <w:lang w:val="en-US"/>
+        </w:rPr>
+        <w:t xml:space="preserve"> as</w:t>
       </w:r>
     </w:p>
     <w:p>
@@ -5109,7 +6160,25 @@
           <w:sz w:val="20"/>
           <w:lang w:val="en-US"/>
         </w:rPr>
-        <w:t xml:space="preserve">    c.name_category as '</w:t>
+        <w:t xml:space="preserve">    </w:t>
+      </w:r>
+      <w:proofErr w:type="spellStart"/>
+      <w:r>
+        <w:rPr>
+          <w:rFonts w:ascii="Consolas" w:hAnsi="Consolas" w:cs="Times New Roman"/>
+          <w:sz w:val="20"/>
+          <w:lang w:val="en-US"/>
+        </w:rPr>
+        <w:t>c.name_category</w:t>
+      </w:r>
+      <w:proofErr w:type="spellEnd"/>
+      <w:r>
+        <w:rPr>
+          <w:rFonts w:ascii="Consolas" w:hAnsi="Consolas" w:cs="Times New Roman"/>
+          <w:sz w:val="20"/>
+          <w:lang w:val="en-US"/>
+        </w:rPr>
+        <w:t xml:space="preserve"> as '</w:t>
       </w:r>
       <w:r>
         <w:rPr>
@@ -5144,7 +6213,43 @@
           <w:sz w:val="20"/>
           <w:lang w:val="en-US"/>
         </w:rPr>
-        <w:t xml:space="preserve">    count(distinct p.id_product) as '</w:t>
+        <w:t xml:space="preserve">    </w:t>
+      </w:r>
+      <w:proofErr w:type="gramStart"/>
+      <w:r>
+        <w:rPr>
+          <w:rFonts w:ascii="Consolas" w:hAnsi="Consolas" w:cs="Times New Roman"/>
+          <w:sz w:val="20"/>
+          <w:lang w:val="en-US"/>
+        </w:rPr>
+        <w:t>count(</w:t>
+      </w:r>
+      <w:proofErr w:type="gramEnd"/>
+      <w:r>
+        <w:rPr>
+          <w:rFonts w:ascii="Consolas" w:hAnsi="Consolas" w:cs="Times New Roman"/>
+          <w:sz w:val="20"/>
+          <w:lang w:val="en-US"/>
+        </w:rPr>
+        <w:t xml:space="preserve">distinct </w:t>
+      </w:r>
+      <w:proofErr w:type="spellStart"/>
+      <w:r>
+        <w:rPr>
+          <w:rFonts w:ascii="Consolas" w:hAnsi="Consolas" w:cs="Times New Roman"/>
+          <w:sz w:val="20"/>
+          <w:lang w:val="en-US"/>
+        </w:rPr>
+        <w:t>p.id_product</w:t>
+      </w:r>
+      <w:proofErr w:type="spellEnd"/>
+      <w:r>
+        <w:rPr>
+          <w:rFonts w:ascii="Consolas" w:hAnsi="Consolas" w:cs="Times New Roman"/>
+          <w:sz w:val="20"/>
+          <w:lang w:val="en-US"/>
+        </w:rPr>
+        <w:t>) as '</w:t>
       </w:r>
       <w:r>
         <w:rPr>
@@ -5209,7 +6314,43 @@
           <w:sz w:val="20"/>
           <w:lang w:val="en-US"/>
         </w:rPr>
-        <w:t xml:space="preserve">    count(distinct oi.id_order) as '</w:t>
+        <w:t xml:space="preserve">    </w:t>
+      </w:r>
+      <w:proofErr w:type="gramStart"/>
+      <w:r>
+        <w:rPr>
+          <w:rFonts w:ascii="Consolas" w:hAnsi="Consolas" w:cs="Times New Roman"/>
+          <w:sz w:val="20"/>
+          <w:lang w:val="en-US"/>
+        </w:rPr>
+        <w:t>count(</w:t>
+      </w:r>
+      <w:proofErr w:type="gramEnd"/>
+      <w:r>
+        <w:rPr>
+          <w:rFonts w:ascii="Consolas" w:hAnsi="Consolas" w:cs="Times New Roman"/>
+          <w:sz w:val="20"/>
+          <w:lang w:val="en-US"/>
+        </w:rPr>
+        <w:t xml:space="preserve">distinct </w:t>
+      </w:r>
+      <w:proofErr w:type="spellStart"/>
+      <w:r>
+        <w:rPr>
+          <w:rFonts w:ascii="Consolas" w:hAnsi="Consolas" w:cs="Times New Roman"/>
+          <w:sz w:val="20"/>
+          <w:lang w:val="en-US"/>
+        </w:rPr>
+        <w:t>oi.id_order</w:t>
+      </w:r>
+      <w:proofErr w:type="spellEnd"/>
+      <w:r>
+        <w:rPr>
+          <w:rFonts w:ascii="Consolas" w:hAnsi="Consolas" w:cs="Times New Roman"/>
+          <w:sz w:val="20"/>
+          <w:lang w:val="en-US"/>
+        </w:rPr>
+        <w:t>) as '</w:t>
       </w:r>
       <w:r>
         <w:rPr>
@@ -5244,7 +6385,27 @@
           <w:sz w:val="20"/>
           <w:lang w:val="en-US"/>
         </w:rPr>
-        <w:t xml:space="preserve">    sum(oi.quantity) as '</w:t>
+        <w:t xml:space="preserve">    sum(</w:t>
+      </w:r>
+      <w:proofErr w:type="spellStart"/>
+      <w:proofErr w:type="gramStart"/>
+      <w:r>
+        <w:rPr>
+          <w:rFonts w:ascii="Consolas" w:hAnsi="Consolas" w:cs="Times New Roman"/>
+          <w:sz w:val="20"/>
+          <w:lang w:val="en-US"/>
+        </w:rPr>
+        <w:t>oi.quantity</w:t>
+      </w:r>
+      <w:proofErr w:type="spellEnd"/>
+      <w:proofErr w:type="gramEnd"/>
+      <w:r>
+        <w:rPr>
+          <w:rFonts w:ascii="Consolas" w:hAnsi="Consolas" w:cs="Times New Roman"/>
+          <w:sz w:val="20"/>
+          <w:lang w:val="en-US"/>
+        </w:rPr>
+        <w:t>) as '</w:t>
       </w:r>
       <w:r>
         <w:rPr>
@@ -5294,7 +6455,53 @@
           <w:sz w:val="20"/>
           <w:lang w:val="en-US"/>
         </w:rPr>
-        <w:t xml:space="preserve">    sum(oi.quantity * oi.price_at_order) as '</w:t>
+        <w:t xml:space="preserve">    </w:t>
+      </w:r>
+      <w:proofErr w:type="gramStart"/>
+      <w:r>
+        <w:rPr>
+          <w:rFonts w:ascii="Consolas" w:hAnsi="Consolas" w:cs="Times New Roman"/>
+          <w:sz w:val="20"/>
+          <w:lang w:val="en-US"/>
+        </w:rPr>
+        <w:t>sum(</w:t>
+      </w:r>
+      <w:proofErr w:type="spellStart"/>
+      <w:proofErr w:type="gramEnd"/>
+      <w:r>
+        <w:rPr>
+          <w:rFonts w:ascii="Consolas" w:hAnsi="Consolas" w:cs="Times New Roman"/>
+          <w:sz w:val="20"/>
+          <w:lang w:val="en-US"/>
+        </w:rPr>
+        <w:t>oi.quantity</w:t>
+      </w:r>
+      <w:proofErr w:type="spellEnd"/>
+      <w:r>
+        <w:rPr>
+          <w:rFonts w:ascii="Consolas" w:hAnsi="Consolas" w:cs="Times New Roman"/>
+          <w:sz w:val="20"/>
+          <w:lang w:val="en-US"/>
+        </w:rPr>
+        <w:t xml:space="preserve"> * </w:t>
+      </w:r>
+      <w:proofErr w:type="spellStart"/>
+      <w:r>
+        <w:rPr>
+          <w:rFonts w:ascii="Consolas" w:hAnsi="Consolas" w:cs="Times New Roman"/>
+          <w:sz w:val="20"/>
+          <w:lang w:val="en-US"/>
+        </w:rPr>
+        <w:t>oi.price_at_order</w:t>
+      </w:r>
+      <w:proofErr w:type="spellEnd"/>
+      <w:r>
+        <w:rPr>
+          <w:rFonts w:ascii="Consolas" w:hAnsi="Consolas" w:cs="Times New Roman"/>
+          <w:sz w:val="20"/>
+          <w:lang w:val="en-US"/>
+        </w:rPr>
+        <w:t>) as '</w:t>
       </w:r>
       <w:r>
         <w:rPr>
@@ -5344,7 +6551,35 @@
           <w:sz w:val="20"/>
           <w:lang w:val="en-US"/>
         </w:rPr>
-        <w:t xml:space="preserve">    avg(oi.price_at_order) as '</w:t>
+        <w:t xml:space="preserve">    avg(</w:t>
+      </w:r>
+      <w:proofErr w:type="spellStart"/>
+      <w:proofErr w:type="gramStart"/>
+      <w:r>
+        <w:rPr>
+          <w:rFonts w:ascii="Consolas" w:hAnsi="Consolas" w:cs="Times New Roman"/>
+          <w:sz w:val="20"/>
+          <w:lang w:val="en-US"/>
+        </w:rPr>
+        <w:t>oi.price</w:t>
+      </w:r>
+      <w:proofErr w:type="gramEnd"/>
+      <w:r>
+        <w:rPr>
+          <w:rFonts w:ascii="Consolas" w:hAnsi="Consolas" w:cs="Times New Roman"/>
+          <w:sz w:val="20"/>
+          <w:lang w:val="en-US"/>
+        </w:rPr>
+        <w:t>_at_order</w:t>
+      </w:r>
+      <w:proofErr w:type="spellEnd"/>
+      <w:r>
+        <w:rPr>
+          <w:rFonts w:ascii="Consolas" w:hAnsi="Consolas" w:cs="Times New Roman"/>
+          <w:sz w:val="20"/>
+          <w:lang w:val="en-US"/>
+        </w:rPr>
+        <w:t>) as '</w:t>
       </w:r>
       <w:r>
         <w:rPr>
@@ -5429,8 +6664,36 @@
           <w:sz w:val="20"/>
           <w:lang w:val="en-US"/>
         </w:rPr>
-        <w:t>left join product p on c.id_category = p.id_category</w:t>
-      </w:r>
+        <w:t xml:space="preserve">left join product p on </w:t>
+      </w:r>
+      <w:proofErr w:type="spellStart"/>
+      <w:r>
+        <w:rPr>
+          <w:rFonts w:ascii="Consolas" w:hAnsi="Consolas" w:cs="Times New Roman"/>
+          <w:sz w:val="20"/>
+          <w:lang w:val="en-US"/>
+        </w:rPr>
+        <w:t>c.id_category</w:t>
+      </w:r>
+      <w:proofErr w:type="spellEnd"/>
+      <w:r>
+        <w:rPr>
+          <w:rFonts w:ascii="Consolas" w:hAnsi="Consolas" w:cs="Times New Roman"/>
+          <w:sz w:val="20"/>
+          <w:lang w:val="en-US"/>
+        </w:rPr>
+        <w:t xml:space="preserve"> = </w:t>
+      </w:r>
+      <w:proofErr w:type="spellStart"/>
+      <w:r>
+        <w:rPr>
+          <w:rFonts w:ascii="Consolas" w:hAnsi="Consolas" w:cs="Times New Roman"/>
+          <w:sz w:val="20"/>
+          <w:lang w:val="en-US"/>
+        </w:rPr>
+        <w:t>p.id_category</w:t>
+      </w:r>
+      <w:proofErr w:type="spellEnd"/>
     </w:p>
     <w:p>
       <w:pPr>
@@ -5449,8 +6712,54 @@
           <w:sz w:val="20"/>
           <w:lang w:val="en-US"/>
         </w:rPr>
-        <w:t>left join order_items oi on p.id_product = oi.id_product</w:t>
-      </w:r>
+        <w:t xml:space="preserve">left join </w:t>
+      </w:r>
+      <w:proofErr w:type="spellStart"/>
+      <w:r>
+        <w:rPr>
+          <w:rFonts w:ascii="Consolas" w:hAnsi="Consolas" w:cs="Times New Roman"/>
+          <w:sz w:val="20"/>
+          <w:lang w:val="en-US"/>
+        </w:rPr>
+        <w:t>order_items</w:t>
+      </w:r>
+      <w:proofErr w:type="spellEnd"/>
+      <w:r>
+        <w:rPr>
+          <w:rFonts w:ascii="Consolas" w:hAnsi="Consolas" w:cs="Times New Roman"/>
+          <w:sz w:val="20"/>
+          <w:lang w:val="en-US"/>
+        </w:rPr>
+        <w:t xml:space="preserve"> oi on </w:t>
+      </w:r>
+      <w:proofErr w:type="spellStart"/>
+      <w:r>
+        <w:rPr>
+          <w:rFonts w:ascii="Consolas" w:hAnsi="Consolas" w:cs="Times New Roman"/>
+          <w:sz w:val="20"/>
+          <w:lang w:val="en-US"/>
+        </w:rPr>
+        <w:t>p.id_product</w:t>
+      </w:r>
+      <w:proofErr w:type="spellEnd"/>
+      <w:r>
+        <w:rPr>
+          <w:rFonts w:ascii="Consolas" w:hAnsi="Consolas" w:cs="Times New Roman"/>
+          <w:sz w:val="20"/>
+          <w:lang w:val="en-US"/>
+        </w:rPr>
+        <w:t xml:space="preserve"> = </w:t>
+      </w:r>
+      <w:proofErr w:type="spellStart"/>
+      <w:r>
+        <w:rPr>
+          <w:rFonts w:ascii="Consolas" w:hAnsi="Consolas" w:cs="Times New Roman"/>
+          <w:sz w:val="20"/>
+          <w:lang w:val="en-US"/>
+        </w:rPr>
+        <w:t>oi.id_product</w:t>
+      </w:r>
+      <w:proofErr w:type="spellEnd"/>
     </w:p>
     <w:p>
       <w:pPr>
@@ -5469,8 +6778,36 @@
           <w:sz w:val="20"/>
           <w:lang w:val="en-US"/>
         </w:rPr>
-        <w:t>group by c.id_category, c.name_category</w:t>
-      </w:r>
+        <w:t xml:space="preserve">group by </w:t>
+      </w:r>
+      <w:proofErr w:type="spellStart"/>
+      <w:r>
+        <w:rPr>
+          <w:rFonts w:ascii="Consolas" w:hAnsi="Consolas" w:cs="Times New Roman"/>
+          <w:sz w:val="20"/>
+          <w:lang w:val="en-US"/>
+        </w:rPr>
+        <w:t>c.id_category</w:t>
+      </w:r>
+      <w:proofErr w:type="spellEnd"/>
+      <w:r>
+        <w:rPr>
+          <w:rFonts w:ascii="Consolas" w:hAnsi="Consolas" w:cs="Times New Roman"/>
+          <w:sz w:val="20"/>
+          <w:lang w:val="en-US"/>
+        </w:rPr>
+        <w:t xml:space="preserve">, </w:t>
+      </w:r>
+      <w:proofErr w:type="spellStart"/>
+      <w:r>
+        <w:rPr>
+          <w:rFonts w:ascii="Consolas" w:hAnsi="Consolas" w:cs="Times New Roman"/>
+          <w:sz w:val="20"/>
+          <w:lang w:val="en-US"/>
+        </w:rPr>
+        <w:t>c.name_category</w:t>
+      </w:r>
+      <w:proofErr w:type="spellEnd"/>
     </w:p>
     <w:p>
       <w:pPr>
@@ -5489,7 +6826,53 @@
           <w:sz w:val="20"/>
           <w:lang w:val="en-US"/>
         </w:rPr>
-        <w:t>order by sum(oi.quantity * oi.price_at_order) desc;</w:t>
+        <w:t xml:space="preserve">order by </w:t>
+      </w:r>
+      <w:proofErr w:type="gramStart"/>
+      <w:r>
+        <w:rPr>
+          <w:rFonts w:ascii="Consolas" w:hAnsi="Consolas" w:cs="Times New Roman"/>
+          <w:sz w:val="20"/>
+          <w:lang w:val="en-US"/>
+        </w:rPr>
+        <w:t>sum(</w:t>
+      </w:r>
+      <w:proofErr w:type="spellStart"/>
+      <w:proofErr w:type="gramEnd"/>
+      <w:r>
+        <w:rPr>
+          <w:rFonts w:ascii="Consolas" w:hAnsi="Consolas" w:cs="Times New Roman"/>
+          <w:sz w:val="20"/>
+          <w:lang w:val="en-US"/>
+        </w:rPr>
+        <w:t>oi.quantity</w:t>
+      </w:r>
+      <w:proofErr w:type="spellEnd"/>
+      <w:r>
+        <w:rPr>
+          <w:rFonts w:ascii="Consolas" w:hAnsi="Consolas" w:cs="Times New Roman"/>
+          <w:sz w:val="20"/>
+          <w:lang w:val="en-US"/>
+        </w:rPr>
+        <w:t xml:space="preserve"> * </w:t>
+      </w:r>
+      <w:proofErr w:type="spellStart"/>
+      <w:r>
+        <w:rPr>
+          <w:rFonts w:ascii="Consolas" w:hAnsi="Consolas" w:cs="Times New Roman"/>
+          <w:sz w:val="20"/>
+          <w:lang w:val="en-US"/>
+        </w:rPr>
+        <w:t>oi.price_at_order</w:t>
+      </w:r>
+      <w:proofErr w:type="spellEnd"/>
+      <w:r>
+        <w:rPr>
+          <w:rFonts w:ascii="Consolas" w:hAnsi="Consolas" w:cs="Times New Roman"/>
+          <w:sz w:val="20"/>
+          <w:lang w:val="en-US"/>
+        </w:rPr>
+        <w:t>) desc;</w:t>
       </w:r>
     </w:p>
     <w:p>
@@ -5536,7 +6919,25 @@
           <w:sz w:val="20"/>
           <w:lang w:val="en-US"/>
         </w:rPr>
-        <w:t>select * from v_sales_by_category;</w:t>
+        <w:t xml:space="preserve">select * from </w:t>
+      </w:r>
+      <w:proofErr w:type="spellStart"/>
+      <w:r>
+        <w:rPr>
+          <w:rFonts w:ascii="Consolas" w:hAnsi="Consolas" w:cs="Times New Roman"/>
+          <w:sz w:val="20"/>
+          <w:lang w:val="en-US"/>
+        </w:rPr>
+        <w:t>v_sales_by_category</w:t>
+      </w:r>
+      <w:proofErr w:type="spellEnd"/>
+      <w:r>
+        <w:rPr>
+          <w:rFonts w:ascii="Consolas" w:hAnsi="Consolas" w:cs="Times New Roman"/>
+          <w:sz w:val="20"/>
+          <w:lang w:val="en-US"/>
+        </w:rPr>
+        <w:t>;</w:t>
       </w:r>
     </w:p>
     <w:p>
@@ -5784,7 +7185,43 @@
           <w:sz w:val="20"/>
           <w:lang w:val="en-US"/>
         </w:rPr>
-        <w:t>CREATE DEFINER=`root`@`localhost` TRIGGER `check_price_change` BEFORE UPDATE ON `product` FOR EACH ROW begin</w:t>
+        <w:t>CREATE DEFINER=`</w:t>
+      </w:r>
+      <w:proofErr w:type="spellStart"/>
+      <w:r>
+        <w:rPr>
+          <w:rFonts w:ascii="Consolas" w:hAnsi="Consolas" w:cs="Times New Roman"/>
+          <w:sz w:val="20"/>
+          <w:lang w:val="en-US"/>
+        </w:rPr>
+        <w:t>root`@`localhost</w:t>
+      </w:r>
+      <w:proofErr w:type="spellEnd"/>
+      <w:r>
+        <w:rPr>
+          <w:rFonts w:ascii="Consolas" w:hAnsi="Consolas" w:cs="Times New Roman"/>
+          <w:sz w:val="20"/>
+          <w:lang w:val="en-US"/>
+        </w:rPr>
+        <w:t>` TRIGGER `</w:t>
+      </w:r>
+      <w:proofErr w:type="spellStart"/>
+      <w:r>
+        <w:rPr>
+          <w:rFonts w:ascii="Consolas" w:hAnsi="Consolas" w:cs="Times New Roman"/>
+          <w:sz w:val="20"/>
+          <w:lang w:val="en-US"/>
+        </w:rPr>
+        <w:t>check_price_change</w:t>
+      </w:r>
+      <w:proofErr w:type="spellEnd"/>
+      <w:r>
+        <w:rPr>
+          <w:rFonts w:ascii="Consolas" w:hAnsi="Consolas" w:cs="Times New Roman"/>
+          <w:sz w:val="20"/>
+          <w:lang w:val="en-US"/>
+        </w:rPr>
+        <w:t>` BEFORE UPDATE ON `product` FOR EACH ROW begin</w:t>
       </w:r>
     </w:p>
     <w:p>
@@ -5804,7 +7241,43 @@
           <w:sz w:val="20"/>
           <w:lang w:val="en-US"/>
         </w:rPr>
-        <w:t xml:space="preserve">    declare price_diff decimal(10,2);</w:t>
+        <w:t xml:space="preserve">    declare </w:t>
+      </w:r>
+      <w:proofErr w:type="spellStart"/>
+      <w:r>
+        <w:rPr>
+          <w:rFonts w:ascii="Consolas" w:hAnsi="Consolas" w:cs="Times New Roman"/>
+          <w:sz w:val="20"/>
+          <w:lang w:val="en-US"/>
+        </w:rPr>
+        <w:t>price_diff</w:t>
+      </w:r>
+      <w:proofErr w:type="spellEnd"/>
+      <w:r>
+        <w:rPr>
+          <w:rFonts w:ascii="Consolas" w:hAnsi="Consolas" w:cs="Times New Roman"/>
+          <w:sz w:val="20"/>
+          <w:lang w:val="en-US"/>
+        </w:rPr>
+        <w:t xml:space="preserve"> </w:t>
+      </w:r>
+      <w:proofErr w:type="gramStart"/>
+      <w:r>
+        <w:rPr>
+          <w:rFonts w:ascii="Consolas" w:hAnsi="Consolas" w:cs="Times New Roman"/>
+          <w:sz w:val="20"/>
+          <w:lang w:val="en-US"/>
+        </w:rPr>
+        <w:t>decimal(</w:t>
+      </w:r>
+      <w:proofErr w:type="gramEnd"/>
+      <w:r>
+        <w:rPr>
+          <w:rFonts w:ascii="Consolas" w:hAnsi="Consolas" w:cs="Times New Roman"/>
+          <w:sz w:val="20"/>
+          <w:lang w:val="en-US"/>
+        </w:rPr>
+        <w:t>10,2);</w:t>
       </w:r>
     </w:p>
     <w:p>
@@ -5824,7 +7297,71 @@
           <w:sz w:val="20"/>
           <w:lang w:val="en-US"/>
         </w:rPr>
-        <w:t xml:space="preserve">    set price_diff = abs(new.price - old.price);</w:t>
+        <w:t xml:space="preserve">    set </w:t>
+      </w:r>
+      <w:proofErr w:type="spellStart"/>
+      <w:r>
+        <w:rPr>
+          <w:rFonts w:ascii="Consolas" w:hAnsi="Consolas" w:cs="Times New Roman"/>
+          <w:sz w:val="20"/>
+          <w:lang w:val="en-US"/>
+        </w:rPr>
+        <w:t>price_diff</w:t>
+      </w:r>
+      <w:proofErr w:type="spellEnd"/>
+      <w:r>
+        <w:rPr>
+          <w:rFonts w:ascii="Consolas" w:hAnsi="Consolas" w:cs="Times New Roman"/>
+          <w:sz w:val="20"/>
+          <w:lang w:val="en-US"/>
+        </w:rPr>
+        <w:t xml:space="preserve"> = </w:t>
+      </w:r>
+      <w:proofErr w:type="gramStart"/>
+      <w:r>
+        <w:rPr>
+          <w:rFonts w:ascii="Consolas" w:hAnsi="Consolas" w:cs="Times New Roman"/>
+          <w:sz w:val="20"/>
+          <w:lang w:val="en-US"/>
+        </w:rPr>
+        <w:t>abs(</w:t>
+      </w:r>
+      <w:proofErr w:type="spellStart"/>
+      <w:proofErr w:type="gramEnd"/>
+      <w:r>
+        <w:rPr>
+          <w:rFonts w:ascii="Consolas" w:hAnsi="Consolas" w:cs="Times New Roman"/>
+          <w:sz w:val="20"/>
+          <w:lang w:val="en-US"/>
+        </w:rPr>
+        <w:t>new.price</w:t>
+      </w:r>
+      <w:proofErr w:type="spellEnd"/>
+      <w:r>
+        <w:rPr>
+          <w:rFonts w:ascii="Consolas" w:hAnsi="Consolas" w:cs="Times New Roman"/>
+          <w:sz w:val="20"/>
+          <w:lang w:val="en-US"/>
+        </w:rPr>
+        <w:t xml:space="preserve"> - </w:t>
+      </w:r>
+      <w:proofErr w:type="spellStart"/>
+      <w:r>
+        <w:rPr>
+          <w:rFonts w:ascii="Consolas" w:hAnsi="Consolas" w:cs="Times New Roman"/>
+          <w:sz w:val="20"/>
+          <w:lang w:val="en-US"/>
+        </w:rPr>
+        <w:t>old.price</w:t>
+      </w:r>
+      <w:proofErr w:type="spellEnd"/>
+      <w:r>
+        <w:rPr>
+          <w:rFonts w:ascii="Consolas" w:hAnsi="Consolas" w:cs="Times New Roman"/>
+          <w:sz w:val="20"/>
+          <w:lang w:val="en-US"/>
+        </w:rPr>
+        <w:t>);</w:t>
       </w:r>
     </w:p>
     <w:p>
@@ -5844,7 +7381,45 @@
           <w:sz w:val="20"/>
           <w:lang w:val="en-US"/>
         </w:rPr>
-        <w:t xml:space="preserve">    if price_diff &gt; old.price * 0.5 then</w:t>
+        <w:t xml:space="preserve">    if </w:t>
+      </w:r>
+      <w:proofErr w:type="spellStart"/>
+      <w:r>
+        <w:rPr>
+          <w:rFonts w:ascii="Consolas" w:hAnsi="Consolas" w:cs="Times New Roman"/>
+          <w:sz w:val="20"/>
+          <w:lang w:val="en-US"/>
+        </w:rPr>
+        <w:t>price_diff</w:t>
+      </w:r>
+      <w:proofErr w:type="spellEnd"/>
+      <w:r>
+        <w:rPr>
+          <w:rFonts w:ascii="Consolas" w:hAnsi="Consolas" w:cs="Times New Roman"/>
+          <w:sz w:val="20"/>
+          <w:lang w:val="en-US"/>
+        </w:rPr>
+        <w:t xml:space="preserve"> &gt; </w:t>
+      </w:r>
+      <w:proofErr w:type="spellStart"/>
+      <w:proofErr w:type="gramStart"/>
+      <w:r>
+        <w:rPr>
+          <w:rFonts w:ascii="Consolas" w:hAnsi="Consolas" w:cs="Times New Roman"/>
+          <w:sz w:val="20"/>
+          <w:lang w:val="en-US"/>
+        </w:rPr>
+        <w:t>old.price</w:t>
+      </w:r>
+      <w:proofErr w:type="spellEnd"/>
+      <w:proofErr w:type="gramEnd"/>
+      <w:r>
+        <w:rPr>
+          <w:rFonts w:ascii="Consolas" w:hAnsi="Consolas" w:cs="Times New Roman"/>
+          <w:sz w:val="20"/>
+          <w:lang w:val="en-US"/>
+        </w:rPr>
+        <w:t xml:space="preserve"> * 0.5 then</w:t>
       </w:r>
     </w:p>
     <w:p>
@@ -5864,7 +7439,25 @@
           <w:sz w:val="20"/>
           <w:lang w:val="en-US"/>
         </w:rPr>
-        <w:t xml:space="preserve">        insert into operation_logs (</w:t>
+        <w:t xml:space="preserve">        insert into </w:t>
+      </w:r>
+      <w:proofErr w:type="spellStart"/>
+      <w:r>
+        <w:rPr>
+          <w:rFonts w:ascii="Consolas" w:hAnsi="Consolas" w:cs="Times New Roman"/>
+          <w:sz w:val="20"/>
+          <w:lang w:val="en-US"/>
+        </w:rPr>
+        <w:t>operation_logs</w:t>
+      </w:r>
+      <w:proofErr w:type="spellEnd"/>
+      <w:r>
+        <w:rPr>
+          <w:rFonts w:ascii="Consolas" w:hAnsi="Consolas" w:cs="Times New Roman"/>
+          <w:sz w:val="20"/>
+          <w:lang w:val="en-US"/>
+        </w:rPr>
+        <w:t xml:space="preserve"> (</w:t>
       </w:r>
     </w:p>
     <w:p>
@@ -5884,7 +7477,25 @@
           <w:sz w:val="20"/>
           <w:lang w:val="en-US"/>
         </w:rPr>
-        <w:t xml:space="preserve">            operation_type,</w:t>
+        <w:t xml:space="preserve">            </w:t>
+      </w:r>
+      <w:proofErr w:type="spellStart"/>
+      <w:r>
+        <w:rPr>
+          <w:rFonts w:ascii="Consolas" w:hAnsi="Consolas" w:cs="Times New Roman"/>
+          <w:sz w:val="20"/>
+          <w:lang w:val="en-US"/>
+        </w:rPr>
+        <w:t>operation_type</w:t>
+      </w:r>
+      <w:proofErr w:type="spellEnd"/>
+      <w:r>
+        <w:rPr>
+          <w:rFonts w:ascii="Consolas" w:hAnsi="Consolas" w:cs="Times New Roman"/>
+          <w:sz w:val="20"/>
+          <w:lang w:val="en-US"/>
+        </w:rPr>
+        <w:t>,</w:t>
       </w:r>
     </w:p>
     <w:p>
@@ -5904,7 +7515,25 @@
           <w:sz w:val="20"/>
           <w:lang w:val="en-US"/>
         </w:rPr>
-        <w:t xml:space="preserve">            table_name,</w:t>
+        <w:t xml:space="preserve">            </w:t>
+      </w:r>
+      <w:proofErr w:type="spellStart"/>
+      <w:r>
+        <w:rPr>
+          <w:rFonts w:ascii="Consolas" w:hAnsi="Consolas" w:cs="Times New Roman"/>
+          <w:sz w:val="20"/>
+          <w:lang w:val="en-US"/>
+        </w:rPr>
+        <w:t>table_name</w:t>
+      </w:r>
+      <w:proofErr w:type="spellEnd"/>
+      <w:r>
+        <w:rPr>
+          <w:rFonts w:ascii="Consolas" w:hAnsi="Consolas" w:cs="Times New Roman"/>
+          <w:sz w:val="20"/>
+          <w:lang w:val="en-US"/>
+        </w:rPr>
+        <w:t>,</w:t>
       </w:r>
     </w:p>
     <w:p>
@@ -5924,7 +7553,25 @@
           <w:sz w:val="20"/>
           <w:lang w:val="en-US"/>
         </w:rPr>
-        <w:t xml:space="preserve">            record_id,</w:t>
+        <w:t xml:space="preserve">            </w:t>
+      </w:r>
+      <w:proofErr w:type="spellStart"/>
+      <w:r>
+        <w:rPr>
+          <w:rFonts w:ascii="Consolas" w:hAnsi="Consolas" w:cs="Times New Roman"/>
+          <w:sz w:val="20"/>
+          <w:lang w:val="en-US"/>
+        </w:rPr>
+        <w:t>record_id</w:t>
+      </w:r>
+      <w:proofErr w:type="spellEnd"/>
+      <w:r>
+        <w:rPr>
+          <w:rFonts w:ascii="Consolas" w:hAnsi="Consolas" w:cs="Times New Roman"/>
+          <w:sz w:val="20"/>
+          <w:lang w:val="en-US"/>
+        </w:rPr>
+        <w:t>,</w:t>
       </w:r>
     </w:p>
     <w:p>
@@ -6044,7 +7691,25 @@
           <w:sz w:val="20"/>
           <w:lang w:val="en-US"/>
         </w:rPr>
-        <w:t xml:space="preserve">            new.id_product,</w:t>
+        <w:t xml:space="preserve">            </w:t>
+      </w:r>
+      <w:proofErr w:type="spellStart"/>
+      <w:r>
+        <w:rPr>
+          <w:rFonts w:ascii="Consolas" w:hAnsi="Consolas" w:cs="Times New Roman"/>
+          <w:sz w:val="20"/>
+          <w:lang w:val="en-US"/>
+        </w:rPr>
+        <w:t>new.id_product</w:t>
+      </w:r>
+      <w:proofErr w:type="spellEnd"/>
+      <w:r>
+        <w:rPr>
+          <w:rFonts w:ascii="Consolas" w:hAnsi="Consolas" w:cs="Times New Roman"/>
+          <w:sz w:val="20"/>
+          <w:lang w:val="en-US"/>
+        </w:rPr>
+        <w:t>,</w:t>
       </w:r>
     </w:p>
     <w:p>
@@ -6063,14 +7728,33 @@
           <w:sz w:val="20"/>
           <w:lang w:val="en-US"/>
         </w:rPr>
-        <w:t xml:space="preserve">            concat</w:t>
-      </w:r>
-      <w:r>
-        <w:rPr>
-          <w:rFonts w:ascii="Consolas" w:hAnsi="Consolas" w:cs="Times New Roman"/>
-          <w:sz w:val="20"/>
-        </w:rPr>
-        <w:t xml:space="preserve">('внимание! резкое изменение цены: ', </w:t>
+        <w:t xml:space="preserve">            </w:t>
+      </w:r>
+      <w:proofErr w:type="spellStart"/>
+      <w:proofErr w:type="gramStart"/>
+      <w:r>
+        <w:rPr>
+          <w:rFonts w:ascii="Consolas" w:hAnsi="Consolas" w:cs="Times New Roman"/>
+          <w:sz w:val="20"/>
+          <w:lang w:val="en-US"/>
+        </w:rPr>
+        <w:t>concat</w:t>
+      </w:r>
+      <w:proofErr w:type="spellEnd"/>
+      <w:r>
+        <w:rPr>
+          <w:rFonts w:ascii="Consolas" w:hAnsi="Consolas" w:cs="Times New Roman"/>
+          <w:sz w:val="20"/>
+        </w:rPr>
+        <w:t>(</w:t>
+      </w:r>
+      <w:proofErr w:type="gramEnd"/>
+      <w:r>
+        <w:rPr>
+          <w:rFonts w:ascii="Consolas" w:hAnsi="Consolas" w:cs="Times New Roman"/>
+          <w:sz w:val="20"/>
+        </w:rPr>
+        <w:t xml:space="preserve">'внимание! резкое изменение цены: ', </w:t>
       </w:r>
       <w:r>
         <w:rPr>
@@ -6217,9 +7901,9 @@
           <w:lang w:eastAsia="ru-RU"/>
         </w:rPr>
         <w:drawing>
-          <wp:inline distT="0" distB="0" distL="0" distR="0" wp14:anchorId="5967E174" wp14:editId="661523D6">
-            <wp:extent cx="5247005" cy="240616"/>
-            <wp:effectExtent l="0" t="0" r="0" b="7620"/>
+          <wp:inline distT="0" distB="0" distL="0" distR="0" wp14:anchorId="5967E174" wp14:editId="343B74C6">
+            <wp:extent cx="5483478" cy="251460"/>
+            <wp:effectExtent l="0" t="0" r="3175" b="0"/>
             <wp:docPr id="43" name="Рисунок 43"/>
             <wp:cNvGraphicFramePr>
               <a:graphicFrameLocks xmlns:a="http://schemas.openxmlformats.org/drawingml/2006/main" noChangeAspect="1"/>
@@ -6240,7 +7924,7 @@
                   <pic:spPr>
                     <a:xfrm>
                       <a:off x="0" y="0"/>
-                      <a:ext cx="5731702" cy="262843"/>
+                      <a:ext cx="6027577" cy="276411"/>
                     </a:xfrm>
                     <a:prstGeom prst="rect">
                       <a:avLst/>
@@ -6295,6 +7979,7 @@
           <w:rFonts w:ascii="Times New Roman" w:hAnsi="Times New Roman" w:cs="Times New Roman"/>
           <w:sz w:val="24"/>
         </w:rPr>
+        <w:lastRenderedPageBreak/>
         <w:t>Автоматическое обновление рейтинга поставщика</w:t>
       </w:r>
     </w:p>
@@ -6316,7 +8001,6 @@
           <w:bCs/>
           <w:szCs w:val="20"/>
         </w:rPr>
-        <w:lastRenderedPageBreak/>
         <w:t xml:space="preserve">Листинг. </w:t>
       </w:r>
       <w:r>
@@ -6406,7 +8090,43 @@
           <w:sz w:val="20"/>
           <w:lang w:val="en-US"/>
         </w:rPr>
-        <w:t>CREATE DEFINER=`root`@`localhost` TRIGGER `update_supplier_rating` AFTER INSERT ON `product` FOR EACH ROW begin</w:t>
+        <w:t>CREATE DEFINER=`</w:t>
+      </w:r>
+      <w:proofErr w:type="spellStart"/>
+      <w:r>
+        <w:rPr>
+          <w:rFonts w:ascii="Consolas" w:hAnsi="Consolas" w:cs="Times New Roman"/>
+          <w:sz w:val="20"/>
+          <w:lang w:val="en-US"/>
+        </w:rPr>
+        <w:t>root`@`localhost</w:t>
+      </w:r>
+      <w:proofErr w:type="spellEnd"/>
+      <w:r>
+        <w:rPr>
+          <w:rFonts w:ascii="Consolas" w:hAnsi="Consolas" w:cs="Times New Roman"/>
+          <w:sz w:val="20"/>
+          <w:lang w:val="en-US"/>
+        </w:rPr>
+        <w:t>` TRIGGER `</w:t>
+      </w:r>
+      <w:proofErr w:type="spellStart"/>
+      <w:r>
+        <w:rPr>
+          <w:rFonts w:ascii="Consolas" w:hAnsi="Consolas" w:cs="Times New Roman"/>
+          <w:sz w:val="20"/>
+          <w:lang w:val="en-US"/>
+        </w:rPr>
+        <w:t>update_supplier_rating</w:t>
+      </w:r>
+      <w:proofErr w:type="spellEnd"/>
+      <w:r>
+        <w:rPr>
+          <w:rFonts w:ascii="Consolas" w:hAnsi="Consolas" w:cs="Times New Roman"/>
+          <w:sz w:val="20"/>
+          <w:lang w:val="en-US"/>
+        </w:rPr>
+        <w:t>` AFTER INSERT ON `product` FOR EACH ROW begin</w:t>
       </w:r>
     </w:p>
     <w:p>
@@ -6426,7 +8146,25 @@
           <w:sz w:val="20"/>
           <w:lang w:val="en-US"/>
         </w:rPr>
-        <w:t xml:space="preserve">    declare product_count int;</w:t>
+        <w:t xml:space="preserve">    declare </w:t>
+      </w:r>
+      <w:proofErr w:type="spellStart"/>
+      <w:r>
+        <w:rPr>
+          <w:rFonts w:ascii="Consolas" w:hAnsi="Consolas" w:cs="Times New Roman"/>
+          <w:sz w:val="20"/>
+          <w:lang w:val="en-US"/>
+        </w:rPr>
+        <w:t>product_count</w:t>
+      </w:r>
+      <w:proofErr w:type="spellEnd"/>
+      <w:r>
+        <w:rPr>
+          <w:rFonts w:ascii="Consolas" w:hAnsi="Consolas" w:cs="Times New Roman"/>
+          <w:sz w:val="20"/>
+          <w:lang w:val="en-US"/>
+        </w:rPr>
+        <w:t xml:space="preserve"> int;</w:t>
       </w:r>
     </w:p>
     <w:p>
@@ -6446,7 +8184,43 @@
           <w:sz w:val="20"/>
           <w:lang w:val="en-US"/>
         </w:rPr>
-        <w:t xml:space="preserve">    declare new_rating decimal(3,2);</w:t>
+        <w:t xml:space="preserve">    declare </w:t>
+      </w:r>
+      <w:proofErr w:type="spellStart"/>
+      <w:r>
+        <w:rPr>
+          <w:rFonts w:ascii="Consolas" w:hAnsi="Consolas" w:cs="Times New Roman"/>
+          <w:sz w:val="20"/>
+          <w:lang w:val="en-US"/>
+        </w:rPr>
+        <w:t>new_rating</w:t>
+      </w:r>
+      <w:proofErr w:type="spellEnd"/>
+      <w:r>
+        <w:rPr>
+          <w:rFonts w:ascii="Consolas" w:hAnsi="Consolas" w:cs="Times New Roman"/>
+          <w:sz w:val="20"/>
+          <w:lang w:val="en-US"/>
+        </w:rPr>
+        <w:t xml:space="preserve"> </w:t>
+      </w:r>
+      <w:proofErr w:type="gramStart"/>
+      <w:r>
+        <w:rPr>
+          <w:rFonts w:ascii="Consolas" w:hAnsi="Consolas" w:cs="Times New Roman"/>
+          <w:sz w:val="20"/>
+          <w:lang w:val="en-US"/>
+        </w:rPr>
+        <w:t>decimal(</w:t>
+      </w:r>
+      <w:proofErr w:type="gramEnd"/>
+      <w:r>
+        <w:rPr>
+          <w:rFonts w:ascii="Consolas" w:hAnsi="Consolas" w:cs="Times New Roman"/>
+          <w:sz w:val="20"/>
+          <w:lang w:val="en-US"/>
+        </w:rPr>
+        <w:t>3,2);</w:t>
       </w:r>
     </w:p>
     <w:p>
@@ -6466,8 +8240,36 @@
           <w:sz w:val="20"/>
           <w:lang w:val="en-US"/>
         </w:rPr>
-        <w:t xml:space="preserve">    select count(*) into product_count</w:t>
-      </w:r>
+        <w:t xml:space="preserve">    select </w:t>
+      </w:r>
+      <w:proofErr w:type="gramStart"/>
+      <w:r>
+        <w:rPr>
+          <w:rFonts w:ascii="Consolas" w:hAnsi="Consolas" w:cs="Times New Roman"/>
+          <w:sz w:val="20"/>
+          <w:lang w:val="en-US"/>
+        </w:rPr>
+        <w:t>count(</w:t>
+      </w:r>
+      <w:proofErr w:type="gramEnd"/>
+      <w:r>
+        <w:rPr>
+          <w:rFonts w:ascii="Consolas" w:hAnsi="Consolas" w:cs="Times New Roman"/>
+          <w:sz w:val="20"/>
+          <w:lang w:val="en-US"/>
+        </w:rPr>
+        <w:t xml:space="preserve">*) into </w:t>
+      </w:r>
+      <w:proofErr w:type="spellStart"/>
+      <w:r>
+        <w:rPr>
+          <w:rFonts w:ascii="Consolas" w:hAnsi="Consolas" w:cs="Times New Roman"/>
+          <w:sz w:val="20"/>
+          <w:lang w:val="en-US"/>
+        </w:rPr>
+        <w:t>product_count</w:t>
+      </w:r>
+      <w:proofErr w:type="spellEnd"/>
     </w:p>
     <w:p>
       <w:pPr>
@@ -6506,7 +8308,43 @@
           <w:sz w:val="20"/>
           <w:lang w:val="en-US"/>
         </w:rPr>
-        <w:t xml:space="preserve">    where id_supplier = new.id_supplier;</w:t>
+        <w:t xml:space="preserve">    where </w:t>
+      </w:r>
+      <w:proofErr w:type="spellStart"/>
+      <w:r>
+        <w:rPr>
+          <w:rFonts w:ascii="Consolas" w:hAnsi="Consolas" w:cs="Times New Roman"/>
+          <w:sz w:val="20"/>
+          <w:lang w:val="en-US"/>
+        </w:rPr>
+        <w:t>id_supplier</w:t>
+      </w:r>
+      <w:proofErr w:type="spellEnd"/>
+      <w:r>
+        <w:rPr>
+          <w:rFonts w:ascii="Consolas" w:hAnsi="Consolas" w:cs="Times New Roman"/>
+          <w:sz w:val="20"/>
+          <w:lang w:val="en-US"/>
+        </w:rPr>
+        <w:t xml:space="preserve"> = </w:t>
+      </w:r>
+      <w:proofErr w:type="spellStart"/>
+      <w:r>
+        <w:rPr>
+          <w:rFonts w:ascii="Consolas" w:hAnsi="Consolas" w:cs="Times New Roman"/>
+          <w:sz w:val="20"/>
+          <w:lang w:val="en-US"/>
+        </w:rPr>
+        <w:t>new.id_supplier</w:t>
+      </w:r>
+      <w:proofErr w:type="spellEnd"/>
+      <w:r>
+        <w:rPr>
+          <w:rFonts w:ascii="Consolas" w:hAnsi="Consolas" w:cs="Times New Roman"/>
+          <w:sz w:val="20"/>
+          <w:lang w:val="en-US"/>
+        </w:rPr>
+        <w:t>;</w:t>
       </w:r>
     </w:p>
     <w:p>
@@ -6526,7 +8364,61 @@
           <w:sz w:val="20"/>
           <w:lang w:val="en-US"/>
         </w:rPr>
-        <w:t xml:space="preserve">    set new_rating = least(10.0, 5.0 + (product_count * 0.5));</w:t>
+        <w:t xml:space="preserve">    set </w:t>
+      </w:r>
+      <w:proofErr w:type="spellStart"/>
+      <w:r>
+        <w:rPr>
+          <w:rFonts w:ascii="Consolas" w:hAnsi="Consolas" w:cs="Times New Roman"/>
+          <w:sz w:val="20"/>
+          <w:lang w:val="en-US"/>
+        </w:rPr>
+        <w:t>new_rating</w:t>
+      </w:r>
+      <w:proofErr w:type="spellEnd"/>
+      <w:r>
+        <w:rPr>
+          <w:rFonts w:ascii="Consolas" w:hAnsi="Consolas" w:cs="Times New Roman"/>
+          <w:sz w:val="20"/>
+          <w:lang w:val="en-US"/>
+        </w:rPr>
+        <w:t xml:space="preserve"> = </w:t>
+      </w:r>
+      <w:proofErr w:type="gramStart"/>
+      <w:r>
+        <w:rPr>
+          <w:rFonts w:ascii="Consolas" w:hAnsi="Consolas" w:cs="Times New Roman"/>
+          <w:sz w:val="20"/>
+          <w:lang w:val="en-US"/>
+        </w:rPr>
+        <w:t>least(</w:t>
+      </w:r>
+      <w:proofErr w:type="gramEnd"/>
+      <w:r>
+        <w:rPr>
+          <w:rFonts w:ascii="Consolas" w:hAnsi="Consolas" w:cs="Times New Roman"/>
+          <w:sz w:val="20"/>
+          <w:lang w:val="en-US"/>
+        </w:rPr>
+        <w:t>10.0, 5.0 + (</w:t>
+      </w:r>
+      <w:proofErr w:type="spellStart"/>
+      <w:r>
+        <w:rPr>
+          <w:rFonts w:ascii="Consolas" w:hAnsi="Consolas" w:cs="Times New Roman"/>
+          <w:sz w:val="20"/>
+          <w:lang w:val="en-US"/>
+        </w:rPr>
+        <w:t>product_count</w:t>
+      </w:r>
+      <w:proofErr w:type="spellEnd"/>
+      <w:r>
+        <w:rPr>
+          <w:rFonts w:ascii="Consolas" w:hAnsi="Consolas" w:cs="Times New Roman"/>
+          <w:sz w:val="20"/>
+          <w:lang w:val="en-US"/>
+        </w:rPr>
+        <w:t xml:space="preserve"> * 0.5));</w:t>
       </w:r>
     </w:p>
     <w:p>
@@ -6566,8 +8458,18 @@
           <w:sz w:val="20"/>
           <w:lang w:val="en-US"/>
         </w:rPr>
-        <w:t xml:space="preserve">    set rating = new_rating</w:t>
-      </w:r>
+        <w:t xml:space="preserve">    set rating = </w:t>
+      </w:r>
+      <w:proofErr w:type="spellStart"/>
+      <w:r>
+        <w:rPr>
+          <w:rFonts w:ascii="Consolas" w:hAnsi="Consolas" w:cs="Times New Roman"/>
+          <w:sz w:val="20"/>
+          <w:lang w:val="en-US"/>
+        </w:rPr>
+        <w:t>new_rating</w:t>
+      </w:r>
+      <w:proofErr w:type="spellEnd"/>
     </w:p>
     <w:p>
       <w:pPr>
@@ -6586,7 +8488,43 @@
           <w:sz w:val="20"/>
           <w:lang w:val="en-US"/>
         </w:rPr>
-        <w:t xml:space="preserve">    where id_supplier = new.id_supplier;</w:t>
+        <w:t xml:space="preserve">    where </w:t>
+      </w:r>
+      <w:proofErr w:type="spellStart"/>
+      <w:r>
+        <w:rPr>
+          <w:rFonts w:ascii="Consolas" w:hAnsi="Consolas" w:cs="Times New Roman"/>
+          <w:sz w:val="20"/>
+          <w:lang w:val="en-US"/>
+        </w:rPr>
+        <w:t>id_supplier</w:t>
+      </w:r>
+      <w:proofErr w:type="spellEnd"/>
+      <w:r>
+        <w:rPr>
+          <w:rFonts w:ascii="Consolas" w:hAnsi="Consolas" w:cs="Times New Roman"/>
+          <w:sz w:val="20"/>
+          <w:lang w:val="en-US"/>
+        </w:rPr>
+        <w:t xml:space="preserve"> = </w:t>
+      </w:r>
+      <w:proofErr w:type="spellStart"/>
+      <w:r>
+        <w:rPr>
+          <w:rFonts w:ascii="Consolas" w:hAnsi="Consolas" w:cs="Times New Roman"/>
+          <w:sz w:val="20"/>
+          <w:lang w:val="en-US"/>
+        </w:rPr>
+        <w:t>new.id_supplier</w:t>
+      </w:r>
+      <w:proofErr w:type="spellEnd"/>
+      <w:r>
+        <w:rPr>
+          <w:rFonts w:ascii="Consolas" w:hAnsi="Consolas" w:cs="Times New Roman"/>
+          <w:sz w:val="20"/>
+          <w:lang w:val="en-US"/>
+        </w:rPr>
+        <w:t>;</w:t>
       </w:r>
     </w:p>
     <w:p>
@@ -6599,6 +8537,7 @@
           <w:sz w:val="20"/>
         </w:rPr>
       </w:pPr>
+      <w:proofErr w:type="spellStart"/>
       <w:r>
         <w:rPr>
           <w:rFonts w:ascii="Consolas" w:hAnsi="Consolas" w:cs="Times New Roman"/>
@@ -6606,6 +8545,7 @@
         </w:rPr>
         <w:t>end</w:t>
       </w:r>
+      <w:proofErr w:type="spellEnd"/>
     </w:p>
     <w:p>
       <w:pPr>
@@ -6860,7 +8800,27 @@
           <w:szCs w:val="18"/>
           <w:lang w:val="en-US"/>
         </w:rPr>
-        <w:t>CREATE USER 'manager_client'@'localhost' IDENTIFIED BY 'Pass123!';</w:t>
+        <w:t>CREATE USER '</w:t>
+      </w:r>
+      <w:proofErr w:type="spellStart"/>
+      <w:r>
+        <w:rPr>
+          <w:rFonts w:ascii="Consolas" w:hAnsi="Consolas" w:cs="Times New Roman"/>
+          <w:sz w:val="20"/>
+          <w:szCs w:val="18"/>
+          <w:lang w:val="en-US"/>
+        </w:rPr>
+        <w:t>manager_client'@'localhost</w:t>
+      </w:r>
+      <w:proofErr w:type="spellEnd"/>
+      <w:r>
+        <w:rPr>
+          <w:rFonts w:ascii="Consolas" w:hAnsi="Consolas" w:cs="Times New Roman"/>
+          <w:sz w:val="20"/>
+          <w:szCs w:val="18"/>
+          <w:lang w:val="en-US"/>
+        </w:rPr>
+        <w:t>' IDENTIFIED BY 'Pass123!';</w:t>
       </w:r>
     </w:p>
     <w:p>
@@ -6882,7 +8842,49 @@
           <w:szCs w:val="18"/>
           <w:lang w:val="en-US"/>
         </w:rPr>
-        <w:t>GRANT SELECT ON warehouse.supplier TO 'manager_client'@'localhost';</w:t>
+        <w:t xml:space="preserve">GRANT SELECT ON </w:t>
+      </w:r>
+      <w:proofErr w:type="spellStart"/>
+      <w:proofErr w:type="gramStart"/>
+      <w:r>
+        <w:rPr>
+          <w:rFonts w:ascii="Consolas" w:hAnsi="Consolas" w:cs="Times New Roman"/>
+          <w:sz w:val="20"/>
+          <w:szCs w:val="18"/>
+          <w:lang w:val="en-US"/>
+        </w:rPr>
+        <w:t>warehouse.supplier</w:t>
+      </w:r>
+      <w:proofErr w:type="spellEnd"/>
+      <w:proofErr w:type="gramEnd"/>
+      <w:r>
+        <w:rPr>
+          <w:rFonts w:ascii="Consolas" w:hAnsi="Consolas" w:cs="Times New Roman"/>
+          <w:sz w:val="20"/>
+          <w:szCs w:val="18"/>
+          <w:lang w:val="en-US"/>
+        </w:rPr>
+        <w:t xml:space="preserve"> TO '</w:t>
+      </w:r>
+      <w:proofErr w:type="spellStart"/>
+      <w:r>
+        <w:rPr>
+          <w:rFonts w:ascii="Consolas" w:hAnsi="Consolas" w:cs="Times New Roman"/>
+          <w:sz w:val="20"/>
+          <w:szCs w:val="18"/>
+          <w:lang w:val="en-US"/>
+        </w:rPr>
+        <w:t>manager_client'@'localhost</w:t>
+      </w:r>
+      <w:proofErr w:type="spellEnd"/>
+      <w:r>
+        <w:rPr>
+          <w:rFonts w:ascii="Consolas" w:hAnsi="Consolas" w:cs="Times New Roman"/>
+          <w:sz w:val="20"/>
+          <w:szCs w:val="18"/>
+          <w:lang w:val="en-US"/>
+        </w:rPr>
+        <w:t>';</w:t>
       </w:r>
     </w:p>
     <w:p>
@@ -6904,7 +8906,49 @@
           <w:szCs w:val="18"/>
           <w:lang w:val="en-US"/>
         </w:rPr>
-        <w:t>GRANT SELECT ON warehouse.category TO 'manager_client'@'localhost';</w:t>
+        <w:t xml:space="preserve">GRANT SELECT ON </w:t>
+      </w:r>
+      <w:proofErr w:type="spellStart"/>
+      <w:proofErr w:type="gramStart"/>
+      <w:r>
+        <w:rPr>
+          <w:rFonts w:ascii="Consolas" w:hAnsi="Consolas" w:cs="Times New Roman"/>
+          <w:sz w:val="20"/>
+          <w:szCs w:val="18"/>
+          <w:lang w:val="en-US"/>
+        </w:rPr>
+        <w:t>warehouse.category</w:t>
+      </w:r>
+      <w:proofErr w:type="spellEnd"/>
+      <w:proofErr w:type="gramEnd"/>
+      <w:r>
+        <w:rPr>
+          <w:rFonts w:ascii="Consolas" w:hAnsi="Consolas" w:cs="Times New Roman"/>
+          <w:sz w:val="20"/>
+          <w:szCs w:val="18"/>
+          <w:lang w:val="en-US"/>
+        </w:rPr>
+        <w:t xml:space="preserve"> TO '</w:t>
+      </w:r>
+      <w:proofErr w:type="spellStart"/>
+      <w:r>
+        <w:rPr>
+          <w:rFonts w:ascii="Consolas" w:hAnsi="Consolas" w:cs="Times New Roman"/>
+          <w:sz w:val="20"/>
+          <w:szCs w:val="18"/>
+          <w:lang w:val="en-US"/>
+        </w:rPr>
+        <w:t>manager_client'@'localhost</w:t>
+      </w:r>
+      <w:proofErr w:type="spellEnd"/>
+      <w:r>
+        <w:rPr>
+          <w:rFonts w:ascii="Consolas" w:hAnsi="Consolas" w:cs="Times New Roman"/>
+          <w:sz w:val="20"/>
+          <w:szCs w:val="18"/>
+          <w:lang w:val="en-US"/>
+        </w:rPr>
+        <w:t>';</w:t>
       </w:r>
     </w:p>
     <w:p>
@@ -6926,7 +8970,49 @@
           <w:szCs w:val="18"/>
           <w:lang w:val="en-US"/>
         </w:rPr>
-        <w:t>GRANT SELECT ON warehouse.product TO 'manager_client'@'localhost';</w:t>
+        <w:t xml:space="preserve">GRANT SELECT ON </w:t>
+      </w:r>
+      <w:proofErr w:type="spellStart"/>
+      <w:proofErr w:type="gramStart"/>
+      <w:r>
+        <w:rPr>
+          <w:rFonts w:ascii="Consolas" w:hAnsi="Consolas" w:cs="Times New Roman"/>
+          <w:sz w:val="20"/>
+          <w:szCs w:val="18"/>
+          <w:lang w:val="en-US"/>
+        </w:rPr>
+        <w:t>warehouse.product</w:t>
+      </w:r>
+      <w:proofErr w:type="spellEnd"/>
+      <w:proofErr w:type="gramEnd"/>
+      <w:r>
+        <w:rPr>
+          <w:rFonts w:ascii="Consolas" w:hAnsi="Consolas" w:cs="Times New Roman"/>
+          <w:sz w:val="20"/>
+          <w:szCs w:val="18"/>
+          <w:lang w:val="en-US"/>
+        </w:rPr>
+        <w:t xml:space="preserve"> TO '</w:t>
+      </w:r>
+      <w:proofErr w:type="spellStart"/>
+      <w:r>
+        <w:rPr>
+          <w:rFonts w:ascii="Consolas" w:hAnsi="Consolas" w:cs="Times New Roman"/>
+          <w:sz w:val="20"/>
+          <w:szCs w:val="18"/>
+          <w:lang w:val="en-US"/>
+        </w:rPr>
+        <w:t>manager_client'@'localhost</w:t>
+      </w:r>
+      <w:proofErr w:type="spellEnd"/>
+      <w:r>
+        <w:rPr>
+          <w:rFonts w:ascii="Consolas" w:hAnsi="Consolas" w:cs="Times New Roman"/>
+          <w:sz w:val="20"/>
+          <w:szCs w:val="18"/>
+          <w:lang w:val="en-US"/>
+        </w:rPr>
+        <w:t>';</w:t>
       </w:r>
     </w:p>
     <w:p>
@@ -6948,7 +9034,49 @@
           <w:szCs w:val="18"/>
           <w:lang w:val="en-US"/>
         </w:rPr>
-        <w:t>GRANT SELECT, INSERT, UPDATE, DELETE ON warehouse.buyers TO 'manager_client'@'localhost';</w:t>
+        <w:t xml:space="preserve">GRANT SELECT, INSERT, UPDATE, DELETE ON </w:t>
+      </w:r>
+      <w:proofErr w:type="spellStart"/>
+      <w:proofErr w:type="gramStart"/>
+      <w:r>
+        <w:rPr>
+          <w:rFonts w:ascii="Consolas" w:hAnsi="Consolas" w:cs="Times New Roman"/>
+          <w:sz w:val="20"/>
+          <w:szCs w:val="18"/>
+          <w:lang w:val="en-US"/>
+        </w:rPr>
+        <w:t>warehouse.buyers</w:t>
+      </w:r>
+      <w:proofErr w:type="spellEnd"/>
+      <w:proofErr w:type="gramEnd"/>
+      <w:r>
+        <w:rPr>
+          <w:rFonts w:ascii="Consolas" w:hAnsi="Consolas" w:cs="Times New Roman"/>
+          <w:sz w:val="20"/>
+          <w:szCs w:val="18"/>
+          <w:lang w:val="en-US"/>
+        </w:rPr>
+        <w:t xml:space="preserve"> TO '</w:t>
+      </w:r>
+      <w:proofErr w:type="spellStart"/>
+      <w:r>
+        <w:rPr>
+          <w:rFonts w:ascii="Consolas" w:hAnsi="Consolas" w:cs="Times New Roman"/>
+          <w:sz w:val="20"/>
+          <w:szCs w:val="18"/>
+          <w:lang w:val="en-US"/>
+        </w:rPr>
+        <w:t>manager_client'@'localhost</w:t>
+      </w:r>
+      <w:proofErr w:type="spellEnd"/>
+      <w:r>
+        <w:rPr>
+          <w:rFonts w:ascii="Consolas" w:hAnsi="Consolas" w:cs="Times New Roman"/>
+          <w:sz w:val="20"/>
+          <w:szCs w:val="18"/>
+          <w:lang w:val="en-US"/>
+        </w:rPr>
+        <w:t>';</w:t>
       </w:r>
     </w:p>
     <w:p>
@@ -6970,7 +9098,49 @@
           <w:szCs w:val="18"/>
           <w:lang w:val="en-US"/>
         </w:rPr>
-        <w:t>GRANT SELECT ON warehouse.position TO 'manager_client'@'localhost';</w:t>
+        <w:t xml:space="preserve">GRANT SELECT ON </w:t>
+      </w:r>
+      <w:proofErr w:type="spellStart"/>
+      <w:proofErr w:type="gramStart"/>
+      <w:r>
+        <w:rPr>
+          <w:rFonts w:ascii="Consolas" w:hAnsi="Consolas" w:cs="Times New Roman"/>
+          <w:sz w:val="20"/>
+          <w:szCs w:val="18"/>
+          <w:lang w:val="en-US"/>
+        </w:rPr>
+        <w:t>warehouse.position</w:t>
+      </w:r>
+      <w:proofErr w:type="spellEnd"/>
+      <w:proofErr w:type="gramEnd"/>
+      <w:r>
+        <w:rPr>
+          <w:rFonts w:ascii="Consolas" w:hAnsi="Consolas" w:cs="Times New Roman"/>
+          <w:sz w:val="20"/>
+          <w:szCs w:val="18"/>
+          <w:lang w:val="en-US"/>
+        </w:rPr>
+        <w:t xml:space="preserve"> TO '</w:t>
+      </w:r>
+      <w:proofErr w:type="spellStart"/>
+      <w:r>
+        <w:rPr>
+          <w:rFonts w:ascii="Consolas" w:hAnsi="Consolas" w:cs="Times New Roman"/>
+          <w:sz w:val="20"/>
+          <w:szCs w:val="18"/>
+          <w:lang w:val="en-US"/>
+        </w:rPr>
+        <w:t>manager_client'@'localhost</w:t>
+      </w:r>
+      <w:proofErr w:type="spellEnd"/>
+      <w:r>
+        <w:rPr>
+          <w:rFonts w:ascii="Consolas" w:hAnsi="Consolas" w:cs="Times New Roman"/>
+          <w:sz w:val="20"/>
+          <w:szCs w:val="18"/>
+          <w:lang w:val="en-US"/>
+        </w:rPr>
+        <w:t>';</w:t>
       </w:r>
     </w:p>
     <w:p>
@@ -6992,7 +9162,49 @@
           <w:szCs w:val="18"/>
           <w:lang w:val="en-US"/>
         </w:rPr>
-        <w:t>GRANT SELECT ON warehouse.employees TO 'manager_client'@'localhost';</w:t>
+        <w:t xml:space="preserve">GRANT SELECT ON </w:t>
+      </w:r>
+      <w:proofErr w:type="spellStart"/>
+      <w:proofErr w:type="gramStart"/>
+      <w:r>
+        <w:rPr>
+          <w:rFonts w:ascii="Consolas" w:hAnsi="Consolas" w:cs="Times New Roman"/>
+          <w:sz w:val="20"/>
+          <w:szCs w:val="18"/>
+          <w:lang w:val="en-US"/>
+        </w:rPr>
+        <w:t>warehouse.employees</w:t>
+      </w:r>
+      <w:proofErr w:type="spellEnd"/>
+      <w:proofErr w:type="gramEnd"/>
+      <w:r>
+        <w:rPr>
+          <w:rFonts w:ascii="Consolas" w:hAnsi="Consolas" w:cs="Times New Roman"/>
+          <w:sz w:val="20"/>
+          <w:szCs w:val="18"/>
+          <w:lang w:val="en-US"/>
+        </w:rPr>
+        <w:t xml:space="preserve"> TO '</w:t>
+      </w:r>
+      <w:proofErr w:type="spellStart"/>
+      <w:r>
+        <w:rPr>
+          <w:rFonts w:ascii="Consolas" w:hAnsi="Consolas" w:cs="Times New Roman"/>
+          <w:sz w:val="20"/>
+          <w:szCs w:val="18"/>
+          <w:lang w:val="en-US"/>
+        </w:rPr>
+        <w:t>manager_client'@'localhost</w:t>
+      </w:r>
+      <w:proofErr w:type="spellEnd"/>
+      <w:r>
+        <w:rPr>
+          <w:rFonts w:ascii="Consolas" w:hAnsi="Consolas" w:cs="Times New Roman"/>
+          <w:sz w:val="20"/>
+          <w:szCs w:val="18"/>
+          <w:lang w:val="en-US"/>
+        </w:rPr>
+        <w:t>';</w:t>
       </w:r>
     </w:p>
     <w:p>
@@ -7014,7 +9226,49 @@
           <w:szCs w:val="18"/>
           <w:lang w:val="en-US"/>
         </w:rPr>
-        <w:t>GRANT SELECT, INSERT, UPDATE, DELETE ON warehouse.orders TO 'manager_client'@'localhost';</w:t>
+        <w:t xml:space="preserve">GRANT SELECT, INSERT, UPDATE, DELETE ON </w:t>
+      </w:r>
+      <w:proofErr w:type="spellStart"/>
+      <w:proofErr w:type="gramStart"/>
+      <w:r>
+        <w:rPr>
+          <w:rFonts w:ascii="Consolas" w:hAnsi="Consolas" w:cs="Times New Roman"/>
+          <w:sz w:val="20"/>
+          <w:szCs w:val="18"/>
+          <w:lang w:val="en-US"/>
+        </w:rPr>
+        <w:t>warehouse.orders</w:t>
+      </w:r>
+      <w:proofErr w:type="spellEnd"/>
+      <w:proofErr w:type="gramEnd"/>
+      <w:r>
+        <w:rPr>
+          <w:rFonts w:ascii="Consolas" w:hAnsi="Consolas" w:cs="Times New Roman"/>
+          <w:sz w:val="20"/>
+          <w:szCs w:val="18"/>
+          <w:lang w:val="en-US"/>
+        </w:rPr>
+        <w:t xml:space="preserve"> TO '</w:t>
+      </w:r>
+      <w:proofErr w:type="spellStart"/>
+      <w:r>
+        <w:rPr>
+          <w:rFonts w:ascii="Consolas" w:hAnsi="Consolas" w:cs="Times New Roman"/>
+          <w:sz w:val="20"/>
+          <w:szCs w:val="18"/>
+          <w:lang w:val="en-US"/>
+        </w:rPr>
+        <w:t>manager_client'@'localhost</w:t>
+      </w:r>
+      <w:proofErr w:type="spellEnd"/>
+      <w:r>
+        <w:rPr>
+          <w:rFonts w:ascii="Consolas" w:hAnsi="Consolas" w:cs="Times New Roman"/>
+          <w:sz w:val="20"/>
+          <w:szCs w:val="18"/>
+          <w:lang w:val="en-US"/>
+        </w:rPr>
+        <w:t>';</w:t>
       </w:r>
     </w:p>
     <w:p>
@@ -7036,7 +9290,58 @@
           <w:szCs w:val="18"/>
           <w:lang w:val="en-US"/>
         </w:rPr>
-        <w:t>GRANT SELECT, INSERT, UPDATE, DELETE ON warehouse.order_items TO 'manager_client'@'localhost';</w:t>
+        <w:t xml:space="preserve">GRANT SELECT, INSERT, UPDATE, DELETE ON </w:t>
+      </w:r>
+      <w:proofErr w:type="spellStart"/>
+      <w:proofErr w:type="gramStart"/>
+      <w:r>
+        <w:rPr>
+          <w:rFonts w:ascii="Consolas" w:hAnsi="Consolas" w:cs="Times New Roman"/>
+          <w:sz w:val="20"/>
+          <w:szCs w:val="18"/>
+          <w:lang w:val="en-US"/>
+        </w:rPr>
+        <w:t>warehouse.order</w:t>
+      </w:r>
+      <w:proofErr w:type="gramEnd"/>
+      <w:r>
+        <w:rPr>
+          <w:rFonts w:ascii="Consolas" w:hAnsi="Consolas" w:cs="Times New Roman"/>
+          <w:sz w:val="20"/>
+          <w:szCs w:val="18"/>
+          <w:lang w:val="en-US"/>
+        </w:rPr>
+        <w:t>_items</w:t>
+      </w:r>
+      <w:proofErr w:type="spellEnd"/>
+      <w:r>
+        <w:rPr>
+          <w:rFonts w:ascii="Consolas" w:hAnsi="Consolas" w:cs="Times New Roman"/>
+          <w:sz w:val="20"/>
+          <w:szCs w:val="18"/>
+          <w:lang w:val="en-US"/>
+        </w:rPr>
+        <w:t xml:space="preserve"> TO '</w:t>
+      </w:r>
+      <w:proofErr w:type="spellStart"/>
+      <w:r>
+        <w:rPr>
+          <w:rFonts w:ascii="Consolas" w:hAnsi="Consolas" w:cs="Times New Roman"/>
+          <w:sz w:val="20"/>
+          <w:szCs w:val="18"/>
+          <w:lang w:val="en-US"/>
+        </w:rPr>
+        <w:t>manager_client'@'localhost</w:t>
+      </w:r>
+      <w:proofErr w:type="spellEnd"/>
+      <w:r>
+        <w:rPr>
+          <w:rFonts w:ascii="Consolas" w:hAnsi="Consolas" w:cs="Times New Roman"/>
+          <w:sz w:val="20"/>
+          <w:szCs w:val="18"/>
+          <w:lang w:val="en-US"/>
+        </w:rPr>
+        <w:t>';</w:t>
       </w:r>
     </w:p>
     <w:p>
@@ -7058,7 +9363,58 @@
           <w:szCs w:val="18"/>
           <w:lang w:val="en-US"/>
         </w:rPr>
-        <w:t>GRANT SELECT ON warehouse.price_history TO 'manager_client'@'localhost';</w:t>
+        <w:t xml:space="preserve">GRANT SELECT ON </w:t>
+      </w:r>
+      <w:proofErr w:type="spellStart"/>
+      <w:proofErr w:type="gramStart"/>
+      <w:r>
+        <w:rPr>
+          <w:rFonts w:ascii="Consolas" w:hAnsi="Consolas" w:cs="Times New Roman"/>
+          <w:sz w:val="20"/>
+          <w:szCs w:val="18"/>
+          <w:lang w:val="en-US"/>
+        </w:rPr>
+        <w:t>warehouse.price</w:t>
+      </w:r>
+      <w:proofErr w:type="gramEnd"/>
+      <w:r>
+        <w:rPr>
+          <w:rFonts w:ascii="Consolas" w:hAnsi="Consolas" w:cs="Times New Roman"/>
+          <w:sz w:val="20"/>
+          <w:szCs w:val="18"/>
+          <w:lang w:val="en-US"/>
+        </w:rPr>
+        <w:t>_history</w:t>
+      </w:r>
+      <w:proofErr w:type="spellEnd"/>
+      <w:r>
+        <w:rPr>
+          <w:rFonts w:ascii="Consolas" w:hAnsi="Consolas" w:cs="Times New Roman"/>
+          <w:sz w:val="20"/>
+          <w:szCs w:val="18"/>
+          <w:lang w:val="en-US"/>
+        </w:rPr>
+        <w:t xml:space="preserve"> TO '</w:t>
+      </w:r>
+      <w:proofErr w:type="spellStart"/>
+      <w:r>
+        <w:rPr>
+          <w:rFonts w:ascii="Consolas" w:hAnsi="Consolas" w:cs="Times New Roman"/>
+          <w:sz w:val="20"/>
+          <w:szCs w:val="18"/>
+          <w:lang w:val="en-US"/>
+        </w:rPr>
+        <w:t>manager_client'@'localhost</w:t>
+      </w:r>
+      <w:proofErr w:type="spellEnd"/>
+      <w:r>
+        <w:rPr>
+          <w:rFonts w:ascii="Consolas" w:hAnsi="Consolas" w:cs="Times New Roman"/>
+          <w:sz w:val="20"/>
+          <w:szCs w:val="18"/>
+          <w:lang w:val="en-US"/>
+        </w:rPr>
+        <w:t>';</w:t>
       </w:r>
     </w:p>
     <w:p>
@@ -7080,7 +9436,58 @@
           <w:szCs w:val="18"/>
           <w:lang w:val="en-US"/>
         </w:rPr>
-        <w:t>GRANT SELECT ON warehouse.operation_logs TO 'manager_client'@'localhost';</w:t>
+        <w:t xml:space="preserve">GRANT SELECT ON </w:t>
+      </w:r>
+      <w:proofErr w:type="spellStart"/>
+      <w:proofErr w:type="gramStart"/>
+      <w:r>
+        <w:rPr>
+          <w:rFonts w:ascii="Consolas" w:hAnsi="Consolas" w:cs="Times New Roman"/>
+          <w:sz w:val="20"/>
+          <w:szCs w:val="18"/>
+          <w:lang w:val="en-US"/>
+        </w:rPr>
+        <w:t>warehouse.operation</w:t>
+      </w:r>
+      <w:proofErr w:type="gramEnd"/>
+      <w:r>
+        <w:rPr>
+          <w:rFonts w:ascii="Consolas" w:hAnsi="Consolas" w:cs="Times New Roman"/>
+          <w:sz w:val="20"/>
+          <w:szCs w:val="18"/>
+          <w:lang w:val="en-US"/>
+        </w:rPr>
+        <w:t>_logs</w:t>
+      </w:r>
+      <w:proofErr w:type="spellEnd"/>
+      <w:r>
+        <w:rPr>
+          <w:rFonts w:ascii="Consolas" w:hAnsi="Consolas" w:cs="Times New Roman"/>
+          <w:sz w:val="20"/>
+          <w:szCs w:val="18"/>
+          <w:lang w:val="en-US"/>
+        </w:rPr>
+        <w:t xml:space="preserve"> TO '</w:t>
+      </w:r>
+      <w:proofErr w:type="spellStart"/>
+      <w:r>
+        <w:rPr>
+          <w:rFonts w:ascii="Consolas" w:hAnsi="Consolas" w:cs="Times New Roman"/>
+          <w:sz w:val="20"/>
+          <w:szCs w:val="18"/>
+          <w:lang w:val="en-US"/>
+        </w:rPr>
+        <w:t>manager_client'@'localhost</w:t>
+      </w:r>
+      <w:proofErr w:type="spellEnd"/>
+      <w:r>
+        <w:rPr>
+          <w:rFonts w:ascii="Consolas" w:hAnsi="Consolas" w:cs="Times New Roman"/>
+          <w:sz w:val="20"/>
+          <w:szCs w:val="18"/>
+          <w:lang w:val="en-US"/>
+        </w:rPr>
+        <w:t>';</w:t>
       </w:r>
     </w:p>
     <w:p>
@@ -7250,7 +9657,27 @@
           <w:szCs w:val="18"/>
           <w:lang w:val="en-US"/>
         </w:rPr>
-        <w:t>CREATE USER 'warehouse_worker'@'localhost' IDENTIFIED BY 'Worker123!';</w:t>
+        <w:t>CREATE USER '</w:t>
+      </w:r>
+      <w:proofErr w:type="spellStart"/>
+      <w:r>
+        <w:rPr>
+          <w:rFonts w:ascii="Consolas" w:hAnsi="Consolas" w:cs="Times New Roman"/>
+          <w:sz w:val="20"/>
+          <w:szCs w:val="18"/>
+          <w:lang w:val="en-US"/>
+        </w:rPr>
+        <w:t>warehouse_worker'@'localhost</w:t>
+      </w:r>
+      <w:proofErr w:type="spellEnd"/>
+      <w:r>
+        <w:rPr>
+          <w:rFonts w:ascii="Consolas" w:hAnsi="Consolas" w:cs="Times New Roman"/>
+          <w:sz w:val="20"/>
+          <w:szCs w:val="18"/>
+          <w:lang w:val="en-US"/>
+        </w:rPr>
+        <w:t>' IDENTIFIED BY 'Worker123!';</w:t>
       </w:r>
     </w:p>
     <w:p>
@@ -7272,7 +9699,49 @@
           <w:szCs w:val="18"/>
           <w:lang w:val="en-US"/>
         </w:rPr>
-        <w:t>GRANT SELECT ON warehouse.supplier TO 'warehouse_worker'@'localhost';</w:t>
+        <w:t xml:space="preserve">GRANT SELECT ON </w:t>
+      </w:r>
+      <w:proofErr w:type="spellStart"/>
+      <w:proofErr w:type="gramStart"/>
+      <w:r>
+        <w:rPr>
+          <w:rFonts w:ascii="Consolas" w:hAnsi="Consolas" w:cs="Times New Roman"/>
+          <w:sz w:val="20"/>
+          <w:szCs w:val="18"/>
+          <w:lang w:val="en-US"/>
+        </w:rPr>
+        <w:t>warehouse.supplier</w:t>
+      </w:r>
+      <w:proofErr w:type="spellEnd"/>
+      <w:proofErr w:type="gramEnd"/>
+      <w:r>
+        <w:rPr>
+          <w:rFonts w:ascii="Consolas" w:hAnsi="Consolas" w:cs="Times New Roman"/>
+          <w:sz w:val="20"/>
+          <w:szCs w:val="18"/>
+          <w:lang w:val="en-US"/>
+        </w:rPr>
+        <w:t xml:space="preserve"> TO '</w:t>
+      </w:r>
+      <w:proofErr w:type="spellStart"/>
+      <w:r>
+        <w:rPr>
+          <w:rFonts w:ascii="Consolas" w:hAnsi="Consolas" w:cs="Times New Roman"/>
+          <w:sz w:val="20"/>
+          <w:szCs w:val="18"/>
+          <w:lang w:val="en-US"/>
+        </w:rPr>
+        <w:t>warehouse_worker'@'localhost</w:t>
+      </w:r>
+      <w:proofErr w:type="spellEnd"/>
+      <w:r>
+        <w:rPr>
+          <w:rFonts w:ascii="Consolas" w:hAnsi="Consolas" w:cs="Times New Roman"/>
+          <w:sz w:val="20"/>
+          <w:szCs w:val="18"/>
+          <w:lang w:val="en-US"/>
+        </w:rPr>
+        <w:t>';</w:t>
       </w:r>
     </w:p>
     <w:p>
@@ -7294,8 +9763,10 @@
           <w:szCs w:val="18"/>
           <w:lang w:val="en-US"/>
         </w:rPr>
-        <w:t>GRANT SELECT ON warehouse.category TO 'wa</w:t>
-      </w:r>
+        <w:t xml:space="preserve">GRANT SELECT ON </w:t>
+      </w:r>
+      <w:proofErr w:type="spellStart"/>
+      <w:proofErr w:type="gramStart"/>
       <w:r>
         <w:rPr>
           <w:rFonts w:ascii="Consolas" w:hAnsi="Consolas" w:cs="Times New Roman"/>
@@ -7303,8 +9774,58 @@
           <w:szCs w:val="18"/>
           <w:lang w:val="en-US"/>
         </w:rPr>
+        <w:t>warehouse.category</w:t>
+      </w:r>
+      <w:proofErr w:type="spellEnd"/>
+      <w:proofErr w:type="gramEnd"/>
+      <w:r>
+        <w:rPr>
+          <w:rFonts w:ascii="Consolas" w:hAnsi="Consolas" w:cs="Times New Roman"/>
+          <w:sz w:val="20"/>
+          <w:szCs w:val="18"/>
+          <w:lang w:val="en-US"/>
+        </w:rPr>
+        <w:t xml:space="preserve"> TO '</w:t>
+      </w:r>
+      <w:proofErr w:type="spellStart"/>
+      <w:r>
+        <w:rPr>
+          <w:rFonts w:ascii="Consolas" w:hAnsi="Consolas" w:cs="Times New Roman"/>
+          <w:sz w:val="20"/>
+          <w:szCs w:val="18"/>
+          <w:lang w:val="en-US"/>
+        </w:rPr>
+        <w:t>wa</w:t>
+      </w:r>
+      <w:proofErr w:type="spellEnd"/>
+      <w:r>
+        <w:rPr>
+          <w:rFonts w:ascii="Consolas" w:hAnsi="Consolas" w:cs="Times New Roman"/>
+          <w:sz w:val="20"/>
+          <w:szCs w:val="18"/>
+          <w:lang w:val="en-US"/>
+        </w:rPr>
         <w:tab/>
-        <w:t>rehouse_worker'@'localhost';</w:t>
+      </w:r>
+      <w:proofErr w:type="spellStart"/>
+      <w:r>
+        <w:rPr>
+          <w:rFonts w:ascii="Consolas" w:hAnsi="Consolas" w:cs="Times New Roman"/>
+          <w:sz w:val="20"/>
+          <w:szCs w:val="18"/>
+          <w:lang w:val="en-US"/>
+        </w:rPr>
+        <w:t>rehouse_worker'@'localhost</w:t>
+      </w:r>
+      <w:proofErr w:type="spellEnd"/>
+      <w:r>
+        <w:rPr>
+          <w:rFonts w:ascii="Consolas" w:hAnsi="Consolas" w:cs="Times New Roman"/>
+          <w:sz w:val="20"/>
+          <w:szCs w:val="18"/>
+          <w:lang w:val="en-US"/>
+        </w:rPr>
+        <w:t>';</w:t>
       </w:r>
     </w:p>
     <w:p>
@@ -7326,7 +9847,49 @@
           <w:szCs w:val="18"/>
           <w:lang w:val="en-US"/>
         </w:rPr>
-        <w:t>GRANT SELECT ON warehouse.product TO 'warehouse_worker'@'localhost';</w:t>
+        <w:t xml:space="preserve">GRANT SELECT ON </w:t>
+      </w:r>
+      <w:proofErr w:type="spellStart"/>
+      <w:proofErr w:type="gramStart"/>
+      <w:r>
+        <w:rPr>
+          <w:rFonts w:ascii="Consolas" w:hAnsi="Consolas" w:cs="Times New Roman"/>
+          <w:sz w:val="20"/>
+          <w:szCs w:val="18"/>
+          <w:lang w:val="en-US"/>
+        </w:rPr>
+        <w:t>warehouse.product</w:t>
+      </w:r>
+      <w:proofErr w:type="spellEnd"/>
+      <w:proofErr w:type="gramEnd"/>
+      <w:r>
+        <w:rPr>
+          <w:rFonts w:ascii="Consolas" w:hAnsi="Consolas" w:cs="Times New Roman"/>
+          <w:sz w:val="20"/>
+          <w:szCs w:val="18"/>
+          <w:lang w:val="en-US"/>
+        </w:rPr>
+        <w:t xml:space="preserve"> TO '</w:t>
+      </w:r>
+      <w:proofErr w:type="spellStart"/>
+      <w:r>
+        <w:rPr>
+          <w:rFonts w:ascii="Consolas" w:hAnsi="Consolas" w:cs="Times New Roman"/>
+          <w:sz w:val="20"/>
+          <w:szCs w:val="18"/>
+          <w:lang w:val="en-US"/>
+        </w:rPr>
+        <w:t>warehouse_worker'@'localhost</w:t>
+      </w:r>
+      <w:proofErr w:type="spellEnd"/>
+      <w:r>
+        <w:rPr>
+          <w:rFonts w:ascii="Consolas" w:hAnsi="Consolas" w:cs="Times New Roman"/>
+          <w:sz w:val="20"/>
+          <w:szCs w:val="18"/>
+          <w:lang w:val="en-US"/>
+        </w:rPr>
+        <w:t>';</w:t>
       </w:r>
     </w:p>
     <w:p>
@@ -7348,7 +9911,49 @@
           <w:szCs w:val="18"/>
           <w:lang w:val="en-US"/>
         </w:rPr>
-        <w:t>GRANT SELECT ON warehouse.buyers TO 'warehouse_worker'@'localhost';</w:t>
+        <w:t xml:space="preserve">GRANT SELECT ON </w:t>
+      </w:r>
+      <w:proofErr w:type="spellStart"/>
+      <w:proofErr w:type="gramStart"/>
+      <w:r>
+        <w:rPr>
+          <w:rFonts w:ascii="Consolas" w:hAnsi="Consolas" w:cs="Times New Roman"/>
+          <w:sz w:val="20"/>
+          <w:szCs w:val="18"/>
+          <w:lang w:val="en-US"/>
+        </w:rPr>
+        <w:t>warehouse.buyers</w:t>
+      </w:r>
+      <w:proofErr w:type="spellEnd"/>
+      <w:proofErr w:type="gramEnd"/>
+      <w:r>
+        <w:rPr>
+          <w:rFonts w:ascii="Consolas" w:hAnsi="Consolas" w:cs="Times New Roman"/>
+          <w:sz w:val="20"/>
+          <w:szCs w:val="18"/>
+          <w:lang w:val="en-US"/>
+        </w:rPr>
+        <w:t xml:space="preserve"> TO '</w:t>
+      </w:r>
+      <w:proofErr w:type="spellStart"/>
+      <w:r>
+        <w:rPr>
+          <w:rFonts w:ascii="Consolas" w:hAnsi="Consolas" w:cs="Times New Roman"/>
+          <w:sz w:val="20"/>
+          <w:szCs w:val="18"/>
+          <w:lang w:val="en-US"/>
+        </w:rPr>
+        <w:t>warehouse_worker'@'localhost</w:t>
+      </w:r>
+      <w:proofErr w:type="spellEnd"/>
+      <w:r>
+        <w:rPr>
+          <w:rFonts w:ascii="Consolas" w:hAnsi="Consolas" w:cs="Times New Roman"/>
+          <w:sz w:val="20"/>
+          <w:szCs w:val="18"/>
+          <w:lang w:val="en-US"/>
+        </w:rPr>
+        <w:t>';</w:t>
       </w:r>
     </w:p>
     <w:p>
@@ -7370,7 +9975,49 @@
           <w:szCs w:val="18"/>
           <w:lang w:val="en-US"/>
         </w:rPr>
-        <w:t>GRANT SELECT ON warehouse.orders TO 'warehouse_worker'@'localhost';</w:t>
+        <w:t xml:space="preserve">GRANT SELECT ON </w:t>
+      </w:r>
+      <w:proofErr w:type="spellStart"/>
+      <w:proofErr w:type="gramStart"/>
+      <w:r>
+        <w:rPr>
+          <w:rFonts w:ascii="Consolas" w:hAnsi="Consolas" w:cs="Times New Roman"/>
+          <w:sz w:val="20"/>
+          <w:szCs w:val="18"/>
+          <w:lang w:val="en-US"/>
+        </w:rPr>
+        <w:t>warehouse.orders</w:t>
+      </w:r>
+      <w:proofErr w:type="spellEnd"/>
+      <w:proofErr w:type="gramEnd"/>
+      <w:r>
+        <w:rPr>
+          <w:rFonts w:ascii="Consolas" w:hAnsi="Consolas" w:cs="Times New Roman"/>
+          <w:sz w:val="20"/>
+          <w:szCs w:val="18"/>
+          <w:lang w:val="en-US"/>
+        </w:rPr>
+        <w:t xml:space="preserve"> TO '</w:t>
+      </w:r>
+      <w:proofErr w:type="spellStart"/>
+      <w:r>
+        <w:rPr>
+          <w:rFonts w:ascii="Consolas" w:hAnsi="Consolas" w:cs="Times New Roman"/>
+          <w:sz w:val="20"/>
+          <w:szCs w:val="18"/>
+          <w:lang w:val="en-US"/>
+        </w:rPr>
+        <w:t>warehouse_worker'@'localhost</w:t>
+      </w:r>
+      <w:proofErr w:type="spellEnd"/>
+      <w:r>
+        <w:rPr>
+          <w:rFonts w:ascii="Consolas" w:hAnsi="Consolas" w:cs="Times New Roman"/>
+          <w:sz w:val="20"/>
+          <w:szCs w:val="18"/>
+          <w:lang w:val="en-US"/>
+        </w:rPr>
+        <w:t>';</w:t>
       </w:r>
     </w:p>
     <w:p>
@@ -7392,7 +10039,58 @@
           <w:szCs w:val="18"/>
           <w:lang w:val="en-US"/>
         </w:rPr>
-        <w:t>GRANT SELECT ON warehouse.order_items TO 'warehouse_worker'@'localhost';</w:t>
+        <w:t xml:space="preserve">GRANT SELECT ON </w:t>
+      </w:r>
+      <w:proofErr w:type="spellStart"/>
+      <w:proofErr w:type="gramStart"/>
+      <w:r>
+        <w:rPr>
+          <w:rFonts w:ascii="Consolas" w:hAnsi="Consolas" w:cs="Times New Roman"/>
+          <w:sz w:val="20"/>
+          <w:szCs w:val="18"/>
+          <w:lang w:val="en-US"/>
+        </w:rPr>
+        <w:t>warehouse.order</w:t>
+      </w:r>
+      <w:proofErr w:type="gramEnd"/>
+      <w:r>
+        <w:rPr>
+          <w:rFonts w:ascii="Consolas" w:hAnsi="Consolas" w:cs="Times New Roman"/>
+          <w:sz w:val="20"/>
+          <w:szCs w:val="18"/>
+          <w:lang w:val="en-US"/>
+        </w:rPr>
+        <w:t>_items</w:t>
+      </w:r>
+      <w:proofErr w:type="spellEnd"/>
+      <w:r>
+        <w:rPr>
+          <w:rFonts w:ascii="Consolas" w:hAnsi="Consolas" w:cs="Times New Roman"/>
+          <w:sz w:val="20"/>
+          <w:szCs w:val="18"/>
+          <w:lang w:val="en-US"/>
+        </w:rPr>
+        <w:t xml:space="preserve"> TO '</w:t>
+      </w:r>
+      <w:proofErr w:type="spellStart"/>
+      <w:r>
+        <w:rPr>
+          <w:rFonts w:ascii="Consolas" w:hAnsi="Consolas" w:cs="Times New Roman"/>
+          <w:sz w:val="20"/>
+          <w:szCs w:val="18"/>
+          <w:lang w:val="en-US"/>
+        </w:rPr>
+        <w:t>warehouse_worker'@'localhost</w:t>
+      </w:r>
+      <w:proofErr w:type="spellEnd"/>
+      <w:r>
+        <w:rPr>
+          <w:rFonts w:ascii="Consolas" w:hAnsi="Consolas" w:cs="Times New Roman"/>
+          <w:sz w:val="20"/>
+          <w:szCs w:val="18"/>
+          <w:lang w:val="en-US"/>
+        </w:rPr>
+        <w:t>';</w:t>
       </w:r>
     </w:p>
     <w:p>
@@ -7418,21 +10116,31 @@
     <w:p>
       <w:pPr>
         <w:jc w:val="center"/>
-        <w:rPr>
-          <w:rFonts w:cs="Times New Roman"/>
-        </w:rPr>
-      </w:pPr>
-      <w:r>
         <w:rPr>
           <w:rFonts w:cs="Times New Roman"/>
           <w:noProof/>
           <w:lang w:eastAsia="ru-RU"/>
         </w:rPr>
+      </w:pPr>
+    </w:p>
+    <w:p>
+      <w:pPr>
+        <w:jc w:val="center"/>
+        <w:rPr>
+          <w:rFonts w:cs="Times New Roman"/>
+        </w:rPr>
+      </w:pPr>
+      <w:r>
+        <w:rPr>
+          <w:rFonts w:cs="Times New Roman"/>
+          <w:noProof/>
+          <w:lang w:eastAsia="ru-RU"/>
+        </w:rPr>
         <w:lastRenderedPageBreak/>
         <w:drawing>
-          <wp:inline distT="0" distB="0" distL="0" distR="0" wp14:anchorId="25062084" wp14:editId="3FAEBC3F">
-            <wp:extent cx="4415155" cy="1294577"/>
-            <wp:effectExtent l="0" t="0" r="4445" b="1270"/>
+          <wp:inline distT="0" distB="0" distL="0" distR="0" wp14:anchorId="25062084" wp14:editId="5490E2FF">
+            <wp:extent cx="4859758" cy="1424940"/>
+            <wp:effectExtent l="0" t="0" r="0" b="3810"/>
             <wp:docPr id="34" name="Рисунок 34"/>
             <wp:cNvGraphicFramePr>
               <a:graphicFrameLocks xmlns:a="http://schemas.openxmlformats.org/drawingml/2006/main" noChangeAspect="1"/>
@@ -7453,7 +10161,7 @@
                   <pic:spPr>
                     <a:xfrm>
                       <a:off x="0" y="0"/>
-                      <a:ext cx="4503801" cy="1320569"/>
+                      <a:ext cx="4974562" cy="1458602"/>
                     </a:xfrm>
                     <a:prstGeom prst="rect">
                       <a:avLst/>
@@ -7559,7 +10267,25 @@
           <w:sz w:val="24"/>
           <w:szCs w:val="24"/>
         </w:rPr>
-        <w:t xml:space="preserve"> &lt;имя вашей таблицы&gt;, &lt;имя вашего столбца&gt;», ”, которая выбирает данные из указанной таблицы. Если такой нет, то выводится сообщение об ошибке 1146 (Неизвестная таблица)</w:t>
+        <w:t xml:space="preserve"> &lt;имя вашей таблицы&gt;, &lt;имя вашего столбца&gt;»</w:t>
+      </w:r>
+      <w:proofErr w:type="gramStart"/>
+      <w:r>
+        <w:rPr>
+          <w:rFonts w:ascii="Times New Roman" w:hAnsi="Times New Roman" w:cs="Times New Roman"/>
+          <w:sz w:val="24"/>
+          <w:szCs w:val="24"/>
+        </w:rPr>
+        <w:t>, ”</w:t>
+      </w:r>
+      <w:proofErr w:type="gramEnd"/>
+      <w:r>
+        <w:rPr>
+          <w:rFonts w:ascii="Times New Roman" w:hAnsi="Times New Roman" w:cs="Times New Roman"/>
+          <w:sz w:val="24"/>
+          <w:szCs w:val="24"/>
+        </w:rPr>
+        <w:t>, которая выбирает данные из указанной таблицы. Если такой нет, то выводится сообщение об ошибке 1146 (Неизвестная таблица)</w:t>
       </w:r>
     </w:p>
     <w:p>
@@ -7640,7 +10366,47 @@
           <w:szCs w:val="24"/>
           <w:lang w:val="en-US"/>
         </w:rPr>
-        <w:t>CREATE PROCEDURE 2_found_table_product(IN table_name VARCHAR(64))</w:t>
+        <w:t>CREATE PROCEDURE 2_found_table_</w:t>
+      </w:r>
+      <w:proofErr w:type="gramStart"/>
+      <w:r>
+        <w:rPr>
+          <w:rFonts w:ascii="Consolas" w:hAnsi="Consolas" w:cs="Times New Roman"/>
+          <w:sz w:val="20"/>
+          <w:szCs w:val="24"/>
+          <w:lang w:val="en-US"/>
+        </w:rPr>
+        <w:t>product(</w:t>
+      </w:r>
+      <w:proofErr w:type="gramEnd"/>
+      <w:r>
+        <w:rPr>
+          <w:rFonts w:ascii="Consolas" w:hAnsi="Consolas" w:cs="Times New Roman"/>
+          <w:sz w:val="20"/>
+          <w:szCs w:val="24"/>
+          <w:lang w:val="en-US"/>
+        </w:rPr>
+        <w:t xml:space="preserve">IN </w:t>
+      </w:r>
+      <w:proofErr w:type="spellStart"/>
+      <w:r>
+        <w:rPr>
+          <w:rFonts w:ascii="Consolas" w:hAnsi="Consolas" w:cs="Times New Roman"/>
+          <w:sz w:val="20"/>
+          <w:szCs w:val="24"/>
+          <w:lang w:val="en-US"/>
+        </w:rPr>
+        <w:t>table_name</w:t>
+      </w:r>
+      <w:proofErr w:type="spellEnd"/>
+      <w:r>
+        <w:rPr>
+          <w:rFonts w:ascii="Consolas" w:hAnsi="Consolas" w:cs="Times New Roman"/>
+          <w:sz w:val="20"/>
+          <w:szCs w:val="24"/>
+          <w:lang w:val="en-US"/>
+        </w:rPr>
+        <w:t xml:space="preserve"> VARCHAR(64))</w:t>
       </w:r>
     </w:p>
     <w:p>
@@ -7686,7 +10452,27 @@
           <w:szCs w:val="24"/>
           <w:lang w:val="en-US"/>
         </w:rPr>
-        <w:t xml:space="preserve">    DECLARE table_exists INT DEFAULT 0;</w:t>
+        <w:t xml:space="preserve">    DECLARE </w:t>
+      </w:r>
+      <w:proofErr w:type="spellStart"/>
+      <w:r>
+        <w:rPr>
+          <w:rFonts w:ascii="Consolas" w:hAnsi="Consolas" w:cs="Times New Roman"/>
+          <w:sz w:val="20"/>
+          <w:szCs w:val="24"/>
+          <w:lang w:val="en-US"/>
+        </w:rPr>
+        <w:t>table_exists</w:t>
+      </w:r>
+      <w:proofErr w:type="spellEnd"/>
+      <w:r>
+        <w:rPr>
+          <w:rFonts w:ascii="Consolas" w:hAnsi="Consolas" w:cs="Times New Roman"/>
+          <w:sz w:val="20"/>
+          <w:szCs w:val="24"/>
+          <w:lang w:val="en-US"/>
+        </w:rPr>
+        <w:t xml:space="preserve"> INT DEFAULT 0;</w:t>
       </w:r>
     </w:p>
     <w:p>
@@ -7709,8 +10495,39 @@
           <w:szCs w:val="24"/>
           <w:lang w:val="en-US"/>
         </w:rPr>
-        <w:t xml:space="preserve">    SELECT COUNT(*) INTO table_exists</w:t>
-      </w:r>
+        <w:t xml:space="preserve">    SELECT </w:t>
+      </w:r>
+      <w:proofErr w:type="gramStart"/>
+      <w:r>
+        <w:rPr>
+          <w:rFonts w:ascii="Consolas" w:hAnsi="Consolas" w:cs="Times New Roman"/>
+          <w:sz w:val="20"/>
+          <w:szCs w:val="24"/>
+          <w:lang w:val="en-US"/>
+        </w:rPr>
+        <w:t>COUNT(</w:t>
+      </w:r>
+      <w:proofErr w:type="gramEnd"/>
+      <w:r>
+        <w:rPr>
+          <w:rFonts w:ascii="Consolas" w:hAnsi="Consolas" w:cs="Times New Roman"/>
+          <w:sz w:val="20"/>
+          <w:szCs w:val="24"/>
+          <w:lang w:val="en-US"/>
+        </w:rPr>
+        <w:t xml:space="preserve">*) INTO </w:t>
+      </w:r>
+      <w:proofErr w:type="spellStart"/>
+      <w:r>
+        <w:rPr>
+          <w:rFonts w:ascii="Consolas" w:hAnsi="Consolas" w:cs="Times New Roman"/>
+          <w:sz w:val="20"/>
+          <w:szCs w:val="24"/>
+          <w:lang w:val="en-US"/>
+        </w:rPr>
+        <w:t>table_exists</w:t>
+      </w:r>
+      <w:proofErr w:type="spellEnd"/>
     </w:p>
     <w:p>
       <w:pPr>
@@ -7732,8 +10549,30 @@
           <w:szCs w:val="24"/>
           <w:lang w:val="en-US"/>
         </w:rPr>
-        <w:t xml:space="preserve">    FROM information_schema.TABLES</w:t>
-      </w:r>
+        <w:t xml:space="preserve">    FROM </w:t>
+      </w:r>
+      <w:proofErr w:type="spellStart"/>
+      <w:r>
+        <w:rPr>
+          <w:rFonts w:ascii="Consolas" w:hAnsi="Consolas" w:cs="Times New Roman"/>
+          <w:sz w:val="20"/>
+          <w:szCs w:val="24"/>
+          <w:lang w:val="en-US"/>
+        </w:rPr>
+        <w:t>information_</w:t>
+      </w:r>
+      <w:proofErr w:type="gramStart"/>
+      <w:r>
+        <w:rPr>
+          <w:rFonts w:ascii="Consolas" w:hAnsi="Consolas" w:cs="Times New Roman"/>
+          <w:sz w:val="20"/>
+          <w:szCs w:val="24"/>
+          <w:lang w:val="en-US"/>
+        </w:rPr>
+        <w:t>schema.TABLES</w:t>
+      </w:r>
+      <w:proofErr w:type="spellEnd"/>
+      <w:proofErr w:type="gramEnd"/>
     </w:p>
     <w:p>
       <w:pPr>
@@ -7778,7 +10617,27 @@
           <w:szCs w:val="24"/>
           <w:lang w:val="en-US"/>
         </w:rPr>
-        <w:t xml:space="preserve">    AND TABLE_NAME = table_name;</w:t>
+        <w:t xml:space="preserve">    AND TABLE_NAME = </w:t>
+      </w:r>
+      <w:proofErr w:type="spellStart"/>
+      <w:r>
+        <w:rPr>
+          <w:rFonts w:ascii="Consolas" w:hAnsi="Consolas" w:cs="Times New Roman"/>
+          <w:sz w:val="20"/>
+          <w:szCs w:val="24"/>
+          <w:lang w:val="en-US"/>
+        </w:rPr>
+        <w:t>table_name</w:t>
+      </w:r>
+      <w:proofErr w:type="spellEnd"/>
+      <w:r>
+        <w:rPr>
+          <w:rFonts w:ascii="Consolas" w:hAnsi="Consolas" w:cs="Times New Roman"/>
+          <w:sz w:val="20"/>
+          <w:szCs w:val="24"/>
+          <w:lang w:val="en-US"/>
+        </w:rPr>
+        <w:t>;</w:t>
       </w:r>
     </w:p>
     <w:p>
@@ -7801,7 +10660,27 @@
           <w:szCs w:val="24"/>
           <w:lang w:val="en-US"/>
         </w:rPr>
-        <w:t xml:space="preserve">    IF table_exists &gt; 0 THEN</w:t>
+        <w:t xml:space="preserve">    IF </w:t>
+      </w:r>
+      <w:proofErr w:type="spellStart"/>
+      <w:r>
+        <w:rPr>
+          <w:rFonts w:ascii="Consolas" w:hAnsi="Consolas" w:cs="Times New Roman"/>
+          <w:sz w:val="20"/>
+          <w:szCs w:val="24"/>
+          <w:lang w:val="en-US"/>
+        </w:rPr>
+        <w:t>table_exists</w:t>
+      </w:r>
+      <w:proofErr w:type="spellEnd"/>
+      <w:r>
+        <w:rPr>
+          <w:rFonts w:ascii="Consolas" w:hAnsi="Consolas" w:cs="Times New Roman"/>
+          <w:sz w:val="20"/>
+          <w:szCs w:val="24"/>
+          <w:lang w:val="en-US"/>
+        </w:rPr>
+        <w:t xml:space="preserve"> &gt; 0 THEN</w:t>
       </w:r>
     </w:p>
     <w:p>
@@ -7824,7 +10703,27 @@
           <w:szCs w:val="24"/>
           <w:lang w:val="en-US"/>
         </w:rPr>
-        <w:t xml:space="preserve">        SELECT CONCAT('</w:t>
+        <w:t xml:space="preserve">        SELECT </w:t>
+      </w:r>
+      <w:proofErr w:type="gramStart"/>
+      <w:r>
+        <w:rPr>
+          <w:rFonts w:ascii="Consolas" w:hAnsi="Consolas" w:cs="Times New Roman"/>
+          <w:sz w:val="20"/>
+          <w:szCs w:val="24"/>
+          <w:lang w:val="en-US"/>
+        </w:rPr>
+        <w:t>CONCAT(</w:t>
+      </w:r>
+      <w:proofErr w:type="gramEnd"/>
+      <w:r>
+        <w:rPr>
+          <w:rFonts w:ascii="Consolas" w:hAnsi="Consolas" w:cs="Times New Roman"/>
+          <w:sz w:val="20"/>
+          <w:szCs w:val="24"/>
+          <w:lang w:val="en-US"/>
+        </w:rPr>
+        <w:t>'</w:t>
       </w:r>
       <w:r>
         <w:rPr>
@@ -7841,7 +10740,27 @@
           <w:szCs w:val="24"/>
           <w:lang w:val="en-US"/>
         </w:rPr>
-        <w:t xml:space="preserve"> "', table_name, '" </w:t>
+        <w:t xml:space="preserve"> "', </w:t>
+      </w:r>
+      <w:proofErr w:type="spellStart"/>
+      <w:r>
+        <w:rPr>
+          <w:rFonts w:ascii="Consolas" w:hAnsi="Consolas" w:cs="Times New Roman"/>
+          <w:sz w:val="20"/>
+          <w:szCs w:val="24"/>
+          <w:lang w:val="en-US"/>
+        </w:rPr>
+        <w:t>table_name</w:t>
+      </w:r>
+      <w:proofErr w:type="spellEnd"/>
+      <w:r>
+        <w:rPr>
+          <w:rFonts w:ascii="Consolas" w:hAnsi="Consolas" w:cs="Times New Roman"/>
+          <w:sz w:val="20"/>
+          <w:szCs w:val="24"/>
+          <w:lang w:val="en-US"/>
+        </w:rPr>
+        <w:t xml:space="preserve">, '" </w:t>
       </w:r>
       <w:r>
         <w:rPr>
@@ -7949,7 +10868,27 @@
           <w:szCs w:val="24"/>
           <w:lang w:val="en-US"/>
         </w:rPr>
-        <w:t xml:space="preserve">        SELECT CONCAT('</w:t>
+        <w:t xml:space="preserve">        SELECT </w:t>
+      </w:r>
+      <w:proofErr w:type="gramStart"/>
+      <w:r>
+        <w:rPr>
+          <w:rFonts w:ascii="Consolas" w:hAnsi="Consolas" w:cs="Times New Roman"/>
+          <w:sz w:val="20"/>
+          <w:szCs w:val="24"/>
+          <w:lang w:val="en-US"/>
+        </w:rPr>
+        <w:t>CONCAT(</w:t>
+      </w:r>
+      <w:proofErr w:type="gramEnd"/>
+      <w:r>
+        <w:rPr>
+          <w:rFonts w:ascii="Consolas" w:hAnsi="Consolas" w:cs="Times New Roman"/>
+          <w:sz w:val="20"/>
+          <w:szCs w:val="24"/>
+          <w:lang w:val="en-US"/>
+        </w:rPr>
+        <w:t>'</w:t>
       </w:r>
       <w:r>
         <w:rPr>
@@ -7983,7 +10922,27 @@
           <w:szCs w:val="24"/>
           <w:lang w:val="en-US"/>
         </w:rPr>
-        <w:t xml:space="preserve"> "', table_name, '":') AS </w:t>
+        <w:t xml:space="preserve"> "', </w:t>
+      </w:r>
+      <w:proofErr w:type="spellStart"/>
+      <w:r>
+        <w:rPr>
+          <w:rFonts w:ascii="Consolas" w:hAnsi="Consolas" w:cs="Times New Roman"/>
+          <w:sz w:val="20"/>
+          <w:szCs w:val="24"/>
+          <w:lang w:val="en-US"/>
+        </w:rPr>
+        <w:t>table_name</w:t>
+      </w:r>
+      <w:proofErr w:type="spellEnd"/>
+      <w:r>
+        <w:rPr>
+          <w:rFonts w:ascii="Consolas" w:hAnsi="Consolas" w:cs="Times New Roman"/>
+          <w:sz w:val="20"/>
+          <w:szCs w:val="24"/>
+          <w:lang w:val="en-US"/>
+        </w:rPr>
+        <w:t xml:space="preserve">, '":') AS </w:t>
       </w:r>
       <w:r>
         <w:rPr>
@@ -8305,8 +11264,30 @@
           <w:szCs w:val="24"/>
           <w:lang w:val="en-US"/>
         </w:rPr>
-        <w:t>FROM information_schema.STATISTICS</w:t>
-      </w:r>
+        <w:t xml:space="preserve">FROM </w:t>
+      </w:r>
+      <w:proofErr w:type="spellStart"/>
+      <w:r>
+        <w:rPr>
+          <w:rFonts w:ascii="Consolas" w:hAnsi="Consolas" w:cs="Times New Roman"/>
+          <w:sz w:val="20"/>
+          <w:szCs w:val="24"/>
+          <w:lang w:val="en-US"/>
+        </w:rPr>
+        <w:t>information_</w:t>
+      </w:r>
+      <w:proofErr w:type="gramStart"/>
+      <w:r>
+        <w:rPr>
+          <w:rFonts w:ascii="Consolas" w:hAnsi="Consolas" w:cs="Times New Roman"/>
+          <w:sz w:val="20"/>
+          <w:szCs w:val="24"/>
+          <w:lang w:val="en-US"/>
+        </w:rPr>
+        <w:t>schema.STATISTICS</w:t>
+      </w:r>
+      <w:proofErr w:type="spellEnd"/>
+      <w:proofErr w:type="gramEnd"/>
     </w:p>
     <w:p>
       <w:pPr>
@@ -8351,7 +11332,27 @@
           <w:szCs w:val="24"/>
           <w:lang w:val="en-US"/>
         </w:rPr>
-        <w:t xml:space="preserve">        AND TABLE_NAME = table_name; </w:t>
+        <w:t xml:space="preserve">        AND TABLE_NAME = </w:t>
+      </w:r>
+      <w:proofErr w:type="spellStart"/>
+      <w:r>
+        <w:rPr>
+          <w:rFonts w:ascii="Consolas" w:hAnsi="Consolas" w:cs="Times New Roman"/>
+          <w:sz w:val="20"/>
+          <w:szCs w:val="24"/>
+          <w:lang w:val="en-US"/>
+        </w:rPr>
+        <w:t>table_name</w:t>
+      </w:r>
+      <w:proofErr w:type="spellEnd"/>
+      <w:r>
+        <w:rPr>
+          <w:rFonts w:ascii="Consolas" w:hAnsi="Consolas" w:cs="Times New Roman"/>
+          <w:sz w:val="20"/>
+          <w:szCs w:val="24"/>
+          <w:lang w:val="en-US"/>
+        </w:rPr>
+        <w:t xml:space="preserve">; </w:t>
       </w:r>
     </w:p>
     <w:p>
@@ -8406,6 +11407,7 @@
         </w:rPr>
         <w:t xml:space="preserve"> </w:t>
       </w:r>
+      <w:proofErr w:type="gramStart"/>
       <w:r>
         <w:rPr>
           <w:rFonts w:ascii="Consolas" w:hAnsi="Consolas" w:cs="Times New Roman"/>
@@ -8421,7 +11423,16 @@
           <w:sz w:val="20"/>
           <w:szCs w:val="24"/>
         </w:rPr>
-        <w:t>('</w:t>
+        <w:t>(</w:t>
+      </w:r>
+      <w:proofErr w:type="gramEnd"/>
+      <w:r>
+        <w:rPr>
+          <w:rFonts w:ascii="Consolas" w:hAnsi="Consolas" w:cs="Times New Roman"/>
+          <w:sz w:val="20"/>
+          <w:szCs w:val="24"/>
+        </w:rPr>
+        <w:t>'</w:t>
       </w:r>
       <w:r>
         <w:rPr>
@@ -8632,6 +11643,7 @@
           <w:szCs w:val="24"/>
         </w:rPr>
       </w:pPr>
+      <w:proofErr w:type="gramStart"/>
       <w:r>
         <w:rPr>
           <w:rFonts w:ascii="Consolas" w:hAnsi="Consolas" w:cs="Times New Roman"/>
@@ -8640,6 +11652,7 @@
         </w:rPr>
         <w:t>DELIMITER ;</w:t>
       </w:r>
+      <w:proofErr w:type="gramEnd"/>
     </w:p>
     <w:p>
       <w:pPr>
@@ -8659,9 +11672,9 @@
           <w:lang w:eastAsia="ru-RU"/>
         </w:rPr>
         <w:drawing>
-          <wp:inline distT="0" distB="0" distL="0" distR="0" wp14:anchorId="5BAED159" wp14:editId="76C70575">
-            <wp:extent cx="2701288" cy="545856"/>
-            <wp:effectExtent l="0" t="0" r="4445" b="6985"/>
+          <wp:inline distT="0" distB="0" distL="0" distR="0" wp14:anchorId="5BAED159" wp14:editId="4CD2F21B">
+            <wp:extent cx="2752776" cy="556260"/>
+            <wp:effectExtent l="0" t="0" r="9525" b="0"/>
             <wp:docPr id="62" name="Рисунок 62"/>
             <wp:cNvGraphicFramePr>
               <a:graphicFrameLocks xmlns:a="http://schemas.openxmlformats.org/drawingml/2006/main" noChangeAspect="1"/>
@@ -8682,7 +11695,7 @@
                   <pic:spPr>
                     <a:xfrm>
                       <a:off x="0" y="0"/>
-                      <a:ext cx="2745527" cy="554795"/>
+                      <a:ext cx="2806827" cy="567182"/>
                     </a:xfrm>
                     <a:prstGeom prst="rect">
                       <a:avLst/>
@@ -8729,6 +11742,90 @@
         <w:jc w:val="both"/>
         <w:rPr>
           <w:rFonts w:ascii="Times New Roman" w:hAnsi="Times New Roman" w:cs="Times New Roman"/>
+          <w:b/>
+          <w:bCs/>
+          <w:sz w:val="24"/>
+          <w:szCs w:val="24"/>
+        </w:rPr>
+      </w:pPr>
+    </w:p>
+    <w:p>
+      <w:pPr>
+        <w:spacing w:after="0"/>
+        <w:contextualSpacing/>
+        <w:jc w:val="both"/>
+        <w:rPr>
+          <w:rFonts w:ascii="Times New Roman" w:hAnsi="Times New Roman" w:cs="Times New Roman"/>
+          <w:b/>
+          <w:bCs/>
+          <w:sz w:val="24"/>
+          <w:szCs w:val="24"/>
+        </w:rPr>
+      </w:pPr>
+    </w:p>
+    <w:p>
+      <w:pPr>
+        <w:spacing w:after="0"/>
+        <w:contextualSpacing/>
+        <w:jc w:val="both"/>
+        <w:rPr>
+          <w:rFonts w:ascii="Times New Roman" w:hAnsi="Times New Roman" w:cs="Times New Roman"/>
+          <w:b/>
+          <w:bCs/>
+          <w:sz w:val="24"/>
+          <w:szCs w:val="24"/>
+        </w:rPr>
+      </w:pPr>
+    </w:p>
+    <w:p>
+      <w:pPr>
+        <w:spacing w:after="0"/>
+        <w:contextualSpacing/>
+        <w:jc w:val="both"/>
+        <w:rPr>
+          <w:rFonts w:ascii="Times New Roman" w:hAnsi="Times New Roman" w:cs="Times New Roman"/>
+          <w:b/>
+          <w:bCs/>
+          <w:sz w:val="24"/>
+          <w:szCs w:val="24"/>
+        </w:rPr>
+      </w:pPr>
+    </w:p>
+    <w:p>
+      <w:pPr>
+        <w:spacing w:after="0"/>
+        <w:contextualSpacing/>
+        <w:jc w:val="both"/>
+        <w:rPr>
+          <w:rFonts w:ascii="Times New Roman" w:hAnsi="Times New Roman" w:cs="Times New Roman"/>
+          <w:b/>
+          <w:bCs/>
+          <w:sz w:val="24"/>
+          <w:szCs w:val="24"/>
+        </w:rPr>
+      </w:pPr>
+    </w:p>
+    <w:p>
+      <w:pPr>
+        <w:spacing w:after="0"/>
+        <w:contextualSpacing/>
+        <w:jc w:val="both"/>
+        <w:rPr>
+          <w:rFonts w:ascii="Times New Roman" w:hAnsi="Times New Roman" w:cs="Times New Roman"/>
+          <w:b/>
+          <w:bCs/>
+          <w:sz w:val="24"/>
+          <w:szCs w:val="24"/>
+        </w:rPr>
+      </w:pPr>
+    </w:p>
+    <w:p>
+      <w:pPr>
+        <w:spacing w:after="0"/>
+        <w:contextualSpacing/>
+        <w:jc w:val="both"/>
+        <w:rPr>
+          <w:rFonts w:ascii="Times New Roman" w:hAnsi="Times New Roman" w:cs="Times New Roman"/>
           <w:sz w:val="28"/>
           <w:szCs w:val="28"/>
         </w:rPr>
@@ -8741,7 +11838,30 @@
           <w:sz w:val="24"/>
           <w:szCs w:val="24"/>
         </w:rPr>
-        <w:t>Проектирование графовой базы данных (</w:t>
+        <w:lastRenderedPageBreak/>
+        <w:t xml:space="preserve">Проектирование </w:t>
+      </w:r>
+      <w:proofErr w:type="spellStart"/>
+      <w:r>
+        <w:rPr>
+          <w:rFonts w:ascii="Times New Roman" w:hAnsi="Times New Roman" w:cs="Times New Roman"/>
+          <w:b/>
+          <w:bCs/>
+          <w:sz w:val="24"/>
+          <w:szCs w:val="24"/>
+        </w:rPr>
+        <w:t>графовой</w:t>
+      </w:r>
+      <w:proofErr w:type="spellEnd"/>
+      <w:r>
+        <w:rPr>
+          <w:rFonts w:ascii="Times New Roman" w:hAnsi="Times New Roman" w:cs="Times New Roman"/>
+          <w:b/>
+          <w:bCs/>
+          <w:sz w:val="24"/>
+          <w:szCs w:val="24"/>
+        </w:rPr>
+        <w:t xml:space="preserve"> базы данных (</w:t>
       </w:r>
       <w:r>
         <w:rPr>
@@ -8801,11 +11921,10 @@
           <w:noProof/>
           <w:lang w:eastAsia="ru-RU"/>
         </w:rPr>
-        <w:lastRenderedPageBreak/>
         <w:drawing>
-          <wp:inline distT="0" distB="0" distL="0" distR="0" wp14:anchorId="1550FE7C" wp14:editId="628E5C6B">
-            <wp:extent cx="4998500" cy="4732020"/>
-            <wp:effectExtent l="0" t="0" r="0" b="0"/>
+          <wp:inline distT="0" distB="0" distL="0" distR="0" wp14:anchorId="1550FE7C" wp14:editId="58B83CB3">
+            <wp:extent cx="4853615" cy="4594860"/>
+            <wp:effectExtent l="0" t="0" r="4445" b="0"/>
             <wp:docPr id="1959066837" name="Рисунок 1959066837"/>
             <wp:cNvGraphicFramePr>
               <a:graphicFrameLocks xmlns:a="http://schemas.openxmlformats.org/drawingml/2006/main" noChangeAspect="1"/>
@@ -8835,7 +11954,7 @@
                   <pic:spPr bwMode="auto">
                     <a:xfrm>
                       <a:off x="0" y="0"/>
-                      <a:ext cx="5062977" cy="4793060"/>
+                      <a:ext cx="4932834" cy="4669856"/>
                     </a:xfrm>
                     <a:prstGeom prst="rect">
                       <a:avLst/>
@@ -8947,7 +12066,47 @@
           <w:sz w:val="24"/>
           <w:lang w:eastAsia="ru-RU"/>
         </w:rPr>
-        <w:t>В данном разделе приведены запросы на языке Cypher для работы с данными графовой базы данных: добавление, изменение, удаление узлов и отношений.</w:t>
+        <w:t xml:space="preserve">В данном разделе приведены запросы на языке </w:t>
+      </w:r>
+      <w:proofErr w:type="spellStart"/>
+      <w:r>
+        <w:rPr>
+          <w:rFonts w:ascii="Times New Roman" w:eastAsia="Times New Roman" w:hAnsi="Times New Roman" w:cs="Times New Roman"/>
+          <w:color w:val="000000"/>
+          <w:sz w:val="24"/>
+          <w:lang w:eastAsia="ru-RU"/>
+        </w:rPr>
+        <w:t>Cypher</w:t>
+      </w:r>
+      <w:proofErr w:type="spellEnd"/>
+      <w:r>
+        <w:rPr>
+          <w:rFonts w:ascii="Times New Roman" w:eastAsia="Times New Roman" w:hAnsi="Times New Roman" w:cs="Times New Roman"/>
+          <w:color w:val="000000"/>
+          <w:sz w:val="24"/>
+          <w:lang w:eastAsia="ru-RU"/>
+        </w:rPr>
+        <w:t xml:space="preserve"> для работы с данными </w:t>
+      </w:r>
+      <w:proofErr w:type="spellStart"/>
+      <w:r>
+        <w:rPr>
+          <w:rFonts w:ascii="Times New Roman" w:eastAsia="Times New Roman" w:hAnsi="Times New Roman" w:cs="Times New Roman"/>
+          <w:color w:val="000000"/>
+          <w:sz w:val="24"/>
+          <w:lang w:eastAsia="ru-RU"/>
+        </w:rPr>
+        <w:t>графовой</w:t>
+      </w:r>
+      <w:proofErr w:type="spellEnd"/>
+      <w:r>
+        <w:rPr>
+          <w:rFonts w:ascii="Times New Roman" w:eastAsia="Times New Roman" w:hAnsi="Times New Roman" w:cs="Times New Roman"/>
+          <w:color w:val="000000"/>
+          <w:sz w:val="24"/>
+          <w:lang w:eastAsia="ru-RU"/>
+        </w:rPr>
+        <w:t xml:space="preserve"> базы данных: добавление, изменение, удаление узлов и отношений.</w:t>
       </w:r>
     </w:p>
     <w:p>
@@ -9053,6 +12212,8 @@
         </w:rPr>
         <w:t xml:space="preserve"> (</w:t>
       </w:r>
+      <w:proofErr w:type="spellStart"/>
+      <w:proofErr w:type="gramStart"/>
       <w:r>
         <w:rPr>
           <w:rFonts w:ascii="Consolas" w:hAnsi="Consolas"/>
@@ -9080,6 +12241,8 @@
         </w:rPr>
         <w:t>Buyer</w:t>
       </w:r>
+      <w:proofErr w:type="spellEnd"/>
+      <w:proofErr w:type="gramEnd"/>
       <w:r>
         <w:rPr>
           <w:rFonts w:ascii="Consolas" w:hAnsi="Consolas"/>
@@ -9125,6 +12288,7 @@
         </w:rPr>
         <w:t>]-&gt;(</w:t>
       </w:r>
+      <w:proofErr w:type="spellStart"/>
       <w:r>
         <w:rPr>
           <w:rFonts w:ascii="Consolas" w:hAnsi="Consolas"/>
@@ -9152,6 +12316,7 @@
         </w:rPr>
         <w:t>Order</w:t>
       </w:r>
+      <w:proofErr w:type="spellEnd"/>
       <w:r>
         <w:rPr>
           <w:rFonts w:ascii="Consolas" w:hAnsi="Consolas"/>
@@ -9191,6 +12356,8 @@
         </w:rPr>
         <w:t xml:space="preserve"> </w:t>
       </w:r>
+      <w:proofErr w:type="spellStart"/>
+      <w:proofErr w:type="gramStart"/>
       <w:r>
         <w:rPr>
           <w:rFonts w:ascii="Consolas" w:hAnsi="Consolas"/>
@@ -9218,6 +12385,8 @@
         </w:rPr>
         <w:t>status</w:t>
       </w:r>
+      <w:proofErr w:type="spellEnd"/>
+      <w:proofErr w:type="gramEnd"/>
       <w:r>
         <w:rPr>
           <w:rFonts w:ascii="Consolas" w:hAnsi="Consolas"/>
@@ -9297,16 +12466,40 @@
           <w:szCs w:val="20"/>
           <w:lang w:val="en-US"/>
         </w:rPr>
-        <w:t xml:space="preserve">, o.code AS </w:t>
-      </w:r>
+        <w:t xml:space="preserve">, </w:t>
+      </w:r>
+      <w:proofErr w:type="spellStart"/>
+      <w:proofErr w:type="gramStart"/>
       <w:r>
         <w:rPr>
           <w:rFonts w:ascii="Consolas" w:hAnsi="Consolas"/>
           <w:sz w:val="20"/>
           <w:szCs w:val="20"/>
+          <w:lang w:val="en-US"/>
+        </w:rPr>
+        <w:t>o.code</w:t>
+      </w:r>
+      <w:proofErr w:type="spellEnd"/>
+      <w:proofErr w:type="gramEnd"/>
+      <w:r>
+        <w:rPr>
+          <w:rFonts w:ascii="Consolas" w:hAnsi="Consolas"/>
+          <w:sz w:val="20"/>
+          <w:szCs w:val="20"/>
+          <w:lang w:val="en-US"/>
+        </w:rPr>
+        <w:t xml:space="preserve"> AS </w:t>
+      </w:r>
+      <w:proofErr w:type="spellStart"/>
+      <w:r>
+        <w:rPr>
+          <w:rFonts w:ascii="Consolas" w:hAnsi="Consolas"/>
+          <w:sz w:val="20"/>
+          <w:szCs w:val="20"/>
         </w:rPr>
         <w:t>КодЗаказа</w:t>
       </w:r>
+      <w:proofErr w:type="spellEnd"/>
       <w:r>
         <w:rPr>
           <w:rFonts w:ascii="Consolas" w:hAnsi="Consolas"/>
@@ -9314,13 +12507,33 @@
           <w:szCs w:val="20"/>
           <w:lang w:val="en-US"/>
         </w:rPr>
-        <w:t xml:space="preserve">, o.date AS </w:t>
-      </w:r>
+        <w:t xml:space="preserve">, </w:t>
+      </w:r>
+      <w:proofErr w:type="spellStart"/>
       <w:r>
         <w:rPr>
           <w:rFonts w:ascii="Consolas" w:hAnsi="Consolas"/>
           <w:sz w:val="20"/>
           <w:szCs w:val="20"/>
+          <w:lang w:val="en-US"/>
+        </w:rPr>
+        <w:t>o.date</w:t>
+      </w:r>
+      <w:proofErr w:type="spellEnd"/>
+      <w:r>
+        <w:rPr>
+          <w:rFonts w:ascii="Consolas" w:hAnsi="Consolas"/>
+          <w:sz w:val="20"/>
+          <w:szCs w:val="20"/>
+          <w:lang w:val="en-US"/>
+        </w:rPr>
+        <w:t xml:space="preserve"> AS </w:t>
+      </w:r>
+      <w:r>
+        <w:rPr>
+          <w:rFonts w:ascii="Consolas" w:hAnsi="Consolas"/>
+          <w:sz w:val="20"/>
+          <w:szCs w:val="20"/>
         </w:rPr>
         <w:t>Дата</w:t>
       </w:r>
@@ -9331,13 +12544,33 @@
           <w:szCs w:val="20"/>
           <w:lang w:val="en-US"/>
         </w:rPr>
-        <w:t xml:space="preserve">, o.description AS </w:t>
-      </w:r>
+        <w:t xml:space="preserve">, </w:t>
+      </w:r>
+      <w:proofErr w:type="spellStart"/>
       <w:r>
         <w:rPr>
           <w:rFonts w:ascii="Consolas" w:hAnsi="Consolas"/>
           <w:sz w:val="20"/>
           <w:szCs w:val="20"/>
+          <w:lang w:val="en-US"/>
+        </w:rPr>
+        <w:t>o.description</w:t>
+      </w:r>
+      <w:proofErr w:type="spellEnd"/>
+      <w:r>
+        <w:rPr>
+          <w:rFonts w:ascii="Consolas" w:hAnsi="Consolas"/>
+          <w:sz w:val="20"/>
+          <w:szCs w:val="20"/>
+          <w:lang w:val="en-US"/>
+        </w:rPr>
+        <w:t xml:space="preserve"> AS </w:t>
+      </w:r>
+      <w:r>
+        <w:rPr>
+          <w:rFonts w:ascii="Consolas" w:hAnsi="Consolas"/>
+          <w:sz w:val="20"/>
+          <w:szCs w:val="20"/>
         </w:rPr>
         <w:t>Описание</w:t>
       </w:r>
@@ -9358,7 +12591,27 @@
           <w:sz w:val="20"/>
           <w:szCs w:val="20"/>
         </w:rPr>
-        <w:t>ORDER BY o.date DESC</w:t>
+        <w:t xml:space="preserve">ORDER BY </w:t>
+      </w:r>
+      <w:proofErr w:type="spellStart"/>
+      <w:proofErr w:type="gramStart"/>
+      <w:r>
+        <w:rPr>
+          <w:rFonts w:ascii="Consolas" w:hAnsi="Consolas"/>
+          <w:sz w:val="20"/>
+          <w:szCs w:val="20"/>
+        </w:rPr>
+        <w:t>o.date</w:t>
+      </w:r>
+      <w:proofErr w:type="spellEnd"/>
+      <w:proofErr w:type="gramEnd"/>
+      <w:r>
+        <w:rPr>
+          <w:rFonts w:ascii="Consolas" w:hAnsi="Consolas"/>
+          <w:sz w:val="20"/>
+          <w:szCs w:val="20"/>
+        </w:rPr>
+        <w:t xml:space="preserve"> DESC</w:t>
       </w:r>
     </w:p>
     <w:p>
@@ -9372,9 +12625,9 @@
           <w:lang w:eastAsia="ru-RU"/>
         </w:rPr>
         <w:drawing>
-          <wp:inline distT="0" distB="0" distL="0" distR="0" wp14:anchorId="1F450116" wp14:editId="7EFBB890">
-            <wp:extent cx="3154048" cy="672257"/>
-            <wp:effectExtent l="0" t="0" r="0" b="0"/>
+          <wp:inline distT="0" distB="0" distL="0" distR="0" wp14:anchorId="1F450116" wp14:editId="6E382D6F">
+            <wp:extent cx="2656745" cy="566261"/>
+            <wp:effectExtent l="0" t="0" r="0" b="5715"/>
             <wp:docPr id="1959066834" name="Рисунок 1959066834"/>
             <wp:cNvGraphicFramePr>
               <a:graphicFrameLocks xmlns:a="http://schemas.openxmlformats.org/drawingml/2006/main" noChangeAspect="1"/>
@@ -9404,7 +12657,7 @@
                   <pic:spPr bwMode="auto">
                     <a:xfrm>
                       <a:off x="0" y="0"/>
-                      <a:ext cx="3294791" cy="702255"/>
+                      <a:ext cx="2828884" cy="602951"/>
                     </a:xfrm>
                     <a:prstGeom prst="rect">
                       <a:avLst/>
@@ -9539,7 +12792,27 @@
           <w:sz w:val="20"/>
           <w:szCs w:val="20"/>
         </w:rPr>
-        <w:t>CREATE (b:Buyer {</w:t>
+        <w:t>CREATE (</w:t>
+      </w:r>
+      <w:proofErr w:type="spellStart"/>
+      <w:proofErr w:type="gramStart"/>
+      <w:r>
+        <w:rPr>
+          <w:rFonts w:ascii="Consolas" w:hAnsi="Consolas"/>
+          <w:sz w:val="20"/>
+          <w:szCs w:val="20"/>
+        </w:rPr>
+        <w:t>b:Buyer</w:t>
+      </w:r>
+      <w:proofErr w:type="spellEnd"/>
+      <w:proofErr w:type="gramEnd"/>
+      <w:r>
+        <w:rPr>
+          <w:rFonts w:ascii="Consolas" w:hAnsi="Consolas"/>
+          <w:sz w:val="20"/>
+          <w:szCs w:val="20"/>
+        </w:rPr>
+        <w:t xml:space="preserve"> {</w:t>
       </w:r>
     </w:p>
     <w:p>
@@ -9558,7 +12831,25 @@
           <w:sz w:val="20"/>
           <w:szCs w:val="20"/>
         </w:rPr>
-        <w:t xml:space="preserve">  id: 11,</w:t>
+        <w:t xml:space="preserve">  </w:t>
+      </w:r>
+      <w:proofErr w:type="spellStart"/>
+      <w:r>
+        <w:rPr>
+          <w:rFonts w:ascii="Consolas" w:hAnsi="Consolas"/>
+          <w:sz w:val="20"/>
+          <w:szCs w:val="20"/>
+        </w:rPr>
+        <w:t>id</w:t>
+      </w:r>
+      <w:proofErr w:type="spellEnd"/>
+      <w:r>
+        <w:rPr>
+          <w:rFonts w:ascii="Consolas" w:hAnsi="Consolas"/>
+          <w:sz w:val="20"/>
+          <w:szCs w:val="20"/>
+        </w:rPr>
+        <w:t>: 11,</w:t>
       </w:r>
     </w:p>
     <w:p>
@@ -9577,7 +12868,25 @@
           <w:sz w:val="20"/>
           <w:szCs w:val="20"/>
         </w:rPr>
-        <w:t xml:space="preserve">  name: 'Тестовый Покупатель',</w:t>
+        <w:t xml:space="preserve">  </w:t>
+      </w:r>
+      <w:proofErr w:type="spellStart"/>
+      <w:r>
+        <w:rPr>
+          <w:rFonts w:ascii="Consolas" w:hAnsi="Consolas"/>
+          <w:sz w:val="20"/>
+          <w:szCs w:val="20"/>
+        </w:rPr>
+        <w:t>name</w:t>
+      </w:r>
+      <w:proofErr w:type="spellEnd"/>
+      <w:r>
+        <w:rPr>
+          <w:rFonts w:ascii="Consolas" w:hAnsi="Consolas"/>
+          <w:sz w:val="20"/>
+          <w:szCs w:val="20"/>
+        </w:rPr>
+        <w:t>: 'Тестовый Покупатель',</w:t>
       </w:r>
     </w:p>
     <w:p>
@@ -9771,9 +13080,9 @@
           <w:lang w:eastAsia="ru-RU"/>
         </w:rPr>
         <w:drawing>
-          <wp:inline distT="0" distB="0" distL="0" distR="0" wp14:anchorId="3A44AAC3" wp14:editId="44FA71AC">
-            <wp:extent cx="3138018" cy="538089"/>
-            <wp:effectExtent l="0" t="0" r="5715" b="0"/>
+          <wp:inline distT="0" distB="0" distL="0" distR="0" wp14:anchorId="3A44AAC3" wp14:editId="628B8DEA">
+            <wp:extent cx="3555055" cy="609600"/>
+            <wp:effectExtent l="0" t="0" r="7620" b="0"/>
             <wp:docPr id="63" name="Рисунок 63"/>
             <wp:cNvGraphicFramePr>
               <a:graphicFrameLocks xmlns:a="http://schemas.openxmlformats.org/drawingml/2006/main" noChangeAspect="1"/>
@@ -9803,7 +13112,7 @@
                   <pic:spPr bwMode="auto">
                     <a:xfrm>
                       <a:off x="0" y="0"/>
-                      <a:ext cx="3293867" cy="564813"/>
+                      <a:ext cx="3744880" cy="642150"/>
                     </a:xfrm>
                     <a:prstGeom prst="rect">
                       <a:avLst/>
@@ -9948,6 +13257,7 @@
         </w:rPr>
         <w:t xml:space="preserve"> (</w:t>
       </w:r>
+      <w:proofErr w:type="gramStart"/>
       <w:r>
         <w:rPr>
           <w:rFonts w:ascii="Consolas" w:hAnsi="Consolas"/>
@@ -9974,6 +13284,7 @@
         </w:rPr>
         <w:t>Buyer</w:t>
       </w:r>
+      <w:proofErr w:type="gramEnd"/>
       <w:r>
         <w:rPr>
           <w:rFonts w:ascii="Consolas" w:hAnsi="Consolas"/>
@@ -10048,9 +13359,9 @@
           <w:lang w:eastAsia="ru-RU"/>
         </w:rPr>
         <w:drawing>
-          <wp:inline distT="0" distB="0" distL="0" distR="0" wp14:anchorId="5AD41662" wp14:editId="6BB1BC25">
-            <wp:extent cx="2141220" cy="429566"/>
-            <wp:effectExtent l="0" t="0" r="0" b="8890"/>
+          <wp:inline distT="0" distB="0" distL="0" distR="0" wp14:anchorId="5AD41662" wp14:editId="105D8FF3">
+            <wp:extent cx="2354928" cy="472440"/>
+            <wp:effectExtent l="0" t="0" r="7620" b="3810"/>
             <wp:docPr id="961747009" name="Рисунок 961747009"/>
             <wp:cNvGraphicFramePr>
               <a:graphicFrameLocks xmlns:a="http://schemas.openxmlformats.org/drawingml/2006/main" noChangeAspect="1"/>
@@ -10080,7 +13391,7 @@
                   <pic:spPr bwMode="auto">
                     <a:xfrm>
                       <a:off x="0" y="0"/>
-                      <a:ext cx="2201502" cy="441660"/>
+                      <a:ext cx="2432856" cy="488074"/>
                     </a:xfrm>
                     <a:prstGeom prst="rect">
                       <a:avLst/>
@@ -10248,7 +13559,49 @@
           <w:szCs w:val="20"/>
           <w:lang w:val="en-US"/>
         </w:rPr>
-        <w:t>MATCH (b:Buyer)-[:MAKES_ORDER]-&gt;(o:Order)</w:t>
+        <w:t>MATCH (</w:t>
+      </w:r>
+      <w:proofErr w:type="spellStart"/>
+      <w:proofErr w:type="gramStart"/>
+      <w:r>
+        <w:rPr>
+          <w:rFonts w:ascii="Consolas" w:hAnsi="Consolas"/>
+          <w:sz w:val="20"/>
+          <w:szCs w:val="20"/>
+          <w:lang w:val="en-US"/>
+        </w:rPr>
+        <w:t>b:Buyer</w:t>
+      </w:r>
+      <w:proofErr w:type="spellEnd"/>
+      <w:proofErr w:type="gramEnd"/>
+      <w:r>
+        <w:rPr>
+          <w:rFonts w:ascii="Consolas" w:hAnsi="Consolas"/>
+          <w:sz w:val="20"/>
+          <w:szCs w:val="20"/>
+          <w:lang w:val="en-US"/>
+        </w:rPr>
+        <w:t>)-[:MAKES_ORDER]-&gt;(</w:t>
+      </w:r>
+      <w:proofErr w:type="spellStart"/>
+      <w:r>
+        <w:rPr>
+          <w:rFonts w:ascii="Consolas" w:hAnsi="Consolas"/>
+          <w:sz w:val="20"/>
+          <w:szCs w:val="20"/>
+          <w:lang w:val="en-US"/>
+        </w:rPr>
+        <w:t>o:Order</w:t>
+      </w:r>
+      <w:proofErr w:type="spellEnd"/>
+      <w:r>
+        <w:rPr>
+          <w:rFonts w:ascii="Consolas" w:hAnsi="Consolas"/>
+          <w:sz w:val="20"/>
+          <w:szCs w:val="20"/>
+          <w:lang w:val="en-US"/>
+        </w:rPr>
+        <w:t>)</w:t>
       </w:r>
     </w:p>
     <w:p>
@@ -10270,8 +13623,101 @@
           <w:szCs w:val="20"/>
           <w:lang w:val="en-US"/>
         </w:rPr>
-        <w:t>RETURN b.name AS Покупатель, o.code AS КодЗаказа, o.status AS Статус</w:t>
-      </w:r>
+        <w:t xml:space="preserve">RETURN b.name AS </w:t>
+      </w:r>
+      <w:proofErr w:type="spellStart"/>
+      <w:r>
+        <w:rPr>
+          <w:rFonts w:ascii="Consolas" w:hAnsi="Consolas"/>
+          <w:sz w:val="20"/>
+          <w:szCs w:val="20"/>
+          <w:lang w:val="en-US"/>
+        </w:rPr>
+        <w:t>Покупатель</w:t>
+      </w:r>
+      <w:proofErr w:type="spellEnd"/>
+      <w:r>
+        <w:rPr>
+          <w:rFonts w:ascii="Consolas" w:hAnsi="Consolas"/>
+          <w:sz w:val="20"/>
+          <w:szCs w:val="20"/>
+          <w:lang w:val="en-US"/>
+        </w:rPr>
+        <w:t xml:space="preserve">, </w:t>
+      </w:r>
+      <w:proofErr w:type="spellStart"/>
+      <w:proofErr w:type="gramStart"/>
+      <w:r>
+        <w:rPr>
+          <w:rFonts w:ascii="Consolas" w:hAnsi="Consolas"/>
+          <w:sz w:val="20"/>
+          <w:szCs w:val="20"/>
+          <w:lang w:val="en-US"/>
+        </w:rPr>
+        <w:t>o.code</w:t>
+      </w:r>
+      <w:proofErr w:type="spellEnd"/>
+      <w:proofErr w:type="gramEnd"/>
+      <w:r>
+        <w:rPr>
+          <w:rFonts w:ascii="Consolas" w:hAnsi="Consolas"/>
+          <w:sz w:val="20"/>
+          <w:szCs w:val="20"/>
+          <w:lang w:val="en-US"/>
+        </w:rPr>
+        <w:t xml:space="preserve"> AS </w:t>
+      </w:r>
+      <w:proofErr w:type="spellStart"/>
+      <w:r>
+        <w:rPr>
+          <w:rFonts w:ascii="Consolas" w:hAnsi="Consolas"/>
+          <w:sz w:val="20"/>
+          <w:szCs w:val="20"/>
+          <w:lang w:val="en-US"/>
+        </w:rPr>
+        <w:t>КодЗаказа</w:t>
+      </w:r>
+      <w:proofErr w:type="spellEnd"/>
+      <w:r>
+        <w:rPr>
+          <w:rFonts w:ascii="Consolas" w:hAnsi="Consolas"/>
+          <w:sz w:val="20"/>
+          <w:szCs w:val="20"/>
+          <w:lang w:val="en-US"/>
+        </w:rPr>
+        <w:t xml:space="preserve">, </w:t>
+      </w:r>
+      <w:proofErr w:type="spellStart"/>
+      <w:r>
+        <w:rPr>
+          <w:rFonts w:ascii="Consolas" w:hAnsi="Consolas"/>
+          <w:sz w:val="20"/>
+          <w:szCs w:val="20"/>
+          <w:lang w:val="en-US"/>
+        </w:rPr>
+        <w:t>o.status</w:t>
+      </w:r>
+      <w:proofErr w:type="spellEnd"/>
+      <w:r>
+        <w:rPr>
+          <w:rFonts w:ascii="Consolas" w:hAnsi="Consolas"/>
+          <w:sz w:val="20"/>
+          <w:szCs w:val="20"/>
+          <w:lang w:val="en-US"/>
+        </w:rPr>
+        <w:t xml:space="preserve"> AS </w:t>
+      </w:r>
+      <w:proofErr w:type="spellStart"/>
+      <w:r>
+        <w:rPr>
+          <w:rFonts w:ascii="Consolas" w:hAnsi="Consolas"/>
+          <w:sz w:val="20"/>
+          <w:szCs w:val="20"/>
+          <w:lang w:val="en-US"/>
+        </w:rPr>
+        <w:t>Статус</w:t>
+      </w:r>
+      <w:proofErr w:type="spellEnd"/>
     </w:p>
     <w:p>
       <w:pPr>
@@ -10292,7 +13738,29 @@
           <w:szCs w:val="20"/>
           <w:lang w:val="en-US"/>
         </w:rPr>
-        <w:t>ORDER BY o.date DESC</w:t>
+        <w:t xml:space="preserve">ORDER BY </w:t>
+      </w:r>
+      <w:proofErr w:type="spellStart"/>
+      <w:proofErr w:type="gramStart"/>
+      <w:r>
+        <w:rPr>
+          <w:rFonts w:ascii="Consolas" w:hAnsi="Consolas"/>
+          <w:sz w:val="20"/>
+          <w:szCs w:val="20"/>
+          <w:lang w:val="en-US"/>
+        </w:rPr>
+        <w:t>o.date</w:t>
+      </w:r>
+      <w:proofErr w:type="spellEnd"/>
+      <w:proofErr w:type="gramEnd"/>
+      <w:r>
+        <w:rPr>
+          <w:rFonts w:ascii="Consolas" w:hAnsi="Consolas"/>
+          <w:sz w:val="20"/>
+          <w:szCs w:val="20"/>
+          <w:lang w:val="en-US"/>
+        </w:rPr>
+        <w:t xml:space="preserve"> DESC</w:t>
       </w:r>
     </w:p>
     <w:p>
@@ -10345,6 +13813,7 @@
         </w:rPr>
         <w:t>_</w:t>
       </w:r>
+      <w:proofErr w:type="gramStart"/>
       <w:r>
         <w:rPr>
           <w:rFonts w:ascii="Consolas" w:hAnsi="Consolas"/>
@@ -10362,6 +13831,7 @@
         </w:rPr>
         <w:t>(</w:t>
       </w:r>
+      <w:proofErr w:type="gramEnd"/>
       <w:r>
         <w:rPr>
           <w:rFonts w:ascii="Consolas" w:hAnsi="Consolas"/>
@@ -10391,9 +13861,9 @@
           <w:lang w:eastAsia="ru-RU"/>
         </w:rPr>
         <w:drawing>
-          <wp:inline distT="0" distB="0" distL="0" distR="0" wp14:anchorId="7BB37C12" wp14:editId="59B7AC79">
-            <wp:extent cx="3233910" cy="1668780"/>
-            <wp:effectExtent l="0" t="0" r="5080" b="7620"/>
+          <wp:inline distT="0" distB="0" distL="0" distR="0" wp14:anchorId="7BB37C12" wp14:editId="74269A11">
+            <wp:extent cx="3913179" cy="2019300"/>
+            <wp:effectExtent l="0" t="0" r="0" b="0"/>
             <wp:docPr id="961747011" name="Рисунок 961747011"/>
             <wp:cNvGraphicFramePr>
               <a:graphicFrameLocks xmlns:a="http://schemas.openxmlformats.org/drawingml/2006/main" noChangeAspect="1"/>
@@ -10423,7 +13893,7 @@
                   <pic:spPr bwMode="auto">
                     <a:xfrm>
                       <a:off x="0" y="0"/>
-                      <a:ext cx="3262151" cy="1683353"/>
+                      <a:ext cx="3971924" cy="2049614"/>
                     </a:xfrm>
                     <a:prstGeom prst="rect">
                       <a:avLst/>
@@ -10526,7 +13996,27 @@
           <w:szCs w:val="24"/>
           <w:lang w:eastAsia="ru-RU"/>
         </w:rPr>
-        <w:t>Отображает изменение суммарной выручки (SUM line_total) по месяцам. Позволяет анализировать динамику продаж во времени и выявлять периоды роста и спада.</w:t>
+        <w:t xml:space="preserve">Отображает изменение суммарной выручки (SUM </w:t>
+      </w:r>
+      <w:proofErr w:type="spellStart"/>
+      <w:r>
+        <w:rPr>
+          <w:rFonts w:ascii="Times New Roman" w:hAnsi="Times New Roman" w:cs="Times New Roman"/>
+          <w:sz w:val="24"/>
+          <w:szCs w:val="24"/>
+          <w:lang w:eastAsia="ru-RU"/>
+        </w:rPr>
+        <w:t>line_total</w:t>
+      </w:r>
+      <w:proofErr w:type="spellEnd"/>
+      <w:r>
+        <w:rPr>
+          <w:rFonts w:ascii="Times New Roman" w:hAnsi="Times New Roman" w:cs="Times New Roman"/>
+          <w:sz w:val="24"/>
+          <w:szCs w:val="24"/>
+          <w:lang w:eastAsia="ru-RU"/>
+        </w:rPr>
+        <w:t>) по месяцам. Позволяет анализировать динамику продаж во времени и выявлять периоды роста и спада.</w:t>
       </w:r>
     </w:p>
     <w:p>
@@ -10702,7 +14192,7 @@
     </w:p>
     <w:p>
       <w:pPr>
-        <w:spacing w:after="120" w:line="360" w:lineRule="auto"/>
+        <w:spacing w:after="0" w:line="360" w:lineRule="auto"/>
         <w:jc w:val="center"/>
       </w:pPr>
       <w:r>
@@ -10714,20 +14204,97 @@
     </w:p>
     <w:p>
       <w:pPr>
-        <w:spacing w:line="240" w:lineRule="auto"/>
-        <w:ind w:firstLine="709"/>
-        <w:jc w:val="both"/>
-        <w:rPr>
-          <w:rFonts w:ascii="Times New Roman" w:hAnsi="Times New Roman" w:cs="Times New Roman"/>
-          <w:sz w:val="24"/>
-        </w:rPr>
-      </w:pPr>
-      <w:r>
-        <w:rPr>
-          <w:rFonts w:ascii="Times New Roman" w:hAnsi="Times New Roman" w:cs="Times New Roman"/>
-          <w:sz w:val="24"/>
-        </w:rPr>
-        <w:t>Был создан дашборд с названием «Аналитика склада — система управления заказами», в котором размещены подготовленные визуализации. Чарты расположены в логическом порядке: в верхней части — заголовок, описание датасета и фильтры; ниже — основные чарты; в нижней части — детальная таблица расчётов.</w:t>
+        <w:spacing w:after="0" w:line="240" w:lineRule="auto"/>
+        <w:ind w:firstLine="709"/>
+        <w:jc w:val="both"/>
+        <w:rPr>
+          <w:rFonts w:ascii="Times New Roman" w:eastAsia="Times New Roman" w:hAnsi="Times New Roman" w:cs="Times New Roman"/>
+          <w:sz w:val="24"/>
+          <w:szCs w:val="24"/>
+          <w:lang w:eastAsia="ru-RU"/>
+        </w:rPr>
+      </w:pPr>
+      <w:r>
+        <w:rPr>
+          <w:rFonts w:ascii="Times New Roman" w:eastAsia="Times New Roman" w:hAnsi="Times New Roman" w:cs="Times New Roman"/>
+          <w:sz w:val="24"/>
+          <w:szCs w:val="24"/>
+          <w:lang w:eastAsia="ru-RU"/>
+        </w:rPr>
+        <w:t xml:space="preserve">Был создан </w:t>
+      </w:r>
+      <w:proofErr w:type="spellStart"/>
+      <w:r>
+        <w:rPr>
+          <w:rFonts w:ascii="Times New Roman" w:eastAsia="Times New Roman" w:hAnsi="Times New Roman" w:cs="Times New Roman"/>
+          <w:sz w:val="24"/>
+          <w:szCs w:val="24"/>
+          <w:lang w:eastAsia="ru-RU"/>
+        </w:rPr>
+        <w:t>дашборд</w:t>
+      </w:r>
+      <w:proofErr w:type="spellEnd"/>
+      <w:r>
+        <w:rPr>
+          <w:rFonts w:ascii="Times New Roman" w:eastAsia="Times New Roman" w:hAnsi="Times New Roman" w:cs="Times New Roman"/>
+          <w:sz w:val="24"/>
+          <w:szCs w:val="24"/>
+          <w:lang w:eastAsia="ru-RU"/>
+        </w:rPr>
+        <w:t xml:space="preserve"> с названием «Аналитика склада — система управления заказами», в котором размещены подготовленные визуализации. Чарты расположены в логическом порядке: в верхней части — заголовок, описание </w:t>
+      </w:r>
+      <w:proofErr w:type="spellStart"/>
+      <w:r>
+        <w:rPr>
+          <w:rFonts w:ascii="Times New Roman" w:eastAsia="Times New Roman" w:hAnsi="Times New Roman" w:cs="Times New Roman"/>
+          <w:sz w:val="24"/>
+          <w:szCs w:val="24"/>
+          <w:lang w:eastAsia="ru-RU"/>
+        </w:rPr>
+        <w:t>датасета</w:t>
+      </w:r>
+      <w:proofErr w:type="spellEnd"/>
+      <w:r>
+        <w:rPr>
+          <w:rFonts w:ascii="Times New Roman" w:eastAsia="Times New Roman" w:hAnsi="Times New Roman" w:cs="Times New Roman"/>
+          <w:sz w:val="24"/>
+          <w:szCs w:val="24"/>
+          <w:lang w:eastAsia="ru-RU"/>
+        </w:rPr>
+        <w:t xml:space="preserve"> и фильтры; ниже — основные чарты; в нижней части — детальная таблица расчётов.</w:t>
+      </w:r>
+    </w:p>
+    <w:p>
+      <w:pPr>
+        <w:spacing w:after="0" w:line="240" w:lineRule="auto"/>
+        <w:ind w:firstLine="709"/>
+        <w:jc w:val="both"/>
+        <w:rPr>
+          <w:rFonts w:ascii="Times New Roman" w:eastAsia="Times New Roman" w:hAnsi="Times New Roman" w:cs="Times New Roman"/>
+          <w:sz w:val="24"/>
+          <w:szCs w:val="24"/>
+          <w:lang w:eastAsia="ru-RU"/>
+        </w:rPr>
+      </w:pPr>
+      <w:proofErr w:type="spellStart"/>
+      <w:r>
+        <w:rPr>
+          <w:rFonts w:ascii="Times New Roman" w:eastAsia="Times New Roman" w:hAnsi="Times New Roman" w:cs="Times New Roman"/>
+          <w:sz w:val="24"/>
+          <w:szCs w:val="24"/>
+          <w:lang w:eastAsia="ru-RU"/>
+        </w:rPr>
+        <w:t>Дашборд</w:t>
+      </w:r>
+      <w:proofErr w:type="spellEnd"/>
+      <w:r>
+        <w:rPr>
+          <w:rFonts w:ascii="Times New Roman" w:eastAsia="Times New Roman" w:hAnsi="Times New Roman" w:cs="Times New Roman"/>
+          <w:sz w:val="24"/>
+          <w:szCs w:val="24"/>
+          <w:lang w:eastAsia="ru-RU"/>
+        </w:rPr>
+        <w:t xml:space="preserve"> охватывает полный цикл аналитики: от общей динамики продаж до детализации по каждому заказу. Фильтры по дате, складу и статусу позволяют гибко сегментировать данные в режиме реального времени. Визуализации выручки по категориям помогают быстро выявлять наиболее прибыльные направления и отслеживать их вклад в общий результат. Детальная таблица в нижней части служит источником для углублённого анализа и верификации агрегированных показателей.</w:t>
       </w:r>
     </w:p>
     <w:p>
@@ -10800,7 +14367,21 @@
         <w:rPr>
           <w:rFonts w:ascii="Times New Roman" w:hAnsi="Times New Roman" w:cs="Times New Roman"/>
         </w:rPr>
-        <w:t>. «Дашборд»</w:t>
+        <w:t>. «</w:t>
+      </w:r>
+      <w:proofErr w:type="spellStart"/>
+      <w:r>
+        <w:rPr>
+          <w:rFonts w:ascii="Times New Roman" w:hAnsi="Times New Roman" w:cs="Times New Roman"/>
+        </w:rPr>
+        <w:t>Дашборд</w:t>
+      </w:r>
+      <w:proofErr w:type="spellEnd"/>
+      <w:r>
+        <w:rPr>
+          <w:rFonts w:ascii="Times New Roman" w:hAnsi="Times New Roman" w:cs="Times New Roman"/>
+        </w:rPr>
+        <w:t>»</w:t>
       </w:r>
     </w:p>
     <w:p>
@@ -10839,7 +14420,25 @@
           <w:bCs/>
           <w:sz w:val="24"/>
         </w:rPr>
-        <w:t>Поле: value_category — категория значения</w:t>
+        <w:t xml:space="preserve">Поле: </w:t>
+      </w:r>
+      <w:proofErr w:type="spellStart"/>
+      <w:r>
+        <w:rPr>
+          <w:rFonts w:ascii="Times New Roman" w:hAnsi="Times New Roman" w:cs="Times New Roman"/>
+          <w:bCs/>
+          <w:sz w:val="24"/>
+        </w:rPr>
+        <w:t>value_category</w:t>
+      </w:r>
+      <w:proofErr w:type="spellEnd"/>
+      <w:r>
+        <w:rPr>
+          <w:rFonts w:ascii="Times New Roman" w:hAnsi="Times New Roman" w:cs="Times New Roman"/>
+          <w:bCs/>
+          <w:sz w:val="24"/>
+        </w:rPr>
+        <w:t xml:space="preserve"> — категория значения</w:t>
       </w:r>
     </w:p>
     <w:p>
@@ -13657,7 +17256,7 @@
 </file>
 
 <file path=customXml/itemProps1.xml><?xml version="1.0" encoding="utf-8"?>
-<ds:datastoreItem xmlns:ds="http://schemas.openxmlformats.org/officeDocument/2006/customXml" ds:itemID="{01C2F160-76B3-43DF-B47E-400F6F48BAC5}">
+<ds:datastoreItem xmlns:ds="http://schemas.openxmlformats.org/officeDocument/2006/customXml" ds:itemID="{B20037DD-12B1-418B-B496-76040D37DDC9}">
   <ds:schemaRefs>
     <ds:schemaRef ds:uri="http://schemas.openxmlformats.org/officeDocument/2006/bibliography"/>
   </ds:schemaRefs>
